--- a/notes/Spring_2026/DATA740/Week10/docx/DATA740_week10_notes.docx
+++ b/notes/Spring_2026/DATA740/Week10/docx/DATA740_week10_notes.docx
@@ -78,6 +78,9 @@
               </w:rPr>
             </w:pPr>
             <w:r>
+              <w:t xml:space="preserve">Instructor Assigned </w:t>
+            </w:r>
+            <w:r>
               <w:t>Readings</w:t>
             </w:r>
           </w:p>
@@ -117,6 +120,7 @@
               <w:tabs>
                 <w:tab w:val="num" w:pos="720"/>
               </w:tabs>
+              <w:spacing w:line="276" w:lineRule="auto"/>
               <w:rPr>
                 <w:color w:val="595959" w:themeColor="text1" w:themeTint="A6"/>
               </w:rPr>
@@ -133,6 +137,7 @@
               <w:tabs>
                 <w:tab w:val="num" w:pos="720"/>
               </w:tabs>
+              <w:spacing w:line="276" w:lineRule="auto"/>
               <w:rPr>
                 <w:b w:val="0"/>
                 <w:bCs w:val="0"/>
@@ -232,6 +237,7 @@
               <w:tabs>
                 <w:tab w:val="num" w:pos="720"/>
               </w:tabs>
+              <w:spacing w:line="276" w:lineRule="auto"/>
               <w:rPr>
                 <w:b w:val="0"/>
                 <w:bCs w:val="0"/>
@@ -251,21 +257,26 @@
           </w:p>
           <w:p>
             <w:pPr>
-              <w:rPr>
-                <w:b w:val="0"/>
-                <w:bCs w:val="0"/>
-              </w:rPr>
-            </w:pPr>
-          </w:p>
-          <w:p>
-            <w:pPr>
-              <w:rPr>
-                <w:b w:val="0"/>
-                <w:bCs w:val="0"/>
-              </w:rPr>
-            </w:pPr>
-          </w:p>
-          <w:p>
+              <w:spacing w:line="276" w:lineRule="auto"/>
+              <w:rPr>
+                <w:b w:val="0"/>
+                <w:bCs w:val="0"/>
+              </w:rPr>
+            </w:pPr>
+          </w:p>
+          <w:p>
+            <w:pPr>
+              <w:spacing w:line="276" w:lineRule="auto"/>
+              <w:rPr>
+                <w:b w:val="0"/>
+                <w:bCs w:val="0"/>
+              </w:rPr>
+            </w:pPr>
+          </w:p>
+          <w:p>
+            <w:pPr>
+              <w:spacing w:line="276" w:lineRule="auto"/>
+            </w:pPr>
             <w:r>
               <w:rPr>
                 <w:color w:val="595959" w:themeColor="text1" w:themeTint="A6"/>
@@ -284,6 +295,9 @@
             </w:r>
           </w:p>
           <w:p>
+            <w:pPr>
+              <w:spacing w:line="276" w:lineRule="auto"/>
+            </w:pPr>
             <w:hyperlink r:id="rId12" w:history="1">
               <w:r>
                 <w:rPr>
@@ -323,6 +337,9 @@
             </w:hyperlink>
           </w:p>
           <w:p>
+            <w:pPr>
+              <w:spacing w:line="276" w:lineRule="auto"/>
+            </w:pPr>
             <w:r>
               <w:rPr>
                 <w:b w:val="0"/>
@@ -351,6 +368,7 @@
               <w:tabs>
                 <w:tab w:val="num" w:pos="720"/>
               </w:tabs>
+              <w:spacing w:line="276" w:lineRule="auto"/>
               <w:rPr>
                 <w:color w:val="595959" w:themeColor="text1" w:themeTint="A6"/>
               </w:rPr>
@@ -1184,6 +1202,7 @@
               <w:cnfStyle w:val="000000000000" w:firstRow="0" w:lastRow="0" w:firstColumn="0" w:lastColumn="0" w:oddVBand="0" w:evenVBand="0" w:oddHBand="0" w:evenHBand="0" w:firstRowFirstColumn="0" w:firstRowLastColumn="0" w:lastRowFirstColumn="0" w:lastRowLastColumn="0"/>
             </w:pPr>
             <w:r>
+              <w:lastRenderedPageBreak/>
               <w:t xml:space="preserve">AI technologies may </w:t>
             </w:r>
             <w:r>
@@ -2552,6 +2571,7 @@
                 <w:b/>
                 <w:bCs/>
               </w:rPr>
+              <w:lastRenderedPageBreak/>
               <w:t>speed</w:t>
             </w:r>
             <w:r>
@@ -2577,7 +2597,6 @@
                 <w:bCs/>
                 <w:color w:val="A02B93" w:themeColor="accent5"/>
               </w:rPr>
-              <w:lastRenderedPageBreak/>
               <w:t>help</w:t>
             </w:r>
             <w:r>
@@ -3768,6 +3787,7 @@
               <w:cnfStyle w:val="000000000000" w:firstRow="0" w:lastRow="0" w:firstColumn="0" w:lastColumn="0" w:oddVBand="0" w:evenVBand="0" w:oddHBand="0" w:evenHBand="0" w:firstRowFirstColumn="0" w:firstRowLastColumn="0" w:lastRowFirstColumn="0" w:lastRowLastColumn="0"/>
             </w:pPr>
             <w:r>
+              <w:lastRenderedPageBreak/>
               <w:t>AI handles</w:t>
             </w:r>
           </w:p>
@@ -3788,7 +3808,6 @@
               <w:rPr>
                 <w:color w:val="A02B93" w:themeColor="accent5"/>
               </w:rPr>
-              <w:lastRenderedPageBreak/>
               <w:t xml:space="preserve">routine </w:t>
             </w:r>
             <w:r>
@@ -4827,6 +4846,9 @@
       </w:tr>
     </w:tbl>
     <w:p>
+      <w:pPr>
+        <w:spacing w:line="276" w:lineRule="auto"/>
+      </w:pPr>
       <w:r>
         <w:rPr>
           <w:b/>
@@ -5715,6 +5737,9 @@
       </w:tr>
     </w:tbl>
     <w:p>
+      <w:pPr>
+        <w:spacing w:line="276" w:lineRule="auto"/>
+      </w:pPr>
       <w:r>
         <w:rPr>
           <w:b/>
@@ -8250,9 +8275,5213 @@
         </w:tc>
       </w:tr>
     </w:tbl>
-    <w:p/>
+    <w:p>
+      <w:pPr>
+        <w:spacing w:line="276" w:lineRule="auto"/>
+      </w:pPr>
+      <w:r>
+        <w:rPr>
+          <w:b/>
+          <w:bCs/>
+        </w:rPr>
+        <w:br w:type="page"/>
+      </w:r>
+    </w:p>
+    <w:tbl>
+      <w:tblPr>
+        <w:tblStyle w:val="GridTable1Light-Accent1"/>
+        <w:tblW w:w="9825" w:type="dxa"/>
+        <w:tblCellMar>
+          <w:top w:w="29" w:type="dxa"/>
+          <w:bottom w:w="29" w:type="dxa"/>
+        </w:tblCellMar>
+        <w:tblLook w:val="04A0" w:firstRow="1" w:lastRow="0" w:firstColumn="1" w:lastColumn="0" w:noHBand="0" w:noVBand="1"/>
+      </w:tblPr>
+      <w:tblGrid>
+        <w:gridCol w:w="9825"/>
+      </w:tblGrid>
+      <w:tr>
+        <w:trPr>
+          <w:cnfStyle w:val="100000000000" w:firstRow="1" w:lastRow="0" w:firstColumn="0" w:lastColumn="0" w:oddVBand="0" w:evenVBand="0" w:oddHBand="0" w:evenHBand="0" w:firstRowFirstColumn="0" w:firstRowLastColumn="0" w:lastRowFirstColumn="0" w:lastRowLastColumn="0"/>
+          <w:trHeight w:val="323"/>
+        </w:trPr>
+        <w:tc>
+          <w:tcPr>
+            <w:cnfStyle w:val="001000000000" w:firstRow="0" w:lastRow="0" w:firstColumn="1" w:lastColumn="0" w:oddVBand="0" w:evenVBand="0" w:oddHBand="0" w:evenHBand="0" w:firstRowFirstColumn="0" w:firstRowLastColumn="0" w:lastRowFirstColumn="0" w:lastRowLastColumn="0"/>
+            <w:tcW w:w="9825" w:type="dxa"/>
+            <w:shd w:val="clear" w:color="auto" w:fill="A5C9EB" w:themeFill="text2" w:themeFillTint="40"/>
+          </w:tcPr>
+          <w:p>
+            <w:pPr>
+              <w:tabs>
+                <w:tab w:val="right" w:pos="9229"/>
+              </w:tabs>
+              <w:spacing w:line="276" w:lineRule="auto"/>
+            </w:pPr>
+            <w:r>
+              <w:lastRenderedPageBreak/>
+              <w:t>Student Leadership Group  Assigned Materials</w:t>
+            </w:r>
+          </w:p>
+        </w:tc>
+      </w:tr>
+      <w:tr>
+        <w:trPr>
+          <w:trHeight w:val="842"/>
+        </w:trPr>
+        <w:tc>
+          <w:tcPr>
+            <w:cnfStyle w:val="001000000000" w:firstRow="0" w:lastRow="0" w:firstColumn="1" w:lastColumn="0" w:oddVBand="0" w:evenVBand="0" w:oddHBand="0" w:evenHBand="0" w:firstRowFirstColumn="0" w:firstRowLastColumn="0" w:lastRowFirstColumn="0" w:lastRowLastColumn="0"/>
+            <w:tcW w:w="9825" w:type="dxa"/>
+          </w:tcPr>
+          <w:p>
+            <w:pPr>
+              <w:tabs>
+                <w:tab w:val="num" w:pos="720"/>
+              </w:tabs>
+              <w:spacing w:line="276" w:lineRule="auto"/>
+              <w:rPr>
+                <w:b w:val="0"/>
+                <w:bCs w:val="0"/>
+              </w:rPr>
+            </w:pPr>
+            <w:r>
+              <w:t xml:space="preserve">TEDx Talks. (2024, October 21). </w:t>
+            </w:r>
+            <w:r>
+              <w:rPr>
+                <w:i/>
+                <w:iCs/>
+              </w:rPr>
+              <w:t xml:space="preserve">How AI can heal healthcare | Edmund Jackson | </w:t>
+            </w:r>
+            <w:proofErr w:type="spellStart"/>
+            <w:r>
+              <w:rPr>
+                <w:i/>
+                <w:iCs/>
+              </w:rPr>
+              <w:t>TEDxNashville</w:t>
+            </w:r>
+            <w:proofErr w:type="spellEnd"/>
+            <w:r>
+              <w:t xml:space="preserve"> [Video]. YouTube. </w:t>
+            </w:r>
+            <w:hyperlink r:id="rId14" w:history="1">
+              <w:r>
+                <w:rPr>
+                  <w:rStyle w:val="Hyperlink"/>
+                </w:rPr>
+                <w:t>https://www.youtube.com/watch?v=7ZsyYCZB3Nw</w:t>
+              </w:r>
+            </w:hyperlink>
+          </w:p>
+          <w:p>
+            <w:pPr>
+              <w:tabs>
+                <w:tab w:val="num" w:pos="720"/>
+              </w:tabs>
+              <w:spacing w:line="276" w:lineRule="auto"/>
+              <w:rPr>
+                <w:b w:val="0"/>
+                <w:bCs w:val="0"/>
+              </w:rPr>
+            </w:pPr>
+          </w:p>
+          <w:p>
+            <w:pPr>
+              <w:tabs>
+                <w:tab w:val="num" w:pos="720"/>
+              </w:tabs>
+              <w:spacing w:line="276" w:lineRule="auto"/>
+              <w:rPr>
+                <w:b w:val="0"/>
+                <w:bCs w:val="0"/>
+              </w:rPr>
+            </w:pPr>
+            <w:r>
+              <w:t xml:space="preserve">Lakhani, P. (2025, December 22). </w:t>
+            </w:r>
+            <w:r>
+              <w:rPr>
+                <w:i/>
+                <w:iCs/>
+              </w:rPr>
+              <w:t>This is how kids should be learning with AI</w:t>
+            </w:r>
+            <w:r>
+              <w:t xml:space="preserve"> [Video]. TED Talks. </w:t>
+            </w:r>
+            <w:hyperlink r:id="rId15" w:history="1">
+              <w:r>
+                <w:rPr>
+                  <w:rStyle w:val="Hyperlink"/>
+                </w:rPr>
+                <w:t>https://www.ted.com/talks/priya_lakhani_this_is_how_kids_should_be_learning_with_ai</w:t>
+              </w:r>
+            </w:hyperlink>
+          </w:p>
+          <w:p>
+            <w:pPr>
+              <w:tabs>
+                <w:tab w:val="num" w:pos="720"/>
+              </w:tabs>
+              <w:spacing w:line="276" w:lineRule="auto"/>
+            </w:pPr>
+          </w:p>
+          <w:p>
+            <w:pPr>
+              <w:tabs>
+                <w:tab w:val="num" w:pos="720"/>
+              </w:tabs>
+              <w:spacing w:line="276" w:lineRule="auto"/>
+              <w:rPr>
+                <w:b w:val="0"/>
+                <w:bCs w:val="0"/>
+              </w:rPr>
+            </w:pPr>
+            <w:r>
+              <w:t>TED</w:t>
+            </w:r>
+            <w:r>
+              <w:t xml:space="preserve"> Talks</w:t>
+            </w:r>
+            <w:r>
+              <w:t xml:space="preserve">. (2023, May 1). </w:t>
+            </w:r>
+            <w:r>
+              <w:rPr>
+                <w:i/>
+                <w:iCs/>
+              </w:rPr>
+              <w:t xml:space="preserve">How AI Could Save (Not Destroy) Education | Sal Khan | </w:t>
+            </w:r>
+            <w:r>
+              <w:t xml:space="preserve">[Video]. YouTube. </w:t>
+            </w:r>
+            <w:hyperlink r:id="rId16" w:history="1">
+              <w:r>
+                <w:rPr>
+                  <w:rStyle w:val="Hyperlink"/>
+                </w:rPr>
+                <w:t>https://www.youtube.com/watch?v=hJP5GqnTrNo</w:t>
+              </w:r>
+            </w:hyperlink>
+          </w:p>
+          <w:p>
+            <w:pPr>
+              <w:spacing w:after="160" w:line="276" w:lineRule="auto"/>
+              <w:rPr>
+                <w:b w:val="0"/>
+                <w:bCs w:val="0"/>
+              </w:rPr>
+            </w:pPr>
+          </w:p>
+          <w:p>
+            <w:pPr>
+              <w:spacing w:after="160" w:line="276" w:lineRule="auto"/>
+            </w:pPr>
+            <w:r>
+              <w:t xml:space="preserve">Boles, S., &amp; Boles, S. (2025, September 19). </w:t>
+            </w:r>
+            <w:r>
+              <w:rPr>
+                <w:i/>
+                <w:iCs/>
+              </w:rPr>
+              <w:t>How AI could radically change schools by 2050</w:t>
+            </w:r>
+            <w:r>
+              <w:t xml:space="preserve">. Harvard Gazette. </w:t>
+            </w:r>
+            <w:hyperlink r:id="rId17" w:history="1">
+              <w:r>
+                <w:rPr>
+                  <w:rStyle w:val="Hyperlink"/>
+                </w:rPr>
+                <w:t>https://news.harvard.edu/gazette/story/2025/09/how-ai-could-radically-change-schools-by-2050/</w:t>
+              </w:r>
+            </w:hyperlink>
+            <w:r>
+              <w:t xml:space="preserve"> </w:t>
+            </w:r>
+          </w:p>
+          <w:p>
+            <w:pPr>
+              <w:tabs>
+                <w:tab w:val="num" w:pos="720"/>
+              </w:tabs>
+              <w:spacing w:line="276" w:lineRule="auto"/>
+              <w:rPr>
+                <w:b w:val="0"/>
+                <w:bCs w:val="0"/>
+              </w:rPr>
+            </w:pPr>
+          </w:p>
+          <w:p>
+            <w:pPr>
+              <w:tabs>
+                <w:tab w:val="num" w:pos="720"/>
+              </w:tabs>
+              <w:spacing w:line="276" w:lineRule="auto"/>
+              <w:rPr>
+                <w:b w:val="0"/>
+                <w:bCs w:val="0"/>
+              </w:rPr>
+            </w:pPr>
+            <w:r>
+              <w:rPr>
+                <w:i/>
+                <w:iCs/>
+              </w:rPr>
+              <w:t>Knowing the hidden costs of new tech can improve digital strategy</w:t>
+            </w:r>
+            <w:r>
+              <w:t xml:space="preserve">. (2026, March 11). Healthcare IT News. </w:t>
+            </w:r>
+            <w:hyperlink r:id="rId18" w:history="1">
+              <w:r>
+                <w:rPr>
+                  <w:rStyle w:val="Hyperlink"/>
+                </w:rPr>
+                <w:t>https://www.healthcareitnews.com/news/knowing-hidden-costs-new-tech-can-improve-digital-strategy</w:t>
+              </w:r>
+            </w:hyperlink>
+          </w:p>
+          <w:p>
+            <w:pPr>
+              <w:tabs>
+                <w:tab w:val="num" w:pos="720"/>
+              </w:tabs>
+              <w:spacing w:line="276" w:lineRule="auto"/>
+            </w:pPr>
+          </w:p>
+        </w:tc>
+      </w:tr>
+      <w:tr>
+        <w:trPr>
+          <w:trHeight w:val="368"/>
+        </w:trPr>
+        <w:tc>
+          <w:tcPr>
+            <w:cnfStyle w:val="001000000000" w:firstRow="0" w:lastRow="0" w:firstColumn="1" w:lastColumn="0" w:oddVBand="0" w:evenVBand="0" w:oddHBand="0" w:evenHBand="0" w:firstRowFirstColumn="0" w:firstRowLastColumn="0" w:lastRowFirstColumn="0" w:lastRowLastColumn="0"/>
+            <w:tcW w:w="9825" w:type="dxa"/>
+            <w:shd w:val="clear" w:color="auto" w:fill="D9D9D9" w:themeFill="background1" w:themeFillShade="D9"/>
+          </w:tcPr>
+          <w:p>
+            <w:pPr>
+              <w:spacing w:line="276" w:lineRule="auto"/>
+              <w:rPr>
+                <w:b w:val="0"/>
+                <w:bCs w:val="0"/>
+                <w:color w:val="A02B93" w:themeColor="accent5"/>
+              </w:rPr>
+            </w:pPr>
+            <w:r>
+              <w:rPr>
+                <w:b w:val="0"/>
+                <w:bCs w:val="0"/>
+              </w:rPr>
+              <w:t xml:space="preserve">TEDx Talk: </w:t>
+            </w:r>
+            <w:r>
+              <w:t>How AI can heal healthcare</w:t>
+            </w:r>
+          </w:p>
+        </w:tc>
+      </w:tr>
+      <w:tr>
+        <w:trPr>
+          <w:trHeight w:val="368"/>
+        </w:trPr>
+        <w:tc>
+          <w:tcPr>
+            <w:cnfStyle w:val="001000000000" w:firstRow="0" w:lastRow="0" w:firstColumn="1" w:lastColumn="0" w:oddVBand="0" w:evenVBand="0" w:oddHBand="0" w:evenHBand="0" w:firstRowFirstColumn="0" w:firstRowLastColumn="0" w:lastRowFirstColumn="0" w:lastRowLastColumn="0"/>
+            <w:tcW w:w="9825" w:type="dxa"/>
+            <w:shd w:val="clear" w:color="auto" w:fill="F2F2F2" w:themeFill="background1" w:themeFillShade="F2"/>
+          </w:tcPr>
+          <w:p>
+            <w:pPr>
+              <w:pStyle w:val="ListParagraph"/>
+              <w:numPr>
+                <w:ilvl w:val="0"/>
+                <w:numId w:val="3"/>
+              </w:numPr>
+              <w:spacing w:line="276" w:lineRule="auto"/>
+              <w:rPr>
+                <w:b w:val="0"/>
+                <w:bCs w:val="0"/>
+              </w:rPr>
+            </w:pPr>
+            <w:r>
+              <w:t>Jackson’s</w:t>
+            </w:r>
+            <w:r>
+              <w:rPr>
+                <w:b w:val="0"/>
+                <w:bCs w:val="0"/>
+              </w:rPr>
+              <w:t xml:space="preserve"> central </w:t>
+            </w:r>
+            <w:r>
+              <w:t>argument</w:t>
+            </w:r>
+            <w:r>
+              <w:rPr>
+                <w:b w:val="0"/>
+                <w:bCs w:val="0"/>
+              </w:rPr>
+              <w:t xml:space="preserve"> is that </w:t>
+            </w:r>
+            <w:r>
+              <w:t>healthcare</w:t>
+            </w:r>
+            <w:r>
+              <w:rPr>
+                <w:b w:val="0"/>
+                <w:bCs w:val="0"/>
+              </w:rPr>
+              <w:t xml:space="preserve"> is </w:t>
+            </w:r>
+            <w:r>
+              <w:t>not</w:t>
+            </w:r>
+            <w:r>
+              <w:rPr>
+                <w:b w:val="0"/>
+                <w:bCs w:val="0"/>
+              </w:rPr>
+              <w:t xml:space="preserve"> </w:t>
+            </w:r>
+            <w:r>
+              <w:t>failing</w:t>
+            </w:r>
+            <w:r>
+              <w:rPr>
+                <w:b w:val="0"/>
+                <w:bCs w:val="0"/>
+              </w:rPr>
+              <w:t xml:space="preserve"> because people </w:t>
+            </w:r>
+            <w:r>
+              <w:t>do</w:t>
+            </w:r>
+            <w:r>
+              <w:rPr>
+                <w:b w:val="0"/>
+                <w:bCs w:val="0"/>
+              </w:rPr>
+              <w:t xml:space="preserve"> </w:t>
+            </w:r>
+            <w:r>
+              <w:t>not</w:t>
+            </w:r>
+            <w:r>
+              <w:rPr>
+                <w:b w:val="0"/>
+                <w:bCs w:val="0"/>
+              </w:rPr>
+              <w:t xml:space="preserve"> </w:t>
+            </w:r>
+            <w:r>
+              <w:t>care</w:t>
+            </w:r>
+          </w:p>
+          <w:p>
+            <w:pPr>
+              <w:pStyle w:val="ListParagraph"/>
+              <w:numPr>
+                <w:ilvl w:val="0"/>
+                <w:numId w:val="3"/>
+              </w:numPr>
+              <w:spacing w:line="276" w:lineRule="auto"/>
+              <w:rPr>
+                <w:b w:val="0"/>
+                <w:bCs w:val="0"/>
+                <w:color w:val="A02B93" w:themeColor="accent5"/>
+              </w:rPr>
+            </w:pPr>
+            <w:r>
+              <w:rPr>
+                <w:b w:val="0"/>
+                <w:bCs w:val="0"/>
+                <w:color w:val="A02B93" w:themeColor="accent5"/>
+              </w:rPr>
+              <w:t>i</w:t>
+            </w:r>
+            <w:r>
+              <w:rPr>
+                <w:b w:val="0"/>
+                <w:bCs w:val="0"/>
+                <w:color w:val="A02B93" w:themeColor="accent5"/>
+              </w:rPr>
+              <w:t xml:space="preserve">t is </w:t>
+            </w:r>
+            <w:r>
+              <w:rPr>
+                <w:color w:val="A02B93" w:themeColor="accent5"/>
+              </w:rPr>
+              <w:t>failing</w:t>
+            </w:r>
+            <w:r>
+              <w:rPr>
+                <w:b w:val="0"/>
+                <w:bCs w:val="0"/>
+                <w:color w:val="A02B93" w:themeColor="accent5"/>
+              </w:rPr>
+              <w:t xml:space="preserve"> because </w:t>
+            </w:r>
+            <w:r>
+              <w:rPr>
+                <w:color w:val="A02B93" w:themeColor="accent5"/>
+              </w:rPr>
+              <w:t>modern</w:t>
+            </w:r>
+            <w:r>
+              <w:rPr>
+                <w:b w:val="0"/>
+                <w:bCs w:val="0"/>
+                <w:color w:val="A02B93" w:themeColor="accent5"/>
+              </w:rPr>
+              <w:t xml:space="preserve"> </w:t>
+            </w:r>
+            <w:r>
+              <w:rPr>
+                <w:color w:val="A02B93" w:themeColor="accent5"/>
+              </w:rPr>
+              <w:t>healthcare</w:t>
+            </w:r>
+            <w:r>
+              <w:rPr>
+                <w:b w:val="0"/>
+                <w:bCs w:val="0"/>
+                <w:color w:val="A02B93" w:themeColor="accent5"/>
+              </w:rPr>
+              <w:t xml:space="preserve"> is too </w:t>
+            </w:r>
+            <w:r>
+              <w:rPr>
+                <w:color w:val="A02B93" w:themeColor="accent5"/>
+              </w:rPr>
+              <w:t>complex</w:t>
+            </w:r>
+            <w:r>
+              <w:rPr>
+                <w:b w:val="0"/>
+                <w:bCs w:val="0"/>
+                <w:color w:val="A02B93" w:themeColor="accent5"/>
+              </w:rPr>
+              <w:t xml:space="preserve"> for humans to </w:t>
+            </w:r>
+            <w:r>
+              <w:rPr>
+                <w:color w:val="A02B93" w:themeColor="accent5"/>
+              </w:rPr>
+              <w:t>manage</w:t>
+            </w:r>
+            <w:r>
+              <w:rPr>
+                <w:b w:val="0"/>
+                <w:bCs w:val="0"/>
+                <w:color w:val="A02B93" w:themeColor="accent5"/>
+              </w:rPr>
+              <w:t xml:space="preserve"> </w:t>
+            </w:r>
+            <w:r>
+              <w:rPr>
+                <w:color w:val="A02B93" w:themeColor="accent5"/>
+              </w:rPr>
+              <w:t>consistently</w:t>
+            </w:r>
+            <w:r>
+              <w:rPr>
+                <w:b w:val="0"/>
+                <w:bCs w:val="0"/>
+                <w:color w:val="A02B93" w:themeColor="accent5"/>
+              </w:rPr>
+              <w:t xml:space="preserve"> at </w:t>
+            </w:r>
+            <w:r>
+              <w:rPr>
+                <w:color w:val="A02B93" w:themeColor="accent5"/>
+              </w:rPr>
+              <w:t>scale</w:t>
+            </w:r>
+          </w:p>
+          <w:p>
+            <w:pPr>
+              <w:pStyle w:val="ListParagraph"/>
+              <w:numPr>
+                <w:ilvl w:val="0"/>
+                <w:numId w:val="3"/>
+              </w:numPr>
+              <w:spacing w:line="276" w:lineRule="auto"/>
+              <w:rPr>
+                <w:b w:val="0"/>
+                <w:bCs w:val="0"/>
+              </w:rPr>
+            </w:pPr>
+            <w:r>
+              <w:rPr>
+                <w:b w:val="0"/>
+                <w:bCs w:val="0"/>
+              </w:rPr>
+              <w:t>h</w:t>
+            </w:r>
+            <w:r>
+              <w:rPr>
+                <w:b w:val="0"/>
+                <w:bCs w:val="0"/>
+              </w:rPr>
+              <w:t xml:space="preserve">e uses </w:t>
+            </w:r>
+            <w:r>
+              <w:t>sepsis</w:t>
+            </w:r>
+            <w:r>
+              <w:rPr>
+                <w:b w:val="0"/>
+                <w:bCs w:val="0"/>
+              </w:rPr>
+              <w:t xml:space="preserve"> as a major </w:t>
+            </w:r>
+            <w:r>
+              <w:t>exampl</w:t>
+            </w:r>
+            <w:r>
+              <w:t>e</w:t>
+            </w:r>
+          </w:p>
+          <w:p>
+            <w:pPr>
+              <w:pStyle w:val="ListParagraph"/>
+              <w:numPr>
+                <w:ilvl w:val="1"/>
+                <w:numId w:val="3"/>
+              </w:numPr>
+              <w:spacing w:line="276" w:lineRule="auto"/>
+              <w:rPr>
+                <w:b w:val="0"/>
+                <w:bCs w:val="0"/>
+                <w:color w:val="A02B93" w:themeColor="accent5"/>
+              </w:rPr>
+            </w:pPr>
+            <w:r>
+              <w:rPr>
+                <w:b w:val="0"/>
+                <w:bCs w:val="0"/>
+                <w:color w:val="A02B93" w:themeColor="accent5"/>
+              </w:rPr>
+              <w:t xml:space="preserve"> if caught </w:t>
+            </w:r>
+            <w:r>
+              <w:rPr>
+                <w:color w:val="A02B93" w:themeColor="accent5"/>
+              </w:rPr>
+              <w:t>early</w:t>
+            </w:r>
+            <w:r>
+              <w:rPr>
+                <w:b w:val="0"/>
+                <w:bCs w:val="0"/>
+                <w:color w:val="A02B93" w:themeColor="accent5"/>
+              </w:rPr>
+              <w:t xml:space="preserve">, it can often be </w:t>
+            </w:r>
+            <w:r>
+              <w:rPr>
+                <w:color w:val="A02B93" w:themeColor="accent5"/>
+              </w:rPr>
+              <w:t>treated</w:t>
+            </w:r>
+            <w:r>
+              <w:rPr>
+                <w:b w:val="0"/>
+                <w:bCs w:val="0"/>
+                <w:color w:val="A02B93" w:themeColor="accent5"/>
+              </w:rPr>
+              <w:t xml:space="preserve"> </w:t>
+            </w:r>
+            <w:r>
+              <w:rPr>
+                <w:color w:val="A02B93" w:themeColor="accent5"/>
+              </w:rPr>
+              <w:t>cheaply</w:t>
+            </w:r>
+            <w:r>
+              <w:rPr>
+                <w:b w:val="0"/>
+                <w:bCs w:val="0"/>
+                <w:color w:val="A02B93" w:themeColor="accent5"/>
+              </w:rPr>
+              <w:t xml:space="preserve">, but </w:t>
+            </w:r>
+            <w:r>
+              <w:rPr>
+                <w:color w:val="A02B93" w:themeColor="accent5"/>
+              </w:rPr>
+              <w:t>delays</w:t>
+            </w:r>
+            <w:r>
+              <w:rPr>
+                <w:b w:val="0"/>
+                <w:bCs w:val="0"/>
+                <w:color w:val="A02B93" w:themeColor="accent5"/>
+              </w:rPr>
+              <w:t xml:space="preserve"> can be </w:t>
+            </w:r>
+            <w:r>
+              <w:rPr>
+                <w:color w:val="A02B93" w:themeColor="accent5"/>
+              </w:rPr>
+              <w:t>deadly</w:t>
+            </w:r>
+          </w:p>
+          <w:p>
+            <w:pPr>
+              <w:pStyle w:val="ListParagraph"/>
+              <w:numPr>
+                <w:ilvl w:val="0"/>
+                <w:numId w:val="3"/>
+              </w:numPr>
+              <w:spacing w:line="276" w:lineRule="auto"/>
+              <w:rPr>
+                <w:b w:val="0"/>
+                <w:bCs w:val="0"/>
+              </w:rPr>
+            </w:pPr>
+            <w:r>
+              <w:rPr>
+                <w:b w:val="0"/>
+                <w:bCs w:val="0"/>
+              </w:rPr>
+              <w:t>h</w:t>
+            </w:r>
+            <w:r>
+              <w:rPr>
+                <w:b w:val="0"/>
+                <w:bCs w:val="0"/>
+              </w:rPr>
+              <w:t xml:space="preserve">e </w:t>
+            </w:r>
+            <w:r>
+              <w:t>connects</w:t>
+            </w:r>
+            <w:r>
+              <w:rPr>
+                <w:b w:val="0"/>
+                <w:bCs w:val="0"/>
+              </w:rPr>
+              <w:t xml:space="preserve"> this to personal </w:t>
+            </w:r>
+            <w:r>
+              <w:t>experience</w:t>
+            </w:r>
+            <w:r>
+              <w:rPr>
+                <w:b w:val="0"/>
+                <w:bCs w:val="0"/>
+              </w:rPr>
+              <w:t xml:space="preserve">, saying </w:t>
+            </w:r>
+            <w:r>
+              <w:t>sepsis</w:t>
+            </w:r>
+            <w:r>
+              <w:rPr>
+                <w:b w:val="0"/>
+                <w:bCs w:val="0"/>
+              </w:rPr>
+              <w:t xml:space="preserve"> killed his </w:t>
+            </w:r>
+            <w:r>
+              <w:t>father</w:t>
+            </w:r>
+            <w:r>
+              <w:rPr>
+                <w:b w:val="0"/>
+                <w:bCs w:val="0"/>
+              </w:rPr>
+              <w:t xml:space="preserve">, which </w:t>
+            </w:r>
+            <w:r>
+              <w:t>shaped</w:t>
+            </w:r>
+            <w:r>
+              <w:rPr>
+                <w:b w:val="0"/>
+                <w:bCs w:val="0"/>
+              </w:rPr>
+              <w:t xml:space="preserve"> his </w:t>
+            </w:r>
+            <w:r>
+              <w:t>mission</w:t>
+            </w:r>
+          </w:p>
+          <w:p>
+            <w:pPr>
+              <w:pStyle w:val="ListParagraph"/>
+              <w:numPr>
+                <w:ilvl w:val="0"/>
+                <w:numId w:val="3"/>
+              </w:numPr>
+              <w:spacing w:line="276" w:lineRule="auto"/>
+              <w:rPr>
+                <w:b w:val="0"/>
+                <w:bCs w:val="0"/>
+                <w:color w:val="A02B93" w:themeColor="accent5"/>
+              </w:rPr>
+            </w:pPr>
+            <w:r>
+              <w:rPr>
+                <w:b w:val="0"/>
+                <w:bCs w:val="0"/>
+                <w:color w:val="A02B93" w:themeColor="accent5"/>
+              </w:rPr>
+              <w:t>h</w:t>
+            </w:r>
+            <w:r>
+              <w:rPr>
+                <w:b w:val="0"/>
+                <w:bCs w:val="0"/>
+                <w:color w:val="A02B93" w:themeColor="accent5"/>
+              </w:rPr>
+              <w:t xml:space="preserve">e </w:t>
+            </w:r>
+            <w:r>
+              <w:rPr>
+                <w:color w:val="A02B93" w:themeColor="accent5"/>
+              </w:rPr>
+              <w:t>describes</w:t>
+            </w:r>
+            <w:r>
+              <w:rPr>
+                <w:b w:val="0"/>
+                <w:bCs w:val="0"/>
+                <w:color w:val="A02B93" w:themeColor="accent5"/>
+              </w:rPr>
+              <w:t xml:space="preserve"> </w:t>
+            </w:r>
+            <w:r>
+              <w:rPr>
+                <w:color w:val="A02B93" w:themeColor="accent5"/>
+              </w:rPr>
+              <w:t>AI</w:t>
+            </w:r>
+            <w:r>
+              <w:rPr>
+                <w:b w:val="0"/>
+                <w:bCs w:val="0"/>
+                <w:color w:val="A02B93" w:themeColor="accent5"/>
+              </w:rPr>
+              <w:t xml:space="preserve"> as something that can “</w:t>
+            </w:r>
+            <w:r>
+              <w:rPr>
+                <w:color w:val="A02B93" w:themeColor="accent5"/>
+              </w:rPr>
+              <w:t>wrap</w:t>
+            </w:r>
+            <w:r>
+              <w:rPr>
+                <w:b w:val="0"/>
+                <w:bCs w:val="0"/>
+                <w:color w:val="A02B93" w:themeColor="accent5"/>
+              </w:rPr>
+              <w:t xml:space="preserve">” healthcare </w:t>
+            </w:r>
+            <w:r>
+              <w:rPr>
+                <w:color w:val="A02B93" w:themeColor="accent5"/>
+              </w:rPr>
+              <w:t>systems</w:t>
+            </w:r>
+            <w:r>
+              <w:rPr>
+                <w:b w:val="0"/>
+                <w:bCs w:val="0"/>
+                <w:color w:val="A02B93" w:themeColor="accent5"/>
+              </w:rPr>
+              <w:t xml:space="preserve"> by </w:t>
+            </w:r>
+            <w:r>
+              <w:rPr>
+                <w:color w:val="A02B93" w:themeColor="accent5"/>
+              </w:rPr>
+              <w:t>tracking</w:t>
+            </w:r>
+            <w:r>
+              <w:rPr>
+                <w:b w:val="0"/>
+                <w:bCs w:val="0"/>
+                <w:color w:val="A02B93" w:themeColor="accent5"/>
+              </w:rPr>
+              <w:t xml:space="preserve"> patient </w:t>
+            </w:r>
+            <w:r>
+              <w:rPr>
+                <w:color w:val="A02B93" w:themeColor="accent5"/>
+              </w:rPr>
+              <w:t>status</w:t>
+            </w:r>
+            <w:r>
+              <w:rPr>
+                <w:b w:val="0"/>
+                <w:bCs w:val="0"/>
+                <w:color w:val="A02B93" w:themeColor="accent5"/>
+              </w:rPr>
+              <w:t xml:space="preserve">, spotting </w:t>
+            </w:r>
+            <w:r>
+              <w:rPr>
+                <w:color w:val="A02B93" w:themeColor="accent5"/>
+              </w:rPr>
+              <w:t>patterns</w:t>
+            </w:r>
+            <w:r>
+              <w:rPr>
+                <w:b w:val="0"/>
+                <w:bCs w:val="0"/>
+                <w:color w:val="A02B93" w:themeColor="accent5"/>
+              </w:rPr>
+              <w:t xml:space="preserve">, and suggesting next </w:t>
+            </w:r>
+            <w:r>
+              <w:rPr>
+                <w:color w:val="A02B93" w:themeColor="accent5"/>
+              </w:rPr>
+              <w:t>actions</w:t>
+            </w:r>
+            <w:r>
+              <w:rPr>
+                <w:b w:val="0"/>
+                <w:bCs w:val="0"/>
+                <w:color w:val="A02B93" w:themeColor="accent5"/>
+              </w:rPr>
+              <w:t xml:space="preserve"> in time for </w:t>
+            </w:r>
+            <w:r>
+              <w:rPr>
+                <w:color w:val="A02B93" w:themeColor="accent5"/>
+              </w:rPr>
+              <w:t>clinicians</w:t>
+            </w:r>
+            <w:r>
+              <w:rPr>
+                <w:b w:val="0"/>
+                <w:bCs w:val="0"/>
+                <w:color w:val="A02B93" w:themeColor="accent5"/>
+              </w:rPr>
+              <w:t xml:space="preserve"> to </w:t>
+            </w:r>
+            <w:r>
+              <w:rPr>
+                <w:color w:val="A02B93" w:themeColor="accent5"/>
+              </w:rPr>
+              <w:t>act</w:t>
+            </w:r>
+          </w:p>
+          <w:p>
+            <w:pPr>
+              <w:pStyle w:val="ListParagraph"/>
+              <w:numPr>
+                <w:ilvl w:val="0"/>
+                <w:numId w:val="3"/>
+              </w:numPr>
+              <w:spacing w:line="276" w:lineRule="auto"/>
+              <w:rPr>
+                <w:b w:val="0"/>
+                <w:bCs w:val="0"/>
+              </w:rPr>
+            </w:pPr>
+            <w:r>
+              <w:rPr>
+                <w:b w:val="0"/>
+                <w:bCs w:val="0"/>
+              </w:rPr>
+              <w:t>h</w:t>
+            </w:r>
+            <w:r>
+              <w:rPr>
+                <w:b w:val="0"/>
+                <w:bCs w:val="0"/>
+              </w:rPr>
+              <w:t xml:space="preserve">e argues that </w:t>
+            </w:r>
+            <w:r>
+              <w:t>AI</w:t>
+            </w:r>
+            <w:r>
+              <w:rPr>
+                <w:b w:val="0"/>
+                <w:bCs w:val="0"/>
+              </w:rPr>
+              <w:t xml:space="preserve"> could </w:t>
+            </w:r>
+            <w:r>
+              <w:t>reduce</w:t>
+            </w:r>
+            <w:r>
+              <w:rPr>
+                <w:b w:val="0"/>
+                <w:bCs w:val="0"/>
+              </w:rPr>
+              <w:t xml:space="preserve"> harmful </w:t>
+            </w:r>
+            <w:r>
+              <w:t>delays</w:t>
+            </w:r>
+            <w:r>
+              <w:rPr>
+                <w:b w:val="0"/>
+                <w:bCs w:val="0"/>
+              </w:rPr>
+              <w:t xml:space="preserve"> by reading </w:t>
+            </w:r>
+            <w:r>
+              <w:t>charts</w:t>
+            </w:r>
+            <w:r>
+              <w:rPr>
+                <w:b w:val="0"/>
+                <w:bCs w:val="0"/>
+              </w:rPr>
+              <w:t xml:space="preserve">, </w:t>
+            </w:r>
+            <w:r>
+              <w:t>literature</w:t>
+            </w:r>
+            <w:r>
+              <w:rPr>
+                <w:b w:val="0"/>
+                <w:bCs w:val="0"/>
+              </w:rPr>
+              <w:t xml:space="preserve">, and patient </w:t>
+            </w:r>
+            <w:r>
+              <w:t>data</w:t>
+            </w:r>
+            <w:r>
+              <w:rPr>
+                <w:b w:val="0"/>
+                <w:bCs w:val="0"/>
+              </w:rPr>
+              <w:t xml:space="preserve"> in </w:t>
+            </w:r>
+            <w:r>
+              <w:t>real</w:t>
+            </w:r>
+            <w:r>
+              <w:rPr>
+                <w:b w:val="0"/>
+                <w:bCs w:val="0"/>
+              </w:rPr>
+              <w:t xml:space="preserve"> </w:t>
+            </w:r>
+            <w:r>
+              <w:t>time</w:t>
+            </w:r>
+          </w:p>
+          <w:p>
+            <w:pPr>
+              <w:pStyle w:val="ListParagraph"/>
+              <w:numPr>
+                <w:ilvl w:val="0"/>
+                <w:numId w:val="3"/>
+              </w:numPr>
+              <w:spacing w:line="276" w:lineRule="auto"/>
+              <w:rPr>
+                <w:b w:val="0"/>
+                <w:bCs w:val="0"/>
+                <w:color w:val="A02B93" w:themeColor="accent5"/>
+              </w:rPr>
+            </w:pPr>
+            <w:r>
+              <w:rPr>
+                <w:b w:val="0"/>
+                <w:bCs w:val="0"/>
+                <w:color w:val="A02B93" w:themeColor="accent5"/>
+              </w:rPr>
+              <w:t>t</w:t>
+            </w:r>
+            <w:r>
+              <w:rPr>
+                <w:b w:val="0"/>
+                <w:bCs w:val="0"/>
+                <w:color w:val="A02B93" w:themeColor="accent5"/>
+              </w:rPr>
+              <w:t xml:space="preserve">he talk also </w:t>
+            </w:r>
+            <w:r>
+              <w:rPr>
+                <w:color w:val="A02B93" w:themeColor="accent5"/>
+              </w:rPr>
+              <w:t>frames</w:t>
+            </w:r>
+            <w:r>
+              <w:rPr>
+                <w:b w:val="0"/>
+                <w:bCs w:val="0"/>
+                <w:color w:val="A02B93" w:themeColor="accent5"/>
+              </w:rPr>
+              <w:t xml:space="preserve"> </w:t>
+            </w:r>
+            <w:r>
+              <w:rPr>
+                <w:color w:val="A02B93" w:themeColor="accent5"/>
+              </w:rPr>
+              <w:t>AI</w:t>
+            </w:r>
+            <w:r>
+              <w:rPr>
+                <w:b w:val="0"/>
+                <w:bCs w:val="0"/>
+                <w:color w:val="A02B93" w:themeColor="accent5"/>
+              </w:rPr>
+              <w:t xml:space="preserve"> as a </w:t>
+            </w:r>
+            <w:r>
+              <w:rPr>
+                <w:color w:val="A02B93" w:themeColor="accent5"/>
+              </w:rPr>
+              <w:t>tool</w:t>
+            </w:r>
+            <w:r>
+              <w:rPr>
+                <w:b w:val="0"/>
+                <w:bCs w:val="0"/>
+                <w:color w:val="A02B93" w:themeColor="accent5"/>
+              </w:rPr>
+              <w:t xml:space="preserve"> for </w:t>
+            </w:r>
+            <w:r>
+              <w:rPr>
+                <w:color w:val="A02B93" w:themeColor="accent5"/>
+              </w:rPr>
+              <w:t>patients</w:t>
+            </w:r>
+            <w:r>
+              <w:rPr>
+                <w:b w:val="0"/>
+                <w:bCs w:val="0"/>
+                <w:color w:val="A02B93" w:themeColor="accent5"/>
+              </w:rPr>
+              <w:t xml:space="preserve"> and </w:t>
+            </w:r>
+            <w:r>
+              <w:rPr>
+                <w:color w:val="A02B93" w:themeColor="accent5"/>
+              </w:rPr>
+              <w:t>families</w:t>
+            </w:r>
+            <w:r>
+              <w:rPr>
+                <w:b w:val="0"/>
+                <w:bCs w:val="0"/>
+                <w:color w:val="A02B93" w:themeColor="accent5"/>
+              </w:rPr>
+              <w:t xml:space="preserve">, not just </w:t>
+            </w:r>
+            <w:r>
+              <w:rPr>
+                <w:color w:val="A02B93" w:themeColor="accent5"/>
+              </w:rPr>
+              <w:t>hospital</w:t>
+            </w:r>
+            <w:r>
+              <w:rPr>
+                <w:color w:val="A02B93" w:themeColor="accent5"/>
+              </w:rPr>
+              <w:t>s</w:t>
+            </w:r>
+          </w:p>
+          <w:p>
+            <w:pPr>
+              <w:pStyle w:val="ListParagraph"/>
+              <w:numPr>
+                <w:ilvl w:val="0"/>
+                <w:numId w:val="3"/>
+              </w:numPr>
+              <w:spacing w:line="276" w:lineRule="auto"/>
+              <w:rPr>
+                <w:b w:val="0"/>
+                <w:bCs w:val="0"/>
+              </w:rPr>
+            </w:pPr>
+            <w:r>
+              <w:t>i</w:t>
+            </w:r>
+            <w:r>
+              <w:rPr>
+                <w:b w:val="0"/>
+                <w:bCs w:val="0"/>
+              </w:rPr>
+              <w:t xml:space="preserve">n his example of </w:t>
+            </w:r>
+            <w:r>
+              <w:t>Martha</w:t>
+            </w:r>
+            <w:r>
+              <w:rPr>
+                <w:b w:val="0"/>
+                <w:bCs w:val="0"/>
+              </w:rPr>
+              <w:t xml:space="preserve"> </w:t>
+            </w:r>
+            <w:r>
+              <w:t>Mills</w:t>
+            </w:r>
+            <w:r>
+              <w:rPr>
+                <w:b w:val="0"/>
+                <w:bCs w:val="0"/>
+              </w:rPr>
+              <w:t xml:space="preserve">, AI could have </w:t>
+            </w:r>
+            <w:r>
+              <w:t>helped</w:t>
+            </w:r>
+            <w:r>
+              <w:rPr>
+                <w:b w:val="0"/>
+                <w:bCs w:val="0"/>
+              </w:rPr>
+              <w:t xml:space="preserve"> her family </w:t>
+            </w:r>
+            <w:r>
+              <w:t>recognize</w:t>
+            </w:r>
+            <w:r>
+              <w:rPr>
+                <w:b w:val="0"/>
+                <w:bCs w:val="0"/>
+              </w:rPr>
+              <w:t xml:space="preserve"> </w:t>
+            </w:r>
+            <w:r>
+              <w:t>danger</w:t>
+            </w:r>
+            <w:r>
+              <w:rPr>
+                <w:b w:val="0"/>
+                <w:bCs w:val="0"/>
+              </w:rPr>
+              <w:t xml:space="preserve"> sooner and </w:t>
+            </w:r>
+            <w:r>
+              <w:t>push</w:t>
+            </w:r>
+            <w:r>
+              <w:rPr>
+                <w:b w:val="0"/>
+                <w:bCs w:val="0"/>
+              </w:rPr>
+              <w:t xml:space="preserve"> for urgent </w:t>
+            </w:r>
+            <w:r>
+              <w:t>care</w:t>
+            </w:r>
+          </w:p>
+          <w:p>
+            <w:pPr>
+              <w:pStyle w:val="ListParagraph"/>
+              <w:numPr>
+                <w:ilvl w:val="0"/>
+                <w:numId w:val="3"/>
+              </w:numPr>
+              <w:spacing w:line="276" w:lineRule="auto"/>
+              <w:rPr>
+                <w:b w:val="0"/>
+                <w:bCs w:val="0"/>
+                <w:color w:val="A02B93" w:themeColor="accent5"/>
+              </w:rPr>
+            </w:pPr>
+            <w:r>
+              <w:rPr>
+                <w:b w:val="0"/>
+                <w:bCs w:val="0"/>
+                <w:color w:val="A02B93" w:themeColor="accent5"/>
+              </w:rPr>
+              <w:t>t</w:t>
+            </w:r>
+            <w:r>
+              <w:rPr>
+                <w:b w:val="0"/>
+                <w:bCs w:val="0"/>
+                <w:color w:val="A02B93" w:themeColor="accent5"/>
+              </w:rPr>
+              <w:t xml:space="preserve">he broader </w:t>
+            </w:r>
+            <w:r>
+              <w:rPr>
+                <w:color w:val="A02B93" w:themeColor="accent5"/>
+              </w:rPr>
+              <w:t>claim</w:t>
+            </w:r>
+            <w:r>
+              <w:rPr>
+                <w:b w:val="0"/>
+                <w:bCs w:val="0"/>
+                <w:color w:val="A02B93" w:themeColor="accent5"/>
+              </w:rPr>
+              <w:t xml:space="preserve"> is that </w:t>
+            </w:r>
+            <w:r>
+              <w:rPr>
+                <w:color w:val="A02B93" w:themeColor="accent5"/>
+              </w:rPr>
+              <w:t>AI</w:t>
+            </w:r>
+            <w:r>
+              <w:rPr>
+                <w:b w:val="0"/>
+                <w:bCs w:val="0"/>
+                <w:color w:val="A02B93" w:themeColor="accent5"/>
+              </w:rPr>
+              <w:t xml:space="preserve"> should </w:t>
+            </w:r>
+            <w:r>
+              <w:rPr>
+                <w:color w:val="A02B93" w:themeColor="accent5"/>
+              </w:rPr>
+              <w:t>simplify</w:t>
+            </w:r>
+            <w:r>
+              <w:rPr>
+                <w:b w:val="0"/>
+                <w:bCs w:val="0"/>
+                <w:color w:val="A02B93" w:themeColor="accent5"/>
+              </w:rPr>
+              <w:t xml:space="preserve"> healthcare </w:t>
+            </w:r>
+            <w:r>
+              <w:rPr>
+                <w:color w:val="A02B93" w:themeColor="accent5"/>
+              </w:rPr>
+              <w:t>complexity</w:t>
+            </w:r>
+            <w:r>
+              <w:rPr>
+                <w:b w:val="0"/>
+                <w:bCs w:val="0"/>
+                <w:color w:val="A02B93" w:themeColor="accent5"/>
+              </w:rPr>
+              <w:t xml:space="preserve"> and </w:t>
+            </w:r>
+            <w:r>
+              <w:rPr>
+                <w:color w:val="A02B93" w:themeColor="accent5"/>
+              </w:rPr>
+              <w:t>help</w:t>
+            </w:r>
+            <w:r>
+              <w:rPr>
+                <w:b w:val="0"/>
+                <w:bCs w:val="0"/>
+                <w:color w:val="A02B93" w:themeColor="accent5"/>
+              </w:rPr>
+              <w:t xml:space="preserve"> people make </w:t>
+            </w:r>
+            <w:r>
+              <w:rPr>
+                <w:color w:val="A02B93" w:themeColor="accent5"/>
+              </w:rPr>
+              <w:t>better</w:t>
+            </w:r>
+            <w:r>
+              <w:rPr>
+                <w:b w:val="0"/>
+                <w:bCs w:val="0"/>
+                <w:color w:val="A02B93" w:themeColor="accent5"/>
+              </w:rPr>
+              <w:t xml:space="preserve"> </w:t>
+            </w:r>
+            <w:r>
+              <w:rPr>
+                <w:color w:val="A02B93" w:themeColor="accent5"/>
+              </w:rPr>
+              <w:t>decisions</w:t>
+            </w:r>
+            <w:r>
+              <w:rPr>
+                <w:b w:val="0"/>
+                <w:bCs w:val="0"/>
+                <w:color w:val="A02B93" w:themeColor="accent5"/>
+              </w:rPr>
+              <w:t xml:space="preserve">, </w:t>
+            </w:r>
+            <w:r>
+              <w:rPr>
+                <w:color w:val="A02B93" w:themeColor="accent5"/>
+              </w:rPr>
+              <w:t>not</w:t>
+            </w:r>
+            <w:r>
+              <w:rPr>
+                <w:b w:val="0"/>
+                <w:bCs w:val="0"/>
+                <w:color w:val="A02B93" w:themeColor="accent5"/>
+              </w:rPr>
+              <w:t xml:space="preserve"> </w:t>
+            </w:r>
+            <w:r>
+              <w:rPr>
+                <w:color w:val="A02B93" w:themeColor="accent5"/>
+              </w:rPr>
+              <w:t>replace</w:t>
+            </w:r>
+            <w:r>
+              <w:rPr>
+                <w:b w:val="0"/>
+                <w:bCs w:val="0"/>
+                <w:color w:val="A02B93" w:themeColor="accent5"/>
+              </w:rPr>
+              <w:t xml:space="preserve"> human care</w:t>
+            </w:r>
+          </w:p>
+        </w:tc>
+      </w:tr>
+      <w:tr>
+        <w:trPr>
+          <w:trHeight w:val="368"/>
+        </w:trPr>
+        <w:tc>
+          <w:tcPr>
+            <w:cnfStyle w:val="001000000000" w:firstRow="0" w:lastRow="0" w:firstColumn="1" w:lastColumn="0" w:oddVBand="0" w:evenVBand="0" w:oddHBand="0" w:evenHBand="0" w:firstRowFirstColumn="0" w:firstRowLastColumn="0" w:lastRowFirstColumn="0" w:lastRowLastColumn="0"/>
+            <w:tcW w:w="9825" w:type="dxa"/>
+            <w:shd w:val="clear" w:color="auto" w:fill="D9D9D9" w:themeFill="background1" w:themeFillShade="D9"/>
+          </w:tcPr>
+          <w:p>
+            <w:pPr>
+              <w:spacing w:line="276" w:lineRule="auto"/>
+              <w:rPr>
+                <w:b w:val="0"/>
+                <w:bCs w:val="0"/>
+                <w:color w:val="A02B93" w:themeColor="accent5"/>
+              </w:rPr>
+            </w:pPr>
+            <w:r>
+              <w:rPr>
+                <w:b w:val="0"/>
+                <w:bCs w:val="0"/>
+              </w:rPr>
+              <w:lastRenderedPageBreak/>
+              <w:t xml:space="preserve">TED Talk: </w:t>
+            </w:r>
+            <w:r>
+              <w:rPr>
+                <w:i/>
+                <w:iCs/>
+              </w:rPr>
+              <w:t>This is how kids should be learning with AI</w:t>
+            </w:r>
+          </w:p>
+        </w:tc>
+      </w:tr>
+      <w:tr>
+        <w:trPr>
+          <w:trHeight w:val="368"/>
+        </w:trPr>
+        <w:tc>
+          <w:tcPr>
+            <w:cnfStyle w:val="001000000000" w:firstRow="0" w:lastRow="0" w:firstColumn="1" w:lastColumn="0" w:oddVBand="0" w:evenVBand="0" w:oddHBand="0" w:evenHBand="0" w:firstRowFirstColumn="0" w:firstRowLastColumn="0" w:lastRowFirstColumn="0" w:lastRowLastColumn="0"/>
+            <w:tcW w:w="9825" w:type="dxa"/>
+            <w:shd w:val="clear" w:color="auto" w:fill="F2F2F2" w:themeFill="background1" w:themeFillShade="F2"/>
+          </w:tcPr>
+          <w:p>
+            <w:pPr>
+              <w:pStyle w:val="ListParagraph"/>
+              <w:numPr>
+                <w:ilvl w:val="0"/>
+                <w:numId w:val="3"/>
+              </w:numPr>
+              <w:spacing w:line="276" w:lineRule="auto"/>
+              <w:rPr>
+                <w:b w:val="0"/>
+                <w:bCs w:val="0"/>
+              </w:rPr>
+            </w:pPr>
+            <w:r>
+              <w:t>Lakhani</w:t>
+            </w:r>
+            <w:r>
+              <w:rPr>
+                <w:b w:val="0"/>
+                <w:bCs w:val="0"/>
+              </w:rPr>
+              <w:t xml:space="preserve"> argues that the </w:t>
+            </w:r>
+            <w:r>
+              <w:t>current</w:t>
+            </w:r>
+            <w:r>
+              <w:rPr>
+                <w:b w:val="0"/>
+                <w:bCs w:val="0"/>
+              </w:rPr>
+              <w:t xml:space="preserve"> education </w:t>
+            </w:r>
+            <w:r>
+              <w:t>model</w:t>
+            </w:r>
+            <w:r>
+              <w:rPr>
+                <w:b w:val="0"/>
+                <w:bCs w:val="0"/>
+              </w:rPr>
+              <w:t xml:space="preserve"> is too one-size-fits-all.</w:t>
+            </w:r>
+          </w:p>
+          <w:p>
+            <w:pPr>
+              <w:pStyle w:val="ListParagraph"/>
+              <w:numPr>
+                <w:ilvl w:val="0"/>
+                <w:numId w:val="3"/>
+              </w:numPr>
+              <w:spacing w:line="276" w:lineRule="auto"/>
+              <w:rPr>
+                <w:b w:val="0"/>
+                <w:bCs w:val="0"/>
+                <w:color w:val="A02B93" w:themeColor="accent5"/>
+              </w:rPr>
+            </w:pPr>
+            <w:r>
+              <w:rPr>
+                <w:b w:val="0"/>
+                <w:bCs w:val="0"/>
+                <w:color w:val="A02B93" w:themeColor="accent5"/>
+              </w:rPr>
+              <w:t>s</w:t>
+            </w:r>
+            <w:r>
+              <w:rPr>
+                <w:b w:val="0"/>
+                <w:bCs w:val="0"/>
+                <w:color w:val="A02B93" w:themeColor="accent5"/>
+              </w:rPr>
+              <w:t xml:space="preserve">he says teachers are </w:t>
+            </w:r>
+            <w:r>
+              <w:rPr>
+                <w:color w:val="A02B93" w:themeColor="accent5"/>
+              </w:rPr>
+              <w:t>overloaded</w:t>
+            </w:r>
+            <w:r>
+              <w:rPr>
+                <w:b w:val="0"/>
+                <w:bCs w:val="0"/>
+                <w:color w:val="A02B93" w:themeColor="accent5"/>
+              </w:rPr>
+              <w:t xml:space="preserve"> and often </w:t>
+            </w:r>
+            <w:r>
+              <w:rPr>
+                <w:color w:val="A02B93" w:themeColor="accent5"/>
+              </w:rPr>
+              <w:t>forced</w:t>
+            </w:r>
+            <w:r>
+              <w:rPr>
+                <w:b w:val="0"/>
+                <w:bCs w:val="0"/>
+                <w:color w:val="A02B93" w:themeColor="accent5"/>
+              </w:rPr>
+              <w:t xml:space="preserve"> into </w:t>
+            </w:r>
+            <w:r>
+              <w:rPr>
+                <w:color w:val="A02B93" w:themeColor="accent5"/>
+              </w:rPr>
+              <w:t>heavy</w:t>
+            </w:r>
+            <w:r>
+              <w:rPr>
+                <w:b w:val="0"/>
+                <w:bCs w:val="0"/>
+                <w:color w:val="A02B93" w:themeColor="accent5"/>
+              </w:rPr>
+              <w:t xml:space="preserve"> data and admin </w:t>
+            </w:r>
+            <w:r>
+              <w:rPr>
+                <w:color w:val="A02B93" w:themeColor="accent5"/>
+              </w:rPr>
+              <w:t>work</w:t>
+            </w:r>
+            <w:r>
+              <w:rPr>
+                <w:b w:val="0"/>
+                <w:bCs w:val="0"/>
+                <w:color w:val="A02B93" w:themeColor="accent5"/>
+              </w:rPr>
+              <w:t>.</w:t>
+            </w:r>
+          </w:p>
+          <w:p>
+            <w:pPr>
+              <w:pStyle w:val="ListParagraph"/>
+              <w:numPr>
+                <w:ilvl w:val="0"/>
+                <w:numId w:val="3"/>
+              </w:numPr>
+              <w:spacing w:line="276" w:lineRule="auto"/>
+              <w:rPr>
+                <w:b w:val="0"/>
+                <w:bCs w:val="0"/>
+              </w:rPr>
+            </w:pPr>
+            <w:r>
+              <w:rPr>
+                <w:b w:val="0"/>
+                <w:bCs w:val="0"/>
+              </w:rPr>
+              <w:t>h</w:t>
+            </w:r>
+            <w:r>
+              <w:rPr>
+                <w:b w:val="0"/>
+                <w:bCs w:val="0"/>
+              </w:rPr>
+              <w:t xml:space="preserve">er main </w:t>
+            </w:r>
+            <w:r>
+              <w:t>warning</w:t>
+            </w:r>
+            <w:r>
+              <w:rPr>
+                <w:b w:val="0"/>
+                <w:bCs w:val="0"/>
+              </w:rPr>
+              <w:t xml:space="preserve"> is that </w:t>
+            </w:r>
+            <w:r>
+              <w:t>students</w:t>
+            </w:r>
+            <w:r>
+              <w:rPr>
+                <w:b w:val="0"/>
+                <w:bCs w:val="0"/>
+              </w:rPr>
+              <w:t xml:space="preserve"> can </w:t>
+            </w:r>
+            <w:r>
+              <w:t>misuse</w:t>
+            </w:r>
+            <w:r>
+              <w:rPr>
+                <w:b w:val="0"/>
+                <w:bCs w:val="0"/>
+              </w:rPr>
+              <w:t xml:space="preserve"> </w:t>
+            </w:r>
+            <w:r>
+              <w:t>AI</w:t>
+            </w:r>
+            <w:r>
+              <w:rPr>
+                <w:b w:val="0"/>
+                <w:bCs w:val="0"/>
+              </w:rPr>
+              <w:t xml:space="preserve"> as a shortcut and </w:t>
+            </w:r>
+            <w:r>
+              <w:t>mistake</w:t>
+            </w:r>
+            <w:r>
+              <w:rPr>
+                <w:b w:val="0"/>
+                <w:bCs w:val="0"/>
+              </w:rPr>
+              <w:t xml:space="preserve"> smooth </w:t>
+            </w:r>
+            <w:r>
+              <w:t>output</w:t>
+            </w:r>
+            <w:r>
+              <w:rPr>
+                <w:b w:val="0"/>
+                <w:bCs w:val="0"/>
+              </w:rPr>
+              <w:t xml:space="preserve"> for </w:t>
+            </w:r>
+            <w:r>
+              <w:t>real</w:t>
+            </w:r>
+            <w:r>
+              <w:rPr>
+                <w:b w:val="0"/>
+                <w:bCs w:val="0"/>
+              </w:rPr>
+              <w:t xml:space="preserve"> learning</w:t>
+            </w:r>
+          </w:p>
+          <w:p>
+            <w:pPr>
+              <w:pStyle w:val="ListParagraph"/>
+              <w:numPr>
+                <w:ilvl w:val="0"/>
+                <w:numId w:val="3"/>
+              </w:numPr>
+              <w:spacing w:line="276" w:lineRule="auto"/>
+              <w:rPr>
+                <w:b w:val="0"/>
+                <w:bCs w:val="0"/>
+                <w:color w:val="A02B93" w:themeColor="accent5"/>
+              </w:rPr>
+            </w:pPr>
+            <w:r>
+              <w:rPr>
+                <w:b w:val="0"/>
+                <w:bCs w:val="0"/>
+                <w:color w:val="A02B93" w:themeColor="accent5"/>
+              </w:rPr>
+              <w:t>s</w:t>
+            </w:r>
+            <w:r>
+              <w:rPr>
+                <w:b w:val="0"/>
+                <w:bCs w:val="0"/>
+                <w:color w:val="A02B93" w:themeColor="accent5"/>
+              </w:rPr>
+              <w:t xml:space="preserve">he says </w:t>
+            </w:r>
+            <w:r>
+              <w:rPr>
+                <w:color w:val="A02B93" w:themeColor="accent5"/>
+              </w:rPr>
+              <w:t>genuine</w:t>
+            </w:r>
+            <w:r>
+              <w:rPr>
+                <w:b w:val="0"/>
+                <w:bCs w:val="0"/>
+                <w:color w:val="A02B93" w:themeColor="accent5"/>
+              </w:rPr>
+              <w:t xml:space="preserve"> learning </w:t>
+            </w:r>
+            <w:r>
+              <w:rPr>
+                <w:color w:val="A02B93" w:themeColor="accent5"/>
+              </w:rPr>
+              <w:t>requires</w:t>
+            </w:r>
+            <w:r>
+              <w:rPr>
+                <w:b w:val="0"/>
+                <w:bCs w:val="0"/>
+                <w:color w:val="A02B93" w:themeColor="accent5"/>
+              </w:rPr>
+              <w:t xml:space="preserve"> productive </w:t>
+            </w:r>
+            <w:r>
+              <w:rPr>
+                <w:color w:val="A02B93" w:themeColor="accent5"/>
+              </w:rPr>
+              <w:t>struggle</w:t>
+            </w:r>
+          </w:p>
+          <w:p>
+            <w:pPr>
+              <w:pStyle w:val="ListParagraph"/>
+              <w:numPr>
+                <w:ilvl w:val="0"/>
+                <w:numId w:val="3"/>
+              </w:numPr>
+              <w:spacing w:line="276" w:lineRule="auto"/>
+              <w:rPr>
+                <w:b w:val="0"/>
+                <w:bCs w:val="0"/>
+              </w:rPr>
+            </w:pPr>
+            <w:r>
+              <w:rPr>
+                <w:b w:val="0"/>
+                <w:bCs w:val="0"/>
+              </w:rPr>
+              <w:t>s</w:t>
+            </w:r>
+            <w:r>
+              <w:rPr>
+                <w:b w:val="0"/>
+                <w:bCs w:val="0"/>
+              </w:rPr>
+              <w:t xml:space="preserve">he </w:t>
+            </w:r>
+            <w:r>
+              <w:t>highlights</w:t>
+            </w:r>
+            <w:r>
+              <w:rPr>
+                <w:b w:val="0"/>
+                <w:bCs w:val="0"/>
+              </w:rPr>
+              <w:t xml:space="preserve"> four </w:t>
+            </w:r>
+            <w:r>
+              <w:t>learning</w:t>
+            </w:r>
+            <w:r>
+              <w:rPr>
+                <w:b w:val="0"/>
+                <w:bCs w:val="0"/>
+              </w:rPr>
+              <w:t xml:space="preserve"> </w:t>
+            </w:r>
+            <w:r>
+              <w:t>strategies</w:t>
+            </w:r>
+          </w:p>
+          <w:p>
+            <w:pPr>
+              <w:pStyle w:val="ListParagraph"/>
+              <w:numPr>
+                <w:ilvl w:val="1"/>
+                <w:numId w:val="3"/>
+              </w:numPr>
+              <w:spacing w:line="276" w:lineRule="auto"/>
+              <w:rPr>
+                <w:b w:val="0"/>
+                <w:bCs w:val="0"/>
+                <w:color w:val="A02B93" w:themeColor="accent5"/>
+              </w:rPr>
+            </w:pPr>
+            <w:r>
+              <w:rPr>
+                <w:b w:val="0"/>
+                <w:bCs w:val="0"/>
+                <w:color w:val="A02B93" w:themeColor="accent5"/>
+              </w:rPr>
+              <w:t>retrieval</w:t>
+            </w:r>
+          </w:p>
+          <w:p>
+            <w:pPr>
+              <w:pStyle w:val="ListParagraph"/>
+              <w:numPr>
+                <w:ilvl w:val="1"/>
+                <w:numId w:val="3"/>
+              </w:numPr>
+              <w:spacing w:line="276" w:lineRule="auto"/>
+              <w:rPr>
+                <w:b w:val="0"/>
+                <w:bCs w:val="0"/>
+              </w:rPr>
+            </w:pPr>
+            <w:r>
+              <w:t>spacing</w:t>
+            </w:r>
+          </w:p>
+          <w:p>
+            <w:pPr>
+              <w:pStyle w:val="ListParagraph"/>
+              <w:numPr>
+                <w:ilvl w:val="1"/>
+                <w:numId w:val="3"/>
+              </w:numPr>
+              <w:spacing w:line="276" w:lineRule="auto"/>
+              <w:rPr>
+                <w:b w:val="0"/>
+                <w:bCs w:val="0"/>
+                <w:color w:val="A02B93" w:themeColor="accent5"/>
+              </w:rPr>
+            </w:pPr>
+            <w:r>
+              <w:rPr>
+                <w:b w:val="0"/>
+                <w:bCs w:val="0"/>
+                <w:color w:val="A02B93" w:themeColor="accent5"/>
+              </w:rPr>
+              <w:t>generation</w:t>
+            </w:r>
+          </w:p>
+          <w:p>
+            <w:pPr>
+              <w:pStyle w:val="ListParagraph"/>
+              <w:numPr>
+                <w:ilvl w:val="1"/>
+                <w:numId w:val="3"/>
+              </w:numPr>
+              <w:spacing w:line="276" w:lineRule="auto"/>
+              <w:rPr>
+                <w:b w:val="0"/>
+                <w:bCs w:val="0"/>
+              </w:rPr>
+            </w:pPr>
+            <w:r>
+              <w:t>reflection</w:t>
+            </w:r>
+          </w:p>
+          <w:p>
+            <w:pPr>
+              <w:pStyle w:val="ListParagraph"/>
+              <w:numPr>
+                <w:ilvl w:val="0"/>
+                <w:numId w:val="3"/>
+              </w:numPr>
+              <w:spacing w:line="276" w:lineRule="auto"/>
+              <w:rPr>
+                <w:b w:val="0"/>
+                <w:bCs w:val="0"/>
+                <w:color w:val="A02B93" w:themeColor="accent5"/>
+              </w:rPr>
+            </w:pPr>
+            <w:r>
+              <w:rPr>
+                <w:b w:val="0"/>
+                <w:bCs w:val="0"/>
+                <w:color w:val="A02B93" w:themeColor="accent5"/>
+              </w:rPr>
+              <w:t>h</w:t>
+            </w:r>
+            <w:r>
+              <w:rPr>
+                <w:b w:val="0"/>
+                <w:bCs w:val="0"/>
+                <w:color w:val="A02B93" w:themeColor="accent5"/>
+              </w:rPr>
+              <w:t xml:space="preserve">er view is that </w:t>
+            </w:r>
+            <w:r>
+              <w:rPr>
+                <w:color w:val="A02B93" w:themeColor="accent5"/>
+              </w:rPr>
+              <w:t>AI</w:t>
+            </w:r>
+            <w:r>
+              <w:rPr>
+                <w:b w:val="0"/>
+                <w:bCs w:val="0"/>
+                <w:color w:val="A02B93" w:themeColor="accent5"/>
+              </w:rPr>
+              <w:t xml:space="preserve"> should be </w:t>
+            </w:r>
+            <w:r>
+              <w:rPr>
+                <w:color w:val="A02B93" w:themeColor="accent5"/>
+              </w:rPr>
+              <w:t>designed</w:t>
+            </w:r>
+            <w:r>
+              <w:rPr>
+                <w:b w:val="0"/>
+                <w:bCs w:val="0"/>
+                <w:color w:val="A02B93" w:themeColor="accent5"/>
+              </w:rPr>
+              <w:t xml:space="preserve"> to support those </w:t>
+            </w:r>
+            <w:r>
+              <w:rPr>
+                <w:color w:val="A02B93" w:themeColor="accent5"/>
+              </w:rPr>
+              <w:t>harder</w:t>
+            </w:r>
+            <w:r>
+              <w:rPr>
+                <w:b w:val="0"/>
+                <w:bCs w:val="0"/>
+                <w:color w:val="A02B93" w:themeColor="accent5"/>
+              </w:rPr>
+              <w:t xml:space="preserve"> </w:t>
+            </w:r>
+            <w:r>
+              <w:rPr>
+                <w:color w:val="A02B93" w:themeColor="accent5"/>
+              </w:rPr>
+              <w:t>forms</w:t>
+            </w:r>
+            <w:r>
+              <w:rPr>
+                <w:b w:val="0"/>
+                <w:bCs w:val="0"/>
+                <w:color w:val="A02B93" w:themeColor="accent5"/>
+              </w:rPr>
+              <w:t xml:space="preserve"> of learning, </w:t>
+            </w:r>
+            <w:r>
+              <w:rPr>
+                <w:color w:val="A02B93" w:themeColor="accent5"/>
+              </w:rPr>
+              <w:t>not</w:t>
+            </w:r>
+            <w:r>
+              <w:rPr>
+                <w:b w:val="0"/>
+                <w:bCs w:val="0"/>
+                <w:color w:val="A02B93" w:themeColor="accent5"/>
+              </w:rPr>
+              <w:t xml:space="preserve"> </w:t>
+            </w:r>
+            <w:r>
+              <w:rPr>
+                <w:color w:val="A02B93" w:themeColor="accent5"/>
+              </w:rPr>
+              <w:t>bypass</w:t>
+            </w:r>
+            <w:r>
+              <w:rPr>
+                <w:b w:val="0"/>
+                <w:bCs w:val="0"/>
+                <w:color w:val="A02B93" w:themeColor="accent5"/>
+              </w:rPr>
+              <w:t xml:space="preserve"> them</w:t>
+            </w:r>
+          </w:p>
+          <w:p>
+            <w:pPr>
+              <w:pStyle w:val="ListParagraph"/>
+              <w:numPr>
+                <w:ilvl w:val="0"/>
+                <w:numId w:val="3"/>
+              </w:numPr>
+              <w:spacing w:line="276" w:lineRule="auto"/>
+              <w:rPr>
+                <w:b w:val="0"/>
+                <w:bCs w:val="0"/>
+              </w:rPr>
+            </w:pPr>
+            <w:r>
+              <w:rPr>
+                <w:b w:val="0"/>
+                <w:bCs w:val="0"/>
+              </w:rPr>
+              <w:t>s</w:t>
+            </w:r>
+            <w:r>
+              <w:rPr>
+                <w:b w:val="0"/>
+                <w:bCs w:val="0"/>
+              </w:rPr>
+              <w:t xml:space="preserve">he says </w:t>
+            </w:r>
+            <w:r>
+              <w:t>AI</w:t>
+            </w:r>
+            <w:r>
+              <w:rPr>
+                <w:b w:val="0"/>
+                <w:bCs w:val="0"/>
+              </w:rPr>
+              <w:t xml:space="preserve"> can help </w:t>
+            </w:r>
+            <w:r>
+              <w:t>identify</w:t>
+            </w:r>
+            <w:r>
+              <w:rPr>
+                <w:b w:val="0"/>
+                <w:bCs w:val="0"/>
+              </w:rPr>
+              <w:t xml:space="preserve"> learning </w:t>
+            </w:r>
+            <w:r>
+              <w:t>gaps</w:t>
+            </w:r>
+            <w:r>
+              <w:rPr>
+                <w:b w:val="0"/>
+                <w:bCs w:val="0"/>
+              </w:rPr>
+              <w:t xml:space="preserve">, personalize </w:t>
+            </w:r>
+            <w:r>
+              <w:t>support</w:t>
+            </w:r>
+            <w:r>
+              <w:rPr>
+                <w:b w:val="0"/>
+                <w:bCs w:val="0"/>
+              </w:rPr>
+              <w:t xml:space="preserve">, and </w:t>
+            </w:r>
+            <w:r>
+              <w:t>reduce</w:t>
+            </w:r>
+            <w:r>
+              <w:rPr>
+                <w:b w:val="0"/>
+                <w:bCs w:val="0"/>
+              </w:rPr>
+              <w:t xml:space="preserve"> teacher </w:t>
+            </w:r>
+            <w:r>
+              <w:t>workload</w:t>
+            </w:r>
+          </w:p>
+          <w:p>
+            <w:pPr>
+              <w:pStyle w:val="ListParagraph"/>
+              <w:numPr>
+                <w:ilvl w:val="0"/>
+                <w:numId w:val="3"/>
+              </w:numPr>
+              <w:spacing w:line="276" w:lineRule="auto"/>
+              <w:rPr>
+                <w:b w:val="0"/>
+                <w:bCs w:val="0"/>
+                <w:color w:val="A02B93" w:themeColor="accent5"/>
+              </w:rPr>
+            </w:pPr>
+            <w:r>
+              <w:rPr>
+                <w:b w:val="0"/>
+                <w:bCs w:val="0"/>
+                <w:color w:val="A02B93" w:themeColor="accent5"/>
+              </w:rPr>
+              <w:t>b</w:t>
+            </w:r>
+            <w:r>
+              <w:rPr>
+                <w:b w:val="0"/>
+                <w:bCs w:val="0"/>
+                <w:color w:val="A02B93" w:themeColor="accent5"/>
+              </w:rPr>
+              <w:t xml:space="preserve">ut she </w:t>
+            </w:r>
+            <w:r>
+              <w:rPr>
+                <w:color w:val="A02B93" w:themeColor="accent5"/>
+              </w:rPr>
+              <w:t>insists</w:t>
+            </w:r>
+            <w:r>
+              <w:rPr>
+                <w:b w:val="0"/>
+                <w:bCs w:val="0"/>
+                <w:color w:val="A02B93" w:themeColor="accent5"/>
+              </w:rPr>
+              <w:t xml:space="preserve"> </w:t>
+            </w:r>
+            <w:r>
+              <w:rPr>
+                <w:color w:val="A02B93" w:themeColor="accent5"/>
+              </w:rPr>
+              <w:t>AI</w:t>
+            </w:r>
+            <w:r>
+              <w:rPr>
+                <w:b w:val="0"/>
+                <w:bCs w:val="0"/>
+                <w:color w:val="A02B93" w:themeColor="accent5"/>
+              </w:rPr>
+              <w:t xml:space="preserve"> should </w:t>
+            </w:r>
+            <w:r>
+              <w:rPr>
+                <w:color w:val="A02B93" w:themeColor="accent5"/>
+              </w:rPr>
+              <w:t>expand</w:t>
+            </w:r>
+            <w:r>
+              <w:rPr>
+                <w:b w:val="0"/>
+                <w:bCs w:val="0"/>
+                <w:color w:val="A02B93" w:themeColor="accent5"/>
+              </w:rPr>
+              <w:t xml:space="preserve"> human </w:t>
+            </w:r>
+            <w:r>
+              <w:rPr>
+                <w:color w:val="A02B93" w:themeColor="accent5"/>
+              </w:rPr>
+              <w:t>expertise</w:t>
+            </w:r>
+            <w:r>
+              <w:rPr>
+                <w:b w:val="0"/>
+                <w:bCs w:val="0"/>
+                <w:color w:val="A02B93" w:themeColor="accent5"/>
+              </w:rPr>
+              <w:t xml:space="preserve">, </w:t>
+            </w:r>
+            <w:r>
+              <w:rPr>
+                <w:color w:val="A02B93" w:themeColor="accent5"/>
+              </w:rPr>
+              <w:t>not</w:t>
+            </w:r>
+            <w:r>
+              <w:rPr>
+                <w:b w:val="0"/>
+                <w:bCs w:val="0"/>
+                <w:color w:val="A02B93" w:themeColor="accent5"/>
+              </w:rPr>
+              <w:t xml:space="preserve"> </w:t>
+            </w:r>
+            <w:r>
+              <w:rPr>
+                <w:color w:val="A02B93" w:themeColor="accent5"/>
+              </w:rPr>
+              <w:t>replace</w:t>
+            </w:r>
+            <w:r>
+              <w:rPr>
+                <w:b w:val="0"/>
+                <w:bCs w:val="0"/>
+                <w:color w:val="A02B93" w:themeColor="accent5"/>
+              </w:rPr>
+              <w:t xml:space="preserve"> i</w:t>
+            </w:r>
+            <w:r>
+              <w:rPr>
+                <w:b w:val="0"/>
+                <w:bCs w:val="0"/>
+                <w:color w:val="A02B93" w:themeColor="accent5"/>
+              </w:rPr>
+              <w:t>t</w:t>
+            </w:r>
+          </w:p>
+          <w:p>
+            <w:pPr>
+              <w:pStyle w:val="ListParagraph"/>
+              <w:numPr>
+                <w:ilvl w:val="0"/>
+                <w:numId w:val="3"/>
+              </w:numPr>
+              <w:spacing w:line="276" w:lineRule="auto"/>
+              <w:rPr>
+                <w:b w:val="0"/>
+                <w:bCs w:val="0"/>
+              </w:rPr>
+            </w:pPr>
+            <w:r>
+              <w:rPr>
+                <w:b w:val="0"/>
+                <w:bCs w:val="0"/>
+              </w:rPr>
+              <w:t>h</w:t>
+            </w:r>
+            <w:r>
+              <w:rPr>
+                <w:b w:val="0"/>
+                <w:bCs w:val="0"/>
+              </w:rPr>
+              <w:t xml:space="preserve">er </w:t>
+            </w:r>
+            <w:r>
+              <w:t>bottom</w:t>
+            </w:r>
+            <w:r>
+              <w:rPr>
+                <w:b w:val="0"/>
+                <w:bCs w:val="0"/>
+              </w:rPr>
+              <w:t xml:space="preserve"> </w:t>
+            </w:r>
+            <w:r>
+              <w:t>line</w:t>
+            </w:r>
+          </w:p>
+          <w:p>
+            <w:pPr>
+              <w:pStyle w:val="ListParagraph"/>
+              <w:numPr>
+                <w:ilvl w:val="1"/>
+                <w:numId w:val="3"/>
+              </w:numPr>
+              <w:spacing w:line="276" w:lineRule="auto"/>
+              <w:rPr>
+                <w:b w:val="0"/>
+                <w:bCs w:val="0"/>
+                <w:color w:val="A02B93" w:themeColor="accent5"/>
+              </w:rPr>
+            </w:pPr>
+            <w:r>
+              <w:rPr>
+                <w:color w:val="A02B93" w:themeColor="accent5"/>
+              </w:rPr>
+              <w:t>effort</w:t>
+            </w:r>
+            <w:r>
+              <w:rPr>
+                <w:b w:val="0"/>
+                <w:bCs w:val="0"/>
+                <w:color w:val="A02B93" w:themeColor="accent5"/>
+              </w:rPr>
+              <w:t xml:space="preserve"> is </w:t>
+            </w:r>
+            <w:r>
+              <w:rPr>
+                <w:color w:val="A02B93" w:themeColor="accent5"/>
+              </w:rPr>
+              <w:t>not</w:t>
+            </w:r>
+            <w:r>
+              <w:rPr>
+                <w:b w:val="0"/>
+                <w:bCs w:val="0"/>
+                <w:color w:val="A02B93" w:themeColor="accent5"/>
+              </w:rPr>
+              <w:t xml:space="preserve"> a </w:t>
+            </w:r>
+            <w:r>
+              <w:rPr>
+                <w:color w:val="A02B93" w:themeColor="accent5"/>
+              </w:rPr>
+              <w:t>flaw</w:t>
+            </w:r>
+            <w:r>
+              <w:rPr>
+                <w:b w:val="0"/>
+                <w:bCs w:val="0"/>
+                <w:color w:val="A02B93" w:themeColor="accent5"/>
+              </w:rPr>
+              <w:t xml:space="preserve"> in learning</w:t>
+            </w:r>
+          </w:p>
+          <w:p>
+            <w:pPr>
+              <w:pStyle w:val="ListParagraph"/>
+              <w:numPr>
+                <w:ilvl w:val="1"/>
+                <w:numId w:val="3"/>
+              </w:numPr>
+              <w:spacing w:line="276" w:lineRule="auto"/>
+              <w:rPr>
+                <w:b w:val="0"/>
+                <w:bCs w:val="0"/>
+              </w:rPr>
+            </w:pPr>
+            <w:r>
+              <w:t>e</w:t>
+            </w:r>
+            <w:r>
+              <w:t>ffort</w:t>
+            </w:r>
+            <w:r>
+              <w:rPr>
+                <w:b w:val="0"/>
+                <w:bCs w:val="0"/>
+              </w:rPr>
+              <w:t xml:space="preserve"> is part of how </w:t>
+            </w:r>
+            <w:r>
+              <w:t>learning</w:t>
+            </w:r>
+            <w:r>
+              <w:rPr>
+                <w:b w:val="0"/>
+                <w:bCs w:val="0"/>
+              </w:rPr>
+              <w:t xml:space="preserve"> </w:t>
+            </w:r>
+            <w:r>
+              <w:t>sticks</w:t>
+            </w:r>
+          </w:p>
+          <w:p>
+            <w:pPr>
+              <w:spacing w:line="276" w:lineRule="auto"/>
+              <w:rPr>
+                <w:color w:val="A02B93" w:themeColor="accent5"/>
+              </w:rPr>
+            </w:pPr>
+          </w:p>
+        </w:tc>
+      </w:tr>
+      <w:tr>
+        <w:trPr>
+          <w:trHeight w:val="368"/>
+        </w:trPr>
+        <w:tc>
+          <w:tcPr>
+            <w:cnfStyle w:val="001000000000" w:firstRow="0" w:lastRow="0" w:firstColumn="1" w:lastColumn="0" w:oddVBand="0" w:evenVBand="0" w:oddHBand="0" w:evenHBand="0" w:firstRowFirstColumn="0" w:firstRowLastColumn="0" w:lastRowFirstColumn="0" w:lastRowLastColumn="0"/>
+            <w:tcW w:w="9825" w:type="dxa"/>
+            <w:shd w:val="clear" w:color="auto" w:fill="D9D9D9" w:themeFill="background1" w:themeFillShade="D9"/>
+          </w:tcPr>
+          <w:p>
+            <w:pPr>
+              <w:spacing w:line="276" w:lineRule="auto"/>
+              <w:rPr>
+                <w:b w:val="0"/>
+                <w:bCs w:val="0"/>
+                <w:color w:val="A02B93" w:themeColor="accent5"/>
+              </w:rPr>
+            </w:pPr>
+            <w:r>
+              <w:rPr>
+                <w:b w:val="0"/>
+                <w:bCs w:val="0"/>
+              </w:rPr>
+              <w:t xml:space="preserve">TED Talk: </w:t>
+            </w:r>
+            <w:r>
+              <w:rPr>
+                <w:i/>
+                <w:iCs/>
+              </w:rPr>
+              <w:t>How AI Could Save (Not Destroy) Education</w:t>
+            </w:r>
+          </w:p>
+        </w:tc>
+      </w:tr>
+      <w:tr>
+        <w:trPr>
+          <w:trHeight w:val="368"/>
+        </w:trPr>
+        <w:tc>
+          <w:tcPr>
+            <w:cnfStyle w:val="001000000000" w:firstRow="0" w:lastRow="0" w:firstColumn="1" w:lastColumn="0" w:oddVBand="0" w:evenVBand="0" w:oddHBand="0" w:evenHBand="0" w:firstRowFirstColumn="0" w:firstRowLastColumn="0" w:lastRowFirstColumn="0" w:lastRowLastColumn="0"/>
+            <w:tcW w:w="9825" w:type="dxa"/>
+            <w:shd w:val="clear" w:color="auto" w:fill="F2F2F2" w:themeFill="background1" w:themeFillShade="F2"/>
+          </w:tcPr>
+          <w:p>
+            <w:pPr>
+              <w:pStyle w:val="ListParagraph"/>
+              <w:numPr>
+                <w:ilvl w:val="0"/>
+                <w:numId w:val="32"/>
+              </w:numPr>
+              <w:spacing w:line="276" w:lineRule="auto"/>
+              <w:rPr>
+                <w:b w:val="0"/>
+                <w:bCs w:val="0"/>
+                <w:color w:val="A02B93" w:themeColor="accent5"/>
+              </w:rPr>
+            </w:pPr>
+            <w:r>
+              <w:rPr>
+                <w:color w:val="A02B93" w:themeColor="accent5"/>
+              </w:rPr>
+              <w:t>Khan</w:t>
+            </w:r>
+            <w:r>
+              <w:rPr>
+                <w:b w:val="0"/>
+                <w:bCs w:val="0"/>
+                <w:color w:val="A02B93" w:themeColor="accent5"/>
+              </w:rPr>
+              <w:t xml:space="preserve"> starts with the </w:t>
+            </w:r>
+            <w:r>
+              <w:rPr>
+                <w:color w:val="A02B93" w:themeColor="accent5"/>
+              </w:rPr>
+              <w:t>fear</w:t>
+            </w:r>
+            <w:r>
+              <w:rPr>
+                <w:b w:val="0"/>
+                <w:bCs w:val="0"/>
+                <w:color w:val="A02B93" w:themeColor="accent5"/>
+              </w:rPr>
+              <w:t xml:space="preserve"> that </w:t>
+            </w:r>
+            <w:r>
+              <w:rPr>
+                <w:color w:val="A02B93" w:themeColor="accent5"/>
+              </w:rPr>
+              <w:t>students</w:t>
+            </w:r>
+            <w:r>
+              <w:rPr>
+                <w:b w:val="0"/>
+                <w:bCs w:val="0"/>
+                <w:color w:val="A02B93" w:themeColor="accent5"/>
+              </w:rPr>
+              <w:t xml:space="preserve"> will </w:t>
+            </w:r>
+            <w:r>
+              <w:rPr>
+                <w:color w:val="A02B93" w:themeColor="accent5"/>
+              </w:rPr>
+              <w:t>use</w:t>
+            </w:r>
+            <w:r>
+              <w:rPr>
+                <w:b w:val="0"/>
+                <w:bCs w:val="0"/>
+                <w:color w:val="A02B93" w:themeColor="accent5"/>
+              </w:rPr>
+              <w:t xml:space="preserve"> </w:t>
+            </w:r>
+            <w:r>
+              <w:rPr>
+                <w:color w:val="A02B93" w:themeColor="accent5"/>
+              </w:rPr>
+              <w:t>AI</w:t>
+            </w:r>
+            <w:r>
+              <w:rPr>
+                <w:b w:val="0"/>
+                <w:bCs w:val="0"/>
+                <w:color w:val="A02B93" w:themeColor="accent5"/>
+              </w:rPr>
+              <w:t xml:space="preserve"> to </w:t>
+            </w:r>
+            <w:r>
+              <w:rPr>
+                <w:color w:val="A02B93" w:themeColor="accent5"/>
+              </w:rPr>
+              <w:t>cheat</w:t>
+            </w:r>
+            <w:r>
+              <w:rPr>
+                <w:b w:val="0"/>
+                <w:bCs w:val="0"/>
+                <w:color w:val="A02B93" w:themeColor="accent5"/>
+              </w:rPr>
+              <w:t xml:space="preserve"> and </w:t>
+            </w:r>
+            <w:r>
+              <w:rPr>
+                <w:color w:val="A02B93" w:themeColor="accent5"/>
+              </w:rPr>
+              <w:t>stop</w:t>
+            </w:r>
+            <w:r>
+              <w:rPr>
+                <w:b w:val="0"/>
+                <w:bCs w:val="0"/>
+                <w:color w:val="A02B93" w:themeColor="accent5"/>
+              </w:rPr>
+              <w:t xml:space="preserve"> </w:t>
+            </w:r>
+            <w:r>
+              <w:rPr>
+                <w:color w:val="A02B93" w:themeColor="accent5"/>
+              </w:rPr>
+              <w:t>learning</w:t>
+            </w:r>
+          </w:p>
+          <w:p>
+            <w:pPr>
+              <w:pStyle w:val="ListParagraph"/>
+              <w:numPr>
+                <w:ilvl w:val="0"/>
+                <w:numId w:val="32"/>
+              </w:numPr>
+              <w:spacing w:line="276" w:lineRule="auto"/>
+              <w:rPr>
+                <w:b w:val="0"/>
+                <w:bCs w:val="0"/>
+              </w:rPr>
+            </w:pPr>
+            <w:r>
+              <w:rPr>
+                <w:b w:val="0"/>
+                <w:bCs w:val="0"/>
+              </w:rPr>
+              <w:t>h</w:t>
+            </w:r>
+            <w:r>
+              <w:rPr>
+                <w:b w:val="0"/>
+                <w:bCs w:val="0"/>
+              </w:rPr>
+              <w:t xml:space="preserve">is </w:t>
+            </w:r>
+            <w:r>
+              <w:t>answer</w:t>
+            </w:r>
+            <w:r>
+              <w:rPr>
+                <w:b w:val="0"/>
+                <w:bCs w:val="0"/>
+              </w:rPr>
+              <w:t xml:space="preserve"> is that AI can be </w:t>
+            </w:r>
+            <w:r>
+              <w:t>positive</w:t>
+            </w:r>
+            <w:r>
+              <w:rPr>
+                <w:b w:val="0"/>
+                <w:bCs w:val="0"/>
+              </w:rPr>
+              <w:t xml:space="preserve"> if it is </w:t>
+            </w:r>
+            <w:r>
+              <w:t>built</w:t>
+            </w:r>
+            <w:r>
+              <w:rPr>
+                <w:b w:val="0"/>
+                <w:bCs w:val="0"/>
+              </w:rPr>
+              <w:t xml:space="preserve"> with </w:t>
+            </w:r>
+            <w:r>
+              <w:t>guardrails</w:t>
+            </w:r>
+            <w:r>
+              <w:rPr>
+                <w:b w:val="0"/>
+                <w:bCs w:val="0"/>
+              </w:rPr>
+              <w:t xml:space="preserve"> and </w:t>
+            </w:r>
+            <w:r>
+              <w:t>used</w:t>
+            </w:r>
+            <w:r>
+              <w:rPr>
+                <w:b w:val="0"/>
+                <w:bCs w:val="0"/>
+              </w:rPr>
+              <w:t xml:space="preserve"> </w:t>
+            </w:r>
+            <w:r>
+              <w:t>well</w:t>
+            </w:r>
+          </w:p>
+          <w:p>
+            <w:pPr>
+              <w:pStyle w:val="ListParagraph"/>
+              <w:numPr>
+                <w:ilvl w:val="0"/>
+                <w:numId w:val="32"/>
+              </w:numPr>
+              <w:spacing w:line="276" w:lineRule="auto"/>
+              <w:rPr>
+                <w:b w:val="0"/>
+                <w:bCs w:val="0"/>
+                <w:color w:val="A02B93" w:themeColor="accent5"/>
+              </w:rPr>
+            </w:pPr>
+            <w:r>
+              <w:rPr>
+                <w:b w:val="0"/>
+                <w:bCs w:val="0"/>
+                <w:color w:val="A02B93" w:themeColor="accent5"/>
+              </w:rPr>
+              <w:t>h</w:t>
+            </w:r>
+            <w:r>
+              <w:rPr>
+                <w:b w:val="0"/>
+                <w:bCs w:val="0"/>
+                <w:color w:val="A02B93" w:themeColor="accent5"/>
+              </w:rPr>
+              <w:t xml:space="preserve">e </w:t>
+            </w:r>
+            <w:r>
+              <w:rPr>
+                <w:color w:val="A02B93" w:themeColor="accent5"/>
+              </w:rPr>
+              <w:t>argues</w:t>
+            </w:r>
+            <w:r>
+              <w:rPr>
+                <w:b w:val="0"/>
+                <w:bCs w:val="0"/>
+                <w:color w:val="A02B93" w:themeColor="accent5"/>
+              </w:rPr>
+              <w:t xml:space="preserve"> that every </w:t>
+            </w:r>
+            <w:r>
+              <w:rPr>
+                <w:color w:val="A02B93" w:themeColor="accent5"/>
+              </w:rPr>
+              <w:t>student</w:t>
+            </w:r>
+            <w:r>
+              <w:rPr>
+                <w:b w:val="0"/>
+                <w:bCs w:val="0"/>
+                <w:color w:val="A02B93" w:themeColor="accent5"/>
+              </w:rPr>
+              <w:t xml:space="preserve"> could have </w:t>
+            </w:r>
+            <w:r>
+              <w:rPr>
+                <w:color w:val="A02B93" w:themeColor="accent5"/>
+              </w:rPr>
+              <w:t>access</w:t>
+            </w:r>
+            <w:r>
+              <w:rPr>
+                <w:b w:val="0"/>
+                <w:bCs w:val="0"/>
+                <w:color w:val="A02B93" w:themeColor="accent5"/>
+              </w:rPr>
+              <w:t xml:space="preserve"> to an </w:t>
+            </w:r>
+            <w:r>
+              <w:rPr>
+                <w:color w:val="A02B93" w:themeColor="accent5"/>
+              </w:rPr>
+              <w:t>AI</w:t>
+            </w:r>
+            <w:r>
+              <w:rPr>
+                <w:b w:val="0"/>
+                <w:bCs w:val="0"/>
+                <w:color w:val="A02B93" w:themeColor="accent5"/>
+              </w:rPr>
+              <w:t xml:space="preserve"> </w:t>
+            </w:r>
+            <w:r>
+              <w:rPr>
+                <w:color w:val="A02B93" w:themeColor="accent5"/>
+              </w:rPr>
+              <w:t>tutor</w:t>
+            </w:r>
+            <w:r>
+              <w:rPr>
+                <w:b w:val="0"/>
+                <w:bCs w:val="0"/>
+                <w:color w:val="A02B93" w:themeColor="accent5"/>
+              </w:rPr>
+              <w:t xml:space="preserve"> and every </w:t>
+            </w:r>
+            <w:r>
+              <w:rPr>
+                <w:color w:val="A02B93" w:themeColor="accent5"/>
+              </w:rPr>
+              <w:t>teacher</w:t>
+            </w:r>
+            <w:r>
+              <w:rPr>
+                <w:b w:val="0"/>
+                <w:bCs w:val="0"/>
+                <w:color w:val="A02B93" w:themeColor="accent5"/>
+              </w:rPr>
+              <w:t xml:space="preserve"> to an </w:t>
+            </w:r>
+            <w:r>
+              <w:rPr>
+                <w:color w:val="A02B93" w:themeColor="accent5"/>
+              </w:rPr>
+              <w:t>AI</w:t>
+            </w:r>
+            <w:r>
+              <w:rPr>
+                <w:b w:val="0"/>
+                <w:bCs w:val="0"/>
+                <w:color w:val="A02B93" w:themeColor="accent5"/>
+              </w:rPr>
+              <w:t xml:space="preserve"> teaching </w:t>
+            </w:r>
+            <w:r>
+              <w:rPr>
+                <w:color w:val="A02B93" w:themeColor="accent5"/>
+              </w:rPr>
+              <w:t>assistant</w:t>
+            </w:r>
+          </w:p>
+          <w:p>
+            <w:pPr>
+              <w:pStyle w:val="ListParagraph"/>
+              <w:numPr>
+                <w:ilvl w:val="0"/>
+                <w:numId w:val="32"/>
+              </w:numPr>
+              <w:spacing w:line="276" w:lineRule="auto"/>
+              <w:rPr>
+                <w:b w:val="0"/>
+                <w:bCs w:val="0"/>
+              </w:rPr>
+            </w:pPr>
+            <w:r>
+              <w:rPr>
+                <w:b w:val="0"/>
+                <w:bCs w:val="0"/>
+              </w:rPr>
+              <w:t>h</w:t>
+            </w:r>
+            <w:r>
+              <w:rPr>
+                <w:b w:val="0"/>
+                <w:bCs w:val="0"/>
+              </w:rPr>
+              <w:t xml:space="preserve">e </w:t>
+            </w:r>
+            <w:r>
+              <w:t>connects</w:t>
+            </w:r>
+            <w:r>
+              <w:rPr>
+                <w:b w:val="0"/>
+                <w:bCs w:val="0"/>
+              </w:rPr>
+              <w:t xml:space="preserve"> this to </w:t>
+            </w:r>
+            <w:r>
+              <w:t>Bloom’s</w:t>
+            </w:r>
+            <w:r>
+              <w:rPr>
+                <w:b w:val="0"/>
+                <w:bCs w:val="0"/>
+              </w:rPr>
+              <w:t xml:space="preserve"> “2 sigma problem,” which showed how </w:t>
+            </w:r>
+            <w:r>
+              <w:t>powerful</w:t>
+            </w:r>
+            <w:r>
+              <w:rPr>
+                <w:b w:val="0"/>
+                <w:bCs w:val="0"/>
+              </w:rPr>
+              <w:t xml:space="preserve"> </w:t>
+            </w:r>
+            <w:r>
+              <w:t>one-to-one</w:t>
+            </w:r>
+            <w:r>
+              <w:rPr>
+                <w:b w:val="0"/>
+                <w:bCs w:val="0"/>
+              </w:rPr>
+              <w:t xml:space="preserve"> </w:t>
+            </w:r>
+            <w:r>
+              <w:t>tutoring</w:t>
+            </w:r>
+            <w:r>
+              <w:rPr>
+                <w:b w:val="0"/>
+                <w:bCs w:val="0"/>
+              </w:rPr>
+              <w:t xml:space="preserve"> can be</w:t>
+            </w:r>
+          </w:p>
+          <w:p>
+            <w:pPr>
+              <w:pStyle w:val="ListParagraph"/>
+              <w:numPr>
+                <w:ilvl w:val="0"/>
+                <w:numId w:val="32"/>
+              </w:numPr>
+              <w:spacing w:line="276" w:lineRule="auto"/>
+              <w:rPr>
+                <w:b w:val="0"/>
+                <w:bCs w:val="0"/>
+                <w:color w:val="A02B93" w:themeColor="accent5"/>
+              </w:rPr>
+            </w:pPr>
+            <w:r>
+              <w:rPr>
+                <w:b w:val="0"/>
+                <w:bCs w:val="0"/>
+                <w:color w:val="A02B93" w:themeColor="accent5"/>
+              </w:rPr>
+              <w:t>h</w:t>
+            </w:r>
+            <w:r>
+              <w:rPr>
+                <w:b w:val="0"/>
+                <w:bCs w:val="0"/>
+                <w:color w:val="A02B93" w:themeColor="accent5"/>
+              </w:rPr>
+              <w:t xml:space="preserve">e presents </w:t>
+            </w:r>
+            <w:r>
+              <w:rPr>
+                <w:color w:val="A02B93" w:themeColor="accent5"/>
+              </w:rPr>
+              <w:t>AI</w:t>
+            </w:r>
+            <w:r>
+              <w:rPr>
+                <w:b w:val="0"/>
+                <w:bCs w:val="0"/>
+                <w:color w:val="A02B93" w:themeColor="accent5"/>
+              </w:rPr>
+              <w:t xml:space="preserve"> as a way to </w:t>
+            </w:r>
+            <w:r>
+              <w:rPr>
+                <w:color w:val="A02B93" w:themeColor="accent5"/>
+              </w:rPr>
+              <w:t>scale</w:t>
+            </w:r>
+            <w:r>
+              <w:rPr>
+                <w:b w:val="0"/>
+                <w:bCs w:val="0"/>
+                <w:color w:val="A02B93" w:themeColor="accent5"/>
+              </w:rPr>
+              <w:t xml:space="preserve"> that kind of </w:t>
+            </w:r>
+            <w:r>
+              <w:rPr>
+                <w:color w:val="A02B93" w:themeColor="accent5"/>
+              </w:rPr>
+              <w:t>support</w:t>
+            </w:r>
+            <w:r>
+              <w:rPr>
+                <w:b w:val="0"/>
+                <w:bCs w:val="0"/>
+                <w:color w:val="A02B93" w:themeColor="accent5"/>
+              </w:rPr>
+              <w:t xml:space="preserve"> much more </w:t>
+            </w:r>
+            <w:r>
+              <w:rPr>
+                <w:color w:val="A02B93" w:themeColor="accent5"/>
+              </w:rPr>
+              <w:t>widely</w:t>
+            </w:r>
+          </w:p>
+          <w:p>
+            <w:pPr>
+              <w:pStyle w:val="ListParagraph"/>
+              <w:numPr>
+                <w:ilvl w:val="0"/>
+                <w:numId w:val="32"/>
+              </w:numPr>
+              <w:spacing w:line="276" w:lineRule="auto"/>
+              <w:rPr>
+                <w:b w:val="0"/>
+                <w:bCs w:val="0"/>
+              </w:rPr>
+            </w:pPr>
+            <w:r>
+              <w:rPr>
+                <w:b w:val="0"/>
+                <w:bCs w:val="0"/>
+              </w:rPr>
+              <w:t>h</w:t>
+            </w:r>
+            <w:r>
+              <w:rPr>
+                <w:b w:val="0"/>
+                <w:bCs w:val="0"/>
+              </w:rPr>
+              <w:t xml:space="preserve">e also </w:t>
+            </w:r>
+            <w:r>
+              <w:t>describes</w:t>
+            </w:r>
+            <w:r>
+              <w:rPr>
+                <w:b w:val="0"/>
+                <w:bCs w:val="0"/>
+              </w:rPr>
+              <w:t xml:space="preserve"> </w:t>
+            </w:r>
+            <w:r>
+              <w:t>AI</w:t>
+            </w:r>
+            <w:r>
+              <w:rPr>
+                <w:b w:val="0"/>
+                <w:bCs w:val="0"/>
+              </w:rPr>
+              <w:t xml:space="preserve"> as </w:t>
+            </w:r>
+            <w:r>
+              <w:t>useful</w:t>
+            </w:r>
+            <w:r>
+              <w:rPr>
+                <w:b w:val="0"/>
+                <w:bCs w:val="0"/>
+              </w:rPr>
+              <w:t xml:space="preserve"> for </w:t>
+            </w:r>
+            <w:r>
+              <w:t>writing</w:t>
+            </w:r>
+            <w:r>
+              <w:rPr>
+                <w:b w:val="0"/>
+                <w:bCs w:val="0"/>
+              </w:rPr>
+              <w:t xml:space="preserve"> support, </w:t>
+            </w:r>
+            <w:r>
+              <w:t>reading</w:t>
+            </w:r>
+            <w:r>
+              <w:rPr>
+                <w:b w:val="0"/>
+                <w:bCs w:val="0"/>
+              </w:rPr>
+              <w:t xml:space="preserve"> support, </w:t>
+            </w:r>
+            <w:r>
+              <w:t>outlining</w:t>
+            </w:r>
+            <w:r>
+              <w:rPr>
+                <w:b w:val="0"/>
+                <w:bCs w:val="0"/>
+              </w:rPr>
+              <w:t xml:space="preserve">, </w:t>
+            </w:r>
+            <w:r>
+              <w:t>feedback</w:t>
+            </w:r>
+            <w:r>
+              <w:rPr>
+                <w:b w:val="0"/>
+                <w:bCs w:val="0"/>
+              </w:rPr>
+              <w:t xml:space="preserve">, and </w:t>
+            </w:r>
+            <w:r>
+              <w:t>deeper</w:t>
+            </w:r>
+            <w:r>
+              <w:rPr>
+                <w:b w:val="0"/>
+                <w:bCs w:val="0"/>
+              </w:rPr>
+              <w:t xml:space="preserve"> subject </w:t>
+            </w:r>
+            <w:r>
+              <w:t>learning</w:t>
+            </w:r>
+          </w:p>
+          <w:p>
+            <w:pPr>
+              <w:pStyle w:val="ListParagraph"/>
+              <w:numPr>
+                <w:ilvl w:val="0"/>
+                <w:numId w:val="32"/>
+              </w:numPr>
+              <w:spacing w:line="276" w:lineRule="auto"/>
+              <w:rPr>
+                <w:b w:val="0"/>
+                <w:bCs w:val="0"/>
+                <w:color w:val="A02B93" w:themeColor="accent5"/>
+              </w:rPr>
+            </w:pPr>
+            <w:r>
+              <w:rPr>
+                <w:b w:val="0"/>
+                <w:bCs w:val="0"/>
+                <w:color w:val="A02B93" w:themeColor="accent5"/>
+              </w:rPr>
+              <w:t>f</w:t>
+            </w:r>
+            <w:r>
+              <w:rPr>
+                <w:b w:val="0"/>
+                <w:bCs w:val="0"/>
+                <w:color w:val="A02B93" w:themeColor="accent5"/>
+              </w:rPr>
+              <w:t xml:space="preserve">or </w:t>
+            </w:r>
+            <w:r>
+              <w:rPr>
+                <w:color w:val="A02B93" w:themeColor="accent5"/>
+              </w:rPr>
+              <w:t>teachers</w:t>
+            </w:r>
+            <w:r>
+              <w:rPr>
+                <w:b w:val="0"/>
+                <w:bCs w:val="0"/>
+                <w:color w:val="A02B93" w:themeColor="accent5"/>
+              </w:rPr>
+              <w:t xml:space="preserve">, AI could </w:t>
+            </w:r>
+            <w:r>
+              <w:rPr>
+                <w:color w:val="A02B93" w:themeColor="accent5"/>
+              </w:rPr>
+              <w:t>reduce</w:t>
+            </w:r>
+            <w:r>
+              <w:rPr>
+                <w:b w:val="0"/>
+                <w:bCs w:val="0"/>
+                <w:color w:val="A02B93" w:themeColor="accent5"/>
+              </w:rPr>
+              <w:t xml:space="preserve"> </w:t>
+            </w:r>
+            <w:r>
+              <w:rPr>
+                <w:color w:val="A02B93" w:themeColor="accent5"/>
+              </w:rPr>
+              <w:t>time</w:t>
+            </w:r>
+            <w:r>
+              <w:rPr>
+                <w:b w:val="0"/>
+                <w:bCs w:val="0"/>
+                <w:color w:val="A02B93" w:themeColor="accent5"/>
+              </w:rPr>
+              <w:t xml:space="preserve"> spent on </w:t>
+            </w:r>
+            <w:r>
+              <w:rPr>
+                <w:color w:val="A02B93" w:themeColor="accent5"/>
+              </w:rPr>
+              <w:t>lesson</w:t>
+            </w:r>
+            <w:r>
+              <w:rPr>
+                <w:b w:val="0"/>
+                <w:bCs w:val="0"/>
+                <w:color w:val="A02B93" w:themeColor="accent5"/>
+              </w:rPr>
+              <w:t xml:space="preserve"> </w:t>
+            </w:r>
+            <w:r>
+              <w:rPr>
+                <w:color w:val="A02B93" w:themeColor="accent5"/>
+              </w:rPr>
+              <w:t>planning</w:t>
+            </w:r>
+            <w:r>
+              <w:rPr>
+                <w:b w:val="0"/>
+                <w:bCs w:val="0"/>
+                <w:color w:val="A02B93" w:themeColor="accent5"/>
+              </w:rPr>
+              <w:t xml:space="preserve"> and </w:t>
+            </w:r>
+            <w:r>
+              <w:rPr>
+                <w:color w:val="A02B93" w:themeColor="accent5"/>
+              </w:rPr>
+              <w:t>routine</w:t>
+            </w:r>
+            <w:r>
+              <w:rPr>
+                <w:b w:val="0"/>
+                <w:bCs w:val="0"/>
+                <w:color w:val="A02B93" w:themeColor="accent5"/>
+              </w:rPr>
+              <w:t xml:space="preserve"> </w:t>
+            </w:r>
+            <w:r>
+              <w:rPr>
+                <w:color w:val="A02B93" w:themeColor="accent5"/>
+              </w:rPr>
+              <w:t>prep</w:t>
+            </w:r>
+            <w:r>
+              <w:rPr>
+                <w:b w:val="0"/>
+                <w:bCs w:val="0"/>
+                <w:color w:val="A02B93" w:themeColor="accent5"/>
+              </w:rPr>
+              <w:t xml:space="preserve"> work</w:t>
+            </w:r>
+          </w:p>
+          <w:p>
+            <w:pPr>
+              <w:pStyle w:val="ListParagraph"/>
+              <w:numPr>
+                <w:ilvl w:val="0"/>
+                <w:numId w:val="32"/>
+              </w:numPr>
+              <w:spacing w:line="276" w:lineRule="auto"/>
+              <w:rPr>
+                <w:b w:val="0"/>
+                <w:bCs w:val="0"/>
+              </w:rPr>
+            </w:pPr>
+            <w:r>
+              <w:rPr>
+                <w:b w:val="0"/>
+                <w:bCs w:val="0"/>
+              </w:rPr>
+              <w:t>h</w:t>
+            </w:r>
+            <w:r>
+              <w:rPr>
+                <w:b w:val="0"/>
+                <w:bCs w:val="0"/>
+              </w:rPr>
+              <w:t xml:space="preserve">is overall </w:t>
+            </w:r>
+            <w:r>
+              <w:t>position</w:t>
+            </w:r>
+            <w:r>
+              <w:rPr>
+                <w:b w:val="0"/>
+                <w:bCs w:val="0"/>
+              </w:rPr>
+              <w:t xml:space="preserve"> is </w:t>
+            </w:r>
+            <w:r>
+              <w:t>optimistic</w:t>
+            </w:r>
+          </w:p>
+          <w:p>
+            <w:pPr>
+              <w:pStyle w:val="ListParagraph"/>
+              <w:numPr>
+                <w:ilvl w:val="1"/>
+                <w:numId w:val="32"/>
+              </w:numPr>
+              <w:spacing w:line="276" w:lineRule="auto"/>
+              <w:rPr>
+                <w:b w:val="0"/>
+                <w:bCs w:val="0"/>
+                <w:color w:val="A02B93" w:themeColor="accent5"/>
+              </w:rPr>
+            </w:pPr>
+            <w:r>
+              <w:rPr>
+                <w:color w:val="A02B93" w:themeColor="accent5"/>
+              </w:rPr>
+              <w:t>AI</w:t>
+            </w:r>
+            <w:r>
+              <w:rPr>
+                <w:b w:val="0"/>
+                <w:bCs w:val="0"/>
+                <w:color w:val="A02B93" w:themeColor="accent5"/>
+              </w:rPr>
+              <w:t xml:space="preserve"> does </w:t>
+            </w:r>
+            <w:r>
+              <w:rPr>
+                <w:color w:val="A02B93" w:themeColor="accent5"/>
+              </w:rPr>
+              <w:t>not</w:t>
+            </w:r>
+            <w:r>
+              <w:rPr>
+                <w:b w:val="0"/>
+                <w:bCs w:val="0"/>
+                <w:color w:val="A02B93" w:themeColor="accent5"/>
+              </w:rPr>
+              <w:t xml:space="preserve"> have </w:t>
+            </w:r>
+            <w:r>
+              <w:rPr>
+                <w:color w:val="A02B93" w:themeColor="accent5"/>
+              </w:rPr>
+              <w:t>to</w:t>
+            </w:r>
+            <w:r>
+              <w:rPr>
+                <w:b w:val="0"/>
+                <w:bCs w:val="0"/>
+                <w:color w:val="A02B93" w:themeColor="accent5"/>
+              </w:rPr>
+              <w:t xml:space="preserve"> </w:t>
+            </w:r>
+            <w:r>
+              <w:rPr>
+                <w:color w:val="A02B93" w:themeColor="accent5"/>
+              </w:rPr>
+              <w:t>destroy</w:t>
+            </w:r>
+            <w:r>
+              <w:rPr>
+                <w:b w:val="0"/>
+                <w:bCs w:val="0"/>
+                <w:color w:val="A02B93" w:themeColor="accent5"/>
+              </w:rPr>
+              <w:t xml:space="preserve"> education</w:t>
+            </w:r>
+          </w:p>
+          <w:p>
+            <w:pPr>
+              <w:pStyle w:val="ListParagraph"/>
+              <w:numPr>
+                <w:ilvl w:val="1"/>
+                <w:numId w:val="32"/>
+              </w:numPr>
+              <w:spacing w:line="276" w:lineRule="auto"/>
+              <w:rPr>
+                <w:b w:val="0"/>
+                <w:bCs w:val="0"/>
+              </w:rPr>
+            </w:pPr>
+            <w:r>
+              <w:rPr>
+                <w:b w:val="0"/>
+                <w:bCs w:val="0"/>
+              </w:rPr>
+              <w:t xml:space="preserve">it could </w:t>
+            </w:r>
+            <w:r>
+              <w:t>improve</w:t>
+            </w:r>
+            <w:r>
+              <w:rPr>
+                <w:b w:val="0"/>
+                <w:bCs w:val="0"/>
+              </w:rPr>
+              <w:t xml:space="preserve"> </w:t>
+            </w:r>
+            <w:r>
+              <w:t>learning</w:t>
+            </w:r>
+            <w:r>
+              <w:rPr>
+                <w:b w:val="0"/>
+                <w:bCs w:val="0"/>
+              </w:rPr>
+              <w:t xml:space="preserve"> and </w:t>
+            </w:r>
+            <w:r>
+              <w:t>free</w:t>
+            </w:r>
+            <w:r>
+              <w:rPr>
+                <w:b w:val="0"/>
+                <w:bCs w:val="0"/>
+              </w:rPr>
+              <w:t xml:space="preserve"> </w:t>
+            </w:r>
+            <w:r>
+              <w:t>teachers</w:t>
+            </w:r>
+            <w:r>
+              <w:rPr>
+                <w:b w:val="0"/>
+                <w:bCs w:val="0"/>
+              </w:rPr>
+              <w:t xml:space="preserve"> for more </w:t>
+            </w:r>
+            <w:r>
+              <w:t>human</w:t>
+            </w:r>
+            <w:r>
+              <w:rPr>
+                <w:b w:val="0"/>
+                <w:bCs w:val="0"/>
+              </w:rPr>
+              <w:t xml:space="preserve"> </w:t>
+            </w:r>
+            <w:r>
+              <w:t>interaction</w:t>
+            </w:r>
+          </w:p>
+          <w:p>
+            <w:pPr>
+              <w:spacing w:line="276" w:lineRule="auto"/>
+              <w:rPr>
+                <w:b w:val="0"/>
+                <w:bCs w:val="0"/>
+                <w:color w:val="A02B93" w:themeColor="accent5"/>
+              </w:rPr>
+            </w:pPr>
+          </w:p>
+        </w:tc>
+      </w:tr>
+    </w:tbl>
+    <w:p>
+      <w:r>
+        <w:rPr>
+          <w:b/>
+          <w:bCs/>
+        </w:rPr>
+        <w:br w:type="page"/>
+      </w:r>
+    </w:p>
+    <w:tbl>
+      <w:tblPr>
+        <w:tblStyle w:val="GridTable1Light-Accent1"/>
+        <w:tblW w:w="9825" w:type="dxa"/>
+        <w:tblCellMar>
+          <w:top w:w="29" w:type="dxa"/>
+          <w:bottom w:w="29" w:type="dxa"/>
+        </w:tblCellMar>
+        <w:tblLook w:val="04A0" w:firstRow="1" w:lastRow="0" w:firstColumn="1" w:lastColumn="0" w:noHBand="0" w:noVBand="1"/>
+      </w:tblPr>
+      <w:tblGrid>
+        <w:gridCol w:w="9825"/>
+      </w:tblGrid>
+      <w:tr>
+        <w:trPr>
+          <w:cnfStyle w:val="100000000000" w:firstRow="1" w:lastRow="0" w:firstColumn="0" w:lastColumn="0" w:oddVBand="0" w:evenVBand="0" w:oddHBand="0" w:evenHBand="0" w:firstRowFirstColumn="0" w:firstRowLastColumn="0" w:lastRowFirstColumn="0" w:lastRowLastColumn="0"/>
+          <w:trHeight w:val="368"/>
+        </w:trPr>
+        <w:tc>
+          <w:tcPr>
+            <w:cnfStyle w:val="001000000000" w:firstRow="0" w:lastRow="0" w:firstColumn="1" w:lastColumn="0" w:oddVBand="0" w:evenVBand="0" w:oddHBand="0" w:evenHBand="0" w:firstRowFirstColumn="0" w:firstRowLastColumn="0" w:lastRowFirstColumn="0" w:lastRowLastColumn="0"/>
+            <w:tcW w:w="9825" w:type="dxa"/>
+            <w:shd w:val="clear" w:color="auto" w:fill="D9D9D9" w:themeFill="background1" w:themeFillShade="D9"/>
+          </w:tcPr>
+          <w:p>
+            <w:pPr>
+              <w:spacing w:line="276" w:lineRule="auto"/>
+              <w:rPr>
+                <w:b w:val="0"/>
+                <w:bCs w:val="0"/>
+                <w:color w:val="A02B93" w:themeColor="accent5"/>
+              </w:rPr>
+            </w:pPr>
+            <w:r>
+              <w:rPr>
+                <w:b w:val="0"/>
+                <w:bCs w:val="0"/>
+              </w:rPr>
+              <w:lastRenderedPageBreak/>
+              <w:t xml:space="preserve">Harvard Gazette: </w:t>
+            </w:r>
+            <w:r>
+              <w:rPr>
+                <w:i/>
+                <w:iCs/>
+              </w:rPr>
+              <w:t>How AI could radically change schools by 2050</w:t>
+            </w:r>
+          </w:p>
+        </w:tc>
+      </w:tr>
+      <w:tr>
+        <w:trPr>
+          <w:trHeight w:val="368"/>
+        </w:trPr>
+        <w:tc>
+          <w:tcPr>
+            <w:cnfStyle w:val="001000000000" w:firstRow="0" w:lastRow="0" w:firstColumn="1" w:lastColumn="0" w:oddVBand="0" w:evenVBand="0" w:oddHBand="0" w:evenHBand="0" w:firstRowFirstColumn="0" w:firstRowLastColumn="0" w:lastRowFirstColumn="0" w:lastRowLastColumn="0"/>
+            <w:tcW w:w="9825" w:type="dxa"/>
+            <w:shd w:val="clear" w:color="auto" w:fill="F2F2F2" w:themeFill="background1" w:themeFillShade="F2"/>
+          </w:tcPr>
+          <w:p>
+            <w:pPr>
+              <w:pStyle w:val="ListParagraph"/>
+              <w:numPr>
+                <w:ilvl w:val="0"/>
+                <w:numId w:val="3"/>
+              </w:numPr>
+              <w:spacing w:before="240" w:after="160" w:line="360" w:lineRule="auto"/>
+              <w:rPr>
+                <w:b w:val="0"/>
+                <w:bCs w:val="0"/>
+                <w:color w:val="A02B93" w:themeColor="accent5"/>
+              </w:rPr>
+            </w:pPr>
+            <w:r>
+              <w:rPr>
+                <w:b w:val="0"/>
+                <w:bCs w:val="0"/>
+                <w:color w:val="A02B93" w:themeColor="accent5"/>
+              </w:rPr>
+              <w:t xml:space="preserve">AI may </w:t>
+            </w:r>
+            <w:r>
+              <w:rPr>
+                <w:color w:val="A02B93" w:themeColor="accent5"/>
+              </w:rPr>
+              <w:t>change</w:t>
+            </w:r>
+            <w:r>
+              <w:rPr>
+                <w:b w:val="0"/>
+                <w:bCs w:val="0"/>
+                <w:color w:val="A02B93" w:themeColor="accent5"/>
+              </w:rPr>
+              <w:t xml:space="preserve"> </w:t>
+            </w:r>
+            <w:r>
+              <w:rPr>
+                <w:color w:val="A02B93" w:themeColor="accent5"/>
+              </w:rPr>
+              <w:t>education</w:t>
+            </w:r>
+            <w:r>
+              <w:rPr>
+                <w:b w:val="0"/>
+                <w:bCs w:val="0"/>
+                <w:color w:val="A02B93" w:themeColor="accent5"/>
+              </w:rPr>
+              <w:t xml:space="preserve"> so much that today’s “</w:t>
+            </w:r>
+            <w:r>
+              <w:rPr>
+                <w:color w:val="A02B93" w:themeColor="accent5"/>
+              </w:rPr>
+              <w:t>same</w:t>
+            </w:r>
+            <w:r>
+              <w:rPr>
+                <w:b w:val="0"/>
+                <w:bCs w:val="0"/>
+                <w:color w:val="A02B93" w:themeColor="accent5"/>
+              </w:rPr>
+              <w:t xml:space="preserve"> </w:t>
+            </w:r>
+            <w:r>
+              <w:rPr>
+                <w:color w:val="A02B93" w:themeColor="accent5"/>
+              </w:rPr>
+              <w:t>lesson</w:t>
+            </w:r>
+            <w:r>
+              <w:rPr>
+                <w:b w:val="0"/>
+                <w:bCs w:val="0"/>
+                <w:color w:val="A02B93" w:themeColor="accent5"/>
+              </w:rPr>
+              <w:t xml:space="preserve">, same </w:t>
+            </w:r>
+            <w:r>
+              <w:rPr>
+                <w:color w:val="A02B93" w:themeColor="accent5"/>
+              </w:rPr>
+              <w:t>test</w:t>
+            </w:r>
+            <w:r>
+              <w:rPr>
+                <w:b w:val="0"/>
+                <w:bCs w:val="0"/>
+                <w:color w:val="A02B93" w:themeColor="accent5"/>
+              </w:rPr>
+              <w:t xml:space="preserve">, same </w:t>
+            </w:r>
+            <w:r>
+              <w:rPr>
+                <w:color w:val="A02B93" w:themeColor="accent5"/>
+              </w:rPr>
+              <w:t>pace</w:t>
+            </w:r>
+            <w:r>
+              <w:rPr>
+                <w:b w:val="0"/>
+                <w:bCs w:val="0"/>
+                <w:color w:val="A02B93" w:themeColor="accent5"/>
+              </w:rPr>
+              <w:t xml:space="preserve"> for </w:t>
+            </w:r>
+            <w:r>
+              <w:rPr>
+                <w:color w:val="A02B93" w:themeColor="accent5"/>
+              </w:rPr>
+              <w:t>everyone</w:t>
+            </w:r>
+            <w:r>
+              <w:rPr>
+                <w:b w:val="0"/>
+                <w:bCs w:val="0"/>
+                <w:color w:val="A02B93" w:themeColor="accent5"/>
+              </w:rPr>
+              <w:t xml:space="preserve">” model could look </w:t>
+            </w:r>
+            <w:r>
+              <w:rPr>
+                <w:color w:val="A02B93" w:themeColor="accent5"/>
+              </w:rPr>
+              <w:t>outdated</w:t>
+            </w:r>
+          </w:p>
+          <w:p>
+            <w:pPr>
+              <w:pStyle w:val="ListParagraph"/>
+              <w:numPr>
+                <w:ilvl w:val="0"/>
+                <w:numId w:val="3"/>
+              </w:numPr>
+              <w:spacing w:before="240" w:after="160" w:line="360" w:lineRule="auto"/>
+              <w:rPr>
+                <w:b w:val="0"/>
+                <w:bCs w:val="0"/>
+              </w:rPr>
+            </w:pPr>
+            <w:r>
+              <w:rPr>
+                <w:b w:val="0"/>
+                <w:bCs w:val="0"/>
+              </w:rPr>
+              <w:t xml:space="preserve">Howard </w:t>
+            </w:r>
+            <w:r>
+              <w:t>Gardner</w:t>
+            </w:r>
+            <w:r>
+              <w:rPr>
+                <w:b w:val="0"/>
+                <w:bCs w:val="0"/>
+              </w:rPr>
+              <w:t xml:space="preserve"> argues that </w:t>
+            </w:r>
+            <w:r>
+              <w:t>students</w:t>
+            </w:r>
+            <w:r>
+              <w:rPr>
+                <w:b w:val="0"/>
+                <w:bCs w:val="0"/>
+              </w:rPr>
+              <w:t xml:space="preserve"> may only need a </w:t>
+            </w:r>
+            <w:r>
+              <w:t>few</w:t>
+            </w:r>
+            <w:r>
+              <w:rPr>
+                <w:b w:val="0"/>
+                <w:bCs w:val="0"/>
+              </w:rPr>
+              <w:t xml:space="preserve"> </w:t>
+            </w:r>
+            <w:r>
+              <w:t>foundational</w:t>
+            </w:r>
+            <w:r>
+              <w:rPr>
+                <w:b w:val="0"/>
+                <w:bCs w:val="0"/>
+              </w:rPr>
+              <w:t xml:space="preserve"> years in </w:t>
+            </w:r>
+            <w:r>
+              <w:t>reading</w:t>
+            </w:r>
+            <w:r>
+              <w:rPr>
+                <w:b w:val="0"/>
+                <w:bCs w:val="0"/>
+              </w:rPr>
+              <w:t xml:space="preserve">, </w:t>
+            </w:r>
+            <w:r>
+              <w:t>writing</w:t>
+            </w:r>
+            <w:r>
+              <w:rPr>
+                <w:b w:val="0"/>
+                <w:bCs w:val="0"/>
+              </w:rPr>
+              <w:t xml:space="preserve">, </w:t>
+            </w:r>
+            <w:r>
+              <w:t>math</w:t>
+            </w:r>
+            <w:r>
+              <w:rPr>
+                <w:b w:val="0"/>
+                <w:bCs w:val="0"/>
+              </w:rPr>
+              <w:t xml:space="preserve">, and some </w:t>
+            </w:r>
+            <w:r>
+              <w:t>coding</w:t>
+            </w:r>
+          </w:p>
+          <w:p>
+            <w:pPr>
+              <w:pStyle w:val="ListParagraph"/>
+              <w:numPr>
+                <w:ilvl w:val="0"/>
+                <w:numId w:val="3"/>
+              </w:numPr>
+              <w:spacing w:before="240" w:after="160" w:line="360" w:lineRule="auto"/>
+              <w:rPr>
+                <w:b w:val="0"/>
+                <w:bCs w:val="0"/>
+                <w:color w:val="A02B93" w:themeColor="accent5"/>
+              </w:rPr>
+            </w:pPr>
+            <w:r>
+              <w:rPr>
+                <w:b w:val="0"/>
+                <w:bCs w:val="0"/>
+                <w:color w:val="A02B93" w:themeColor="accent5"/>
+              </w:rPr>
+              <w:t>a</w:t>
+            </w:r>
+            <w:r>
+              <w:rPr>
+                <w:b w:val="0"/>
+                <w:bCs w:val="0"/>
+                <w:color w:val="A02B93" w:themeColor="accent5"/>
+              </w:rPr>
+              <w:t xml:space="preserve">fter that, </w:t>
+            </w:r>
+            <w:r>
+              <w:rPr>
+                <w:color w:val="A02B93" w:themeColor="accent5"/>
+              </w:rPr>
+              <w:t>teachers</w:t>
+            </w:r>
+            <w:r>
+              <w:rPr>
+                <w:b w:val="0"/>
+                <w:bCs w:val="0"/>
+                <w:color w:val="A02B93" w:themeColor="accent5"/>
+              </w:rPr>
+              <w:t xml:space="preserve"> may </w:t>
+            </w:r>
+            <w:r>
+              <w:rPr>
+                <w:color w:val="A02B93" w:themeColor="accent5"/>
+              </w:rPr>
+              <w:t>act</w:t>
+            </w:r>
+            <w:r>
+              <w:rPr>
+                <w:b w:val="0"/>
+                <w:bCs w:val="0"/>
+                <w:color w:val="A02B93" w:themeColor="accent5"/>
+              </w:rPr>
+              <w:t xml:space="preserve"> more like </w:t>
+            </w:r>
+            <w:r>
+              <w:rPr>
+                <w:color w:val="A02B93" w:themeColor="accent5"/>
+              </w:rPr>
+              <w:t>coaches</w:t>
+            </w:r>
+            <w:r>
+              <w:rPr>
+                <w:b w:val="0"/>
+                <w:bCs w:val="0"/>
+                <w:color w:val="A02B93" w:themeColor="accent5"/>
+              </w:rPr>
+              <w:t xml:space="preserve"> who </w:t>
+            </w:r>
+            <w:r>
+              <w:rPr>
+                <w:color w:val="A02B93" w:themeColor="accent5"/>
+              </w:rPr>
+              <w:t>guide</w:t>
+            </w:r>
+            <w:r>
+              <w:rPr>
+                <w:b w:val="0"/>
+                <w:bCs w:val="0"/>
+                <w:color w:val="A02B93" w:themeColor="accent5"/>
+              </w:rPr>
+              <w:t xml:space="preserve"> </w:t>
+            </w:r>
+            <w:r>
+              <w:rPr>
+                <w:color w:val="A02B93" w:themeColor="accent5"/>
+              </w:rPr>
+              <w:t>students</w:t>
+            </w:r>
+            <w:r>
+              <w:rPr>
+                <w:b w:val="0"/>
+                <w:bCs w:val="0"/>
+                <w:color w:val="A02B93" w:themeColor="accent5"/>
+              </w:rPr>
+              <w:t xml:space="preserve"> toward </w:t>
+            </w:r>
+            <w:r>
+              <w:rPr>
+                <w:color w:val="A02B93" w:themeColor="accent5"/>
+              </w:rPr>
+              <w:t>interests</w:t>
+            </w:r>
+            <w:r>
+              <w:rPr>
+                <w:b w:val="0"/>
+                <w:bCs w:val="0"/>
+                <w:color w:val="A02B93" w:themeColor="accent5"/>
+              </w:rPr>
+              <w:t xml:space="preserve">, </w:t>
+            </w:r>
+            <w:r>
+              <w:rPr>
+                <w:color w:val="A02B93" w:themeColor="accent5"/>
+              </w:rPr>
+              <w:t>strengths</w:t>
+            </w:r>
+            <w:r>
+              <w:rPr>
+                <w:b w:val="0"/>
+                <w:bCs w:val="0"/>
+                <w:color w:val="A02B93" w:themeColor="accent5"/>
+              </w:rPr>
+              <w:t xml:space="preserve">, and </w:t>
+            </w:r>
+            <w:r>
+              <w:rPr>
+                <w:color w:val="A02B93" w:themeColor="accent5"/>
+              </w:rPr>
+              <w:t>real</w:t>
+            </w:r>
+            <w:r>
+              <w:rPr>
+                <w:b w:val="0"/>
+                <w:bCs w:val="0"/>
+                <w:color w:val="A02B93" w:themeColor="accent5"/>
+              </w:rPr>
+              <w:t xml:space="preserve">-world </w:t>
+            </w:r>
+            <w:r>
+              <w:rPr>
+                <w:color w:val="A02B93" w:themeColor="accent5"/>
+              </w:rPr>
+              <w:t>paths</w:t>
+            </w:r>
+          </w:p>
+          <w:p>
+            <w:pPr>
+              <w:pStyle w:val="ListParagraph"/>
+              <w:numPr>
+                <w:ilvl w:val="0"/>
+                <w:numId w:val="3"/>
+              </w:numPr>
+              <w:spacing w:before="240" w:after="160" w:line="360" w:lineRule="auto"/>
+              <w:rPr>
+                <w:b w:val="0"/>
+                <w:bCs w:val="0"/>
+              </w:rPr>
+            </w:pPr>
+            <w:r>
+              <w:rPr>
+                <w:b w:val="0"/>
+                <w:bCs w:val="0"/>
+              </w:rPr>
+              <w:t xml:space="preserve">Anthea </w:t>
+            </w:r>
+            <w:r>
+              <w:t>Roberts</w:t>
+            </w:r>
+            <w:r>
+              <w:rPr>
+                <w:b w:val="0"/>
+                <w:bCs w:val="0"/>
+              </w:rPr>
+              <w:t xml:space="preserve"> says </w:t>
+            </w:r>
+            <w:r>
+              <w:t>future</w:t>
+            </w:r>
+            <w:r>
+              <w:rPr>
+                <w:b w:val="0"/>
+                <w:bCs w:val="0"/>
+              </w:rPr>
+              <w:t xml:space="preserve"> </w:t>
+            </w:r>
+            <w:r>
+              <w:t>learners</w:t>
+            </w:r>
+            <w:r>
+              <w:rPr>
+                <w:b w:val="0"/>
+                <w:bCs w:val="0"/>
+              </w:rPr>
+              <w:t xml:space="preserve"> may need to </w:t>
+            </w:r>
+            <w:r>
+              <w:t>manage</w:t>
+            </w:r>
+            <w:r>
+              <w:rPr>
+                <w:b w:val="0"/>
+                <w:bCs w:val="0"/>
+              </w:rPr>
+              <w:t xml:space="preserve"> teams of </w:t>
+            </w:r>
+            <w:r>
+              <w:t>AI</w:t>
+            </w:r>
+            <w:r>
+              <w:rPr>
+                <w:b w:val="0"/>
+                <w:bCs w:val="0"/>
+              </w:rPr>
+              <w:t xml:space="preserve"> </w:t>
+            </w:r>
+            <w:r>
+              <w:t>tools</w:t>
+            </w:r>
+            <w:r>
+              <w:rPr>
+                <w:b w:val="0"/>
+                <w:bCs w:val="0"/>
+              </w:rPr>
+              <w:t xml:space="preserve">, more like a </w:t>
+            </w:r>
+            <w:r>
+              <w:t>director</w:t>
+            </w:r>
+            <w:r>
+              <w:rPr>
+                <w:b w:val="0"/>
+                <w:bCs w:val="0"/>
+              </w:rPr>
+              <w:t xml:space="preserve">, </w:t>
+            </w:r>
+            <w:r>
+              <w:t>editor</w:t>
+            </w:r>
+            <w:r>
+              <w:rPr>
+                <w:b w:val="0"/>
+                <w:bCs w:val="0"/>
+              </w:rPr>
+              <w:t xml:space="preserve">, or </w:t>
+            </w:r>
+            <w:r>
+              <w:t>coach</w:t>
+            </w:r>
+            <w:r>
+              <w:rPr>
+                <w:b w:val="0"/>
+                <w:bCs w:val="0"/>
+              </w:rPr>
+              <w:t xml:space="preserve"> than a traditional student</w:t>
+            </w:r>
+          </w:p>
+          <w:p>
+            <w:pPr>
+              <w:pStyle w:val="ListParagraph"/>
+              <w:numPr>
+                <w:ilvl w:val="0"/>
+                <w:numId w:val="3"/>
+              </w:numPr>
+              <w:spacing w:before="240" w:after="160" w:line="360" w:lineRule="auto"/>
+              <w:rPr>
+                <w:b w:val="0"/>
+                <w:bCs w:val="0"/>
+                <w:color w:val="A02B93" w:themeColor="accent5"/>
+              </w:rPr>
+            </w:pPr>
+            <w:r>
+              <w:rPr>
+                <w:color w:val="A02B93" w:themeColor="accent5"/>
+              </w:rPr>
+              <w:t>Gardner</w:t>
+            </w:r>
+            <w:r>
+              <w:rPr>
+                <w:b w:val="0"/>
+                <w:bCs w:val="0"/>
+                <w:color w:val="A02B93" w:themeColor="accent5"/>
+              </w:rPr>
+              <w:t xml:space="preserve"> suggests </w:t>
+            </w:r>
+            <w:r>
+              <w:rPr>
+                <w:color w:val="A02B93" w:themeColor="accent5"/>
+              </w:rPr>
+              <w:t>AI</w:t>
+            </w:r>
+            <w:r>
+              <w:rPr>
+                <w:b w:val="0"/>
+                <w:bCs w:val="0"/>
+                <w:color w:val="A02B93" w:themeColor="accent5"/>
+              </w:rPr>
+              <w:t xml:space="preserve"> may take over many </w:t>
+            </w:r>
+            <w:r>
+              <w:rPr>
+                <w:color w:val="A02B93" w:themeColor="accent5"/>
+              </w:rPr>
+              <w:t>cognitive</w:t>
+            </w:r>
+            <w:r>
+              <w:rPr>
+                <w:b w:val="0"/>
+                <w:bCs w:val="0"/>
+                <w:color w:val="A02B93" w:themeColor="accent5"/>
+              </w:rPr>
+              <w:t xml:space="preserve"> </w:t>
+            </w:r>
+            <w:proofErr w:type="gramStart"/>
+            <w:r>
+              <w:rPr>
+                <w:color w:val="A02B93" w:themeColor="accent5"/>
+              </w:rPr>
+              <w:t>tasks</w:t>
+            </w:r>
+            <w:proofErr w:type="gramEnd"/>
+            <w:r>
+              <w:rPr>
+                <w:b w:val="0"/>
+                <w:bCs w:val="0"/>
+                <w:color w:val="A02B93" w:themeColor="accent5"/>
+              </w:rPr>
+              <w:t xml:space="preserve"> humans now prize, </w:t>
+            </w:r>
+            <w:r>
+              <w:rPr>
+                <w:color w:val="A02B93" w:themeColor="accent5"/>
+              </w:rPr>
+              <w:t>including</w:t>
+            </w:r>
+            <w:r>
+              <w:rPr>
+                <w:b w:val="0"/>
+                <w:bCs w:val="0"/>
+                <w:color w:val="A02B93" w:themeColor="accent5"/>
+              </w:rPr>
+              <w:t xml:space="preserve"> some forms of disciplined </w:t>
+            </w:r>
+            <w:r>
+              <w:rPr>
+                <w:color w:val="A02B93" w:themeColor="accent5"/>
+              </w:rPr>
+              <w:t>thinking</w:t>
+            </w:r>
+            <w:r>
+              <w:rPr>
+                <w:b w:val="0"/>
+                <w:bCs w:val="0"/>
+                <w:color w:val="A02B93" w:themeColor="accent5"/>
+              </w:rPr>
+              <w:t xml:space="preserve">, </w:t>
+            </w:r>
+            <w:r>
+              <w:rPr>
+                <w:color w:val="A02B93" w:themeColor="accent5"/>
+              </w:rPr>
+              <w:t>synthesis</w:t>
+            </w:r>
+            <w:r>
+              <w:rPr>
+                <w:b w:val="0"/>
+                <w:bCs w:val="0"/>
+                <w:color w:val="A02B93" w:themeColor="accent5"/>
+              </w:rPr>
+              <w:t xml:space="preserve">, and </w:t>
+            </w:r>
+            <w:r>
+              <w:rPr>
+                <w:color w:val="A02B93" w:themeColor="accent5"/>
+              </w:rPr>
+              <w:t>creativity</w:t>
+            </w:r>
+          </w:p>
+          <w:p>
+            <w:pPr>
+              <w:pStyle w:val="ListParagraph"/>
+              <w:numPr>
+                <w:ilvl w:val="0"/>
+                <w:numId w:val="3"/>
+              </w:numPr>
+              <w:spacing w:before="240" w:after="160" w:line="360" w:lineRule="auto"/>
+              <w:rPr>
+                <w:b w:val="0"/>
+                <w:bCs w:val="0"/>
+              </w:rPr>
+            </w:pPr>
+            <w:r>
+              <w:rPr>
+                <w:b w:val="0"/>
+                <w:bCs w:val="0"/>
+              </w:rPr>
+              <w:t>h</w:t>
+            </w:r>
+            <w:r>
+              <w:rPr>
+                <w:b w:val="0"/>
+                <w:bCs w:val="0"/>
+              </w:rPr>
+              <w:t xml:space="preserve">e argues that </w:t>
+            </w:r>
+            <w:r>
+              <w:t>respect</w:t>
+            </w:r>
+            <w:r>
+              <w:rPr>
+                <w:b w:val="0"/>
+                <w:bCs w:val="0"/>
+              </w:rPr>
+              <w:t xml:space="preserve"> and </w:t>
+            </w:r>
+            <w:r>
+              <w:t>ethics</w:t>
+            </w:r>
+            <w:r>
+              <w:rPr>
+                <w:b w:val="0"/>
+                <w:bCs w:val="0"/>
+              </w:rPr>
+              <w:t xml:space="preserve"> remain deeply </w:t>
+            </w:r>
+            <w:r>
+              <w:t>human</w:t>
+            </w:r>
+            <w:r>
+              <w:rPr>
+                <w:b w:val="0"/>
+                <w:bCs w:val="0"/>
+              </w:rPr>
+              <w:t xml:space="preserve"> </w:t>
+            </w:r>
+            <w:r>
+              <w:t>responsibilities</w:t>
+            </w:r>
+            <w:r>
+              <w:rPr>
+                <w:b w:val="0"/>
+                <w:bCs w:val="0"/>
+              </w:rPr>
+              <w:t xml:space="preserve"> and should </w:t>
+            </w:r>
+            <w:r>
+              <w:t>not</w:t>
+            </w:r>
+            <w:r>
+              <w:rPr>
+                <w:b w:val="0"/>
+                <w:bCs w:val="0"/>
+              </w:rPr>
+              <w:t xml:space="preserve"> be handed to </w:t>
+            </w:r>
+            <w:r>
+              <w:t>machines</w:t>
+            </w:r>
+            <w:r>
+              <w:rPr>
+                <w:b w:val="0"/>
+                <w:bCs w:val="0"/>
+              </w:rPr>
+              <w:t>.</w:t>
+            </w:r>
+          </w:p>
+          <w:p>
+            <w:pPr>
+              <w:pStyle w:val="ListParagraph"/>
+              <w:numPr>
+                <w:ilvl w:val="0"/>
+                <w:numId w:val="3"/>
+              </w:numPr>
+              <w:spacing w:before="240" w:after="160" w:line="360" w:lineRule="auto"/>
+              <w:rPr>
+                <w:b w:val="0"/>
+                <w:bCs w:val="0"/>
+                <w:color w:val="A02B93" w:themeColor="accent5"/>
+              </w:rPr>
+            </w:pPr>
+            <w:r>
+              <w:rPr>
+                <w:b w:val="0"/>
+                <w:bCs w:val="0"/>
+                <w:color w:val="A02B93" w:themeColor="accent5"/>
+              </w:rPr>
+              <w:t>t</w:t>
+            </w:r>
+            <w:r>
+              <w:rPr>
+                <w:b w:val="0"/>
+                <w:bCs w:val="0"/>
+                <w:color w:val="A02B93" w:themeColor="accent5"/>
+              </w:rPr>
+              <w:t xml:space="preserve">he panel also </w:t>
+            </w:r>
+            <w:r>
+              <w:rPr>
+                <w:color w:val="A02B93" w:themeColor="accent5"/>
+              </w:rPr>
+              <w:t>warns</w:t>
+            </w:r>
+            <w:r>
+              <w:rPr>
+                <w:b w:val="0"/>
+                <w:bCs w:val="0"/>
+                <w:color w:val="A02B93" w:themeColor="accent5"/>
+              </w:rPr>
+              <w:t xml:space="preserve"> that </w:t>
+            </w:r>
+            <w:r>
+              <w:rPr>
+                <w:color w:val="A02B93" w:themeColor="accent5"/>
+              </w:rPr>
+              <w:t>AI</w:t>
+            </w:r>
+            <w:r>
+              <w:rPr>
+                <w:b w:val="0"/>
+                <w:bCs w:val="0"/>
+                <w:color w:val="A02B93" w:themeColor="accent5"/>
+              </w:rPr>
+              <w:t xml:space="preserve"> can either </w:t>
+            </w:r>
+            <w:r>
+              <w:rPr>
+                <w:color w:val="A02B93" w:themeColor="accent5"/>
+              </w:rPr>
+              <w:t>expand</w:t>
+            </w:r>
+            <w:r>
+              <w:rPr>
+                <w:b w:val="0"/>
+                <w:bCs w:val="0"/>
+                <w:color w:val="A02B93" w:themeColor="accent5"/>
+              </w:rPr>
+              <w:t xml:space="preserve"> thinking or </w:t>
+            </w:r>
+            <w:r>
+              <w:rPr>
+                <w:color w:val="A02B93" w:themeColor="accent5"/>
+              </w:rPr>
+              <w:t>replace</w:t>
+            </w:r>
+            <w:r>
+              <w:rPr>
+                <w:b w:val="0"/>
+                <w:bCs w:val="0"/>
+                <w:color w:val="A02B93" w:themeColor="accent5"/>
+              </w:rPr>
+              <w:t xml:space="preserve"> it, and </w:t>
+            </w:r>
+            <w:r>
+              <w:rPr>
+                <w:color w:val="A02B93" w:themeColor="accent5"/>
+              </w:rPr>
+              <w:t>educators</w:t>
+            </w:r>
+            <w:r>
+              <w:rPr>
+                <w:b w:val="0"/>
+                <w:bCs w:val="0"/>
+                <w:color w:val="A02B93" w:themeColor="accent5"/>
+              </w:rPr>
+              <w:t xml:space="preserve"> still need to </w:t>
+            </w:r>
+            <w:r>
+              <w:rPr>
+                <w:color w:val="A02B93" w:themeColor="accent5"/>
+              </w:rPr>
+              <w:t>figure</w:t>
+            </w:r>
+            <w:r>
+              <w:rPr>
+                <w:b w:val="0"/>
+                <w:bCs w:val="0"/>
+                <w:color w:val="A02B93" w:themeColor="accent5"/>
+              </w:rPr>
+              <w:t xml:space="preserve"> </w:t>
+            </w:r>
+            <w:r>
+              <w:rPr>
+                <w:color w:val="A02B93" w:themeColor="accent5"/>
+              </w:rPr>
+              <w:t>out</w:t>
+            </w:r>
+            <w:r>
+              <w:rPr>
+                <w:b w:val="0"/>
+                <w:bCs w:val="0"/>
+                <w:color w:val="A02B93" w:themeColor="accent5"/>
+              </w:rPr>
+              <w:t xml:space="preserve"> how to </w:t>
+            </w:r>
+            <w:r>
+              <w:rPr>
+                <w:color w:val="A02B93" w:themeColor="accent5"/>
+              </w:rPr>
+              <w:t>push</w:t>
+            </w:r>
+            <w:r>
+              <w:rPr>
+                <w:b w:val="0"/>
+                <w:bCs w:val="0"/>
+                <w:color w:val="A02B93" w:themeColor="accent5"/>
+              </w:rPr>
+              <w:t xml:space="preserve"> students </w:t>
+            </w:r>
+            <w:r>
+              <w:rPr>
+                <w:color w:val="A02B93" w:themeColor="accent5"/>
+              </w:rPr>
+              <w:t>toward</w:t>
+            </w:r>
+            <w:r>
+              <w:rPr>
+                <w:b w:val="0"/>
+                <w:bCs w:val="0"/>
+                <w:color w:val="A02B93" w:themeColor="accent5"/>
+              </w:rPr>
+              <w:t xml:space="preserve"> </w:t>
+            </w:r>
+            <w:r>
+              <w:rPr>
+                <w:color w:val="A02B93" w:themeColor="accent5"/>
+              </w:rPr>
+              <w:t>expansion</w:t>
+            </w:r>
+            <w:r>
+              <w:rPr>
+                <w:b w:val="0"/>
+                <w:bCs w:val="0"/>
+                <w:color w:val="A02B93" w:themeColor="accent5"/>
+              </w:rPr>
+              <w:t xml:space="preserve">, </w:t>
+            </w:r>
+            <w:r>
+              <w:rPr>
+                <w:color w:val="A02B93" w:themeColor="accent5"/>
+              </w:rPr>
+              <w:t>not</w:t>
+            </w:r>
+            <w:r>
+              <w:rPr>
+                <w:b w:val="0"/>
+                <w:bCs w:val="0"/>
+                <w:color w:val="A02B93" w:themeColor="accent5"/>
+              </w:rPr>
+              <w:t xml:space="preserve"> cognitive </w:t>
+            </w:r>
+            <w:r>
+              <w:rPr>
+                <w:color w:val="A02B93" w:themeColor="accent5"/>
+              </w:rPr>
+              <w:t>laziness</w:t>
+            </w:r>
+          </w:p>
+        </w:tc>
+      </w:tr>
+      <w:tr>
+        <w:trPr>
+          <w:trHeight w:val="368"/>
+        </w:trPr>
+        <w:tc>
+          <w:tcPr>
+            <w:cnfStyle w:val="001000000000" w:firstRow="0" w:lastRow="0" w:firstColumn="1" w:lastColumn="0" w:oddVBand="0" w:evenVBand="0" w:oddHBand="0" w:evenHBand="0" w:firstRowFirstColumn="0" w:firstRowLastColumn="0" w:lastRowFirstColumn="0" w:lastRowLastColumn="0"/>
+            <w:tcW w:w="9825" w:type="dxa"/>
+            <w:shd w:val="clear" w:color="auto" w:fill="D9D9D9" w:themeFill="background1" w:themeFillShade="D9"/>
+          </w:tcPr>
+          <w:p>
+            <w:pPr>
+              <w:spacing w:line="276" w:lineRule="auto"/>
+              <w:rPr>
+                <w:b w:val="0"/>
+                <w:bCs w:val="0"/>
+                <w:color w:val="A02B93" w:themeColor="accent5"/>
+              </w:rPr>
+            </w:pPr>
+            <w:r>
+              <w:rPr>
+                <w:b w:val="0"/>
+                <w:bCs w:val="0"/>
+              </w:rPr>
+              <w:t>Healthcare IT News</w:t>
+            </w:r>
+            <w:r>
+              <w:rPr>
+                <w:b w:val="0"/>
+                <w:bCs w:val="0"/>
+              </w:rPr>
+              <w:t xml:space="preserve">: </w:t>
+            </w:r>
+            <w:r>
+              <w:rPr>
+                <w:i/>
+                <w:iCs/>
+              </w:rPr>
+              <w:t>Knowing the hidden costs of new tech can improve digital strategy</w:t>
+            </w:r>
+          </w:p>
+        </w:tc>
+      </w:tr>
+      <w:tr>
+        <w:trPr>
+          <w:trHeight w:val="368"/>
+        </w:trPr>
+        <w:tc>
+          <w:tcPr>
+            <w:cnfStyle w:val="001000000000" w:firstRow="0" w:lastRow="0" w:firstColumn="1" w:lastColumn="0" w:oddVBand="0" w:evenVBand="0" w:oddHBand="0" w:evenHBand="0" w:firstRowFirstColumn="0" w:firstRowLastColumn="0" w:lastRowFirstColumn="0" w:lastRowLastColumn="0"/>
+            <w:tcW w:w="9825" w:type="dxa"/>
+            <w:shd w:val="clear" w:color="auto" w:fill="F2F2F2" w:themeFill="background1" w:themeFillShade="F2"/>
+          </w:tcPr>
+          <w:p>
+            <w:pPr>
+              <w:pStyle w:val="ListParagraph"/>
+              <w:numPr>
+                <w:ilvl w:val="0"/>
+                <w:numId w:val="3"/>
+              </w:numPr>
+              <w:spacing w:before="240" w:after="160" w:line="360" w:lineRule="auto"/>
+              <w:rPr>
+                <w:b w:val="0"/>
+                <w:bCs w:val="0"/>
+              </w:rPr>
+            </w:pPr>
+            <w:r>
+              <w:rPr>
+                <w:b w:val="0"/>
+                <w:bCs w:val="0"/>
+              </w:rPr>
+              <w:t>t</w:t>
+            </w:r>
+            <w:r>
+              <w:rPr>
+                <w:b w:val="0"/>
+                <w:bCs w:val="0"/>
+              </w:rPr>
+              <w:t xml:space="preserve">hey should </w:t>
+            </w:r>
+            <w:r>
+              <w:t>start</w:t>
+            </w:r>
+            <w:r>
+              <w:rPr>
+                <w:b w:val="0"/>
+                <w:bCs w:val="0"/>
+              </w:rPr>
+              <w:t xml:space="preserve"> with “What </w:t>
+            </w:r>
+            <w:r>
+              <w:t>business</w:t>
+            </w:r>
+            <w:r>
+              <w:rPr>
+                <w:b w:val="0"/>
+                <w:bCs w:val="0"/>
+              </w:rPr>
+              <w:t xml:space="preserve"> or </w:t>
+            </w:r>
+            <w:r>
+              <w:t>care</w:t>
+            </w:r>
+            <w:r>
+              <w:rPr>
+                <w:b w:val="0"/>
+                <w:bCs w:val="0"/>
+              </w:rPr>
+              <w:t xml:space="preserve"> </w:t>
+            </w:r>
+            <w:r>
+              <w:t>problem</w:t>
+            </w:r>
+            <w:r>
+              <w:rPr>
+                <w:b w:val="0"/>
+                <w:bCs w:val="0"/>
+              </w:rPr>
+              <w:t xml:space="preserve"> are we trying to </w:t>
+            </w:r>
+            <w:r>
+              <w:t>solve</w:t>
+            </w:r>
+            <w:r>
+              <w:rPr>
+                <w:b w:val="0"/>
+                <w:bCs w:val="0"/>
+              </w:rPr>
+              <w:t>?”</w:t>
+            </w:r>
+          </w:p>
+          <w:p>
+            <w:pPr>
+              <w:pStyle w:val="ListParagraph"/>
+              <w:numPr>
+                <w:ilvl w:val="0"/>
+                <w:numId w:val="3"/>
+              </w:numPr>
+              <w:spacing w:before="240" w:line="360" w:lineRule="auto"/>
+              <w:rPr>
+                <w:b w:val="0"/>
+                <w:bCs w:val="0"/>
+                <w:color w:val="A02B93" w:themeColor="accent5"/>
+              </w:rPr>
+            </w:pPr>
+            <w:r>
+              <w:rPr>
+                <w:b w:val="0"/>
+                <w:bCs w:val="0"/>
+                <w:color w:val="A02B93" w:themeColor="accent5"/>
+              </w:rPr>
+              <w:t>t</w:t>
+            </w:r>
+            <w:r>
+              <w:rPr>
+                <w:b w:val="0"/>
+                <w:bCs w:val="0"/>
+                <w:color w:val="A02B93" w:themeColor="accent5"/>
+              </w:rPr>
+              <w:t xml:space="preserve">he article </w:t>
+            </w:r>
+            <w:r>
+              <w:rPr>
+                <w:color w:val="A02B93" w:themeColor="accent5"/>
+              </w:rPr>
+              <w:t>argues</w:t>
+            </w:r>
+            <w:r>
+              <w:rPr>
+                <w:b w:val="0"/>
+                <w:bCs w:val="0"/>
+                <w:color w:val="A02B93" w:themeColor="accent5"/>
+              </w:rPr>
+              <w:t xml:space="preserve"> that </w:t>
+            </w:r>
+            <w:r>
+              <w:rPr>
+                <w:color w:val="A02B93" w:themeColor="accent5"/>
+              </w:rPr>
+              <w:t>ROI</w:t>
+            </w:r>
+            <w:r>
+              <w:rPr>
+                <w:b w:val="0"/>
+                <w:bCs w:val="0"/>
+                <w:color w:val="A02B93" w:themeColor="accent5"/>
+              </w:rPr>
+              <w:t xml:space="preserve"> is </w:t>
+            </w:r>
+            <w:r>
+              <w:rPr>
+                <w:color w:val="A02B93" w:themeColor="accent5"/>
+              </w:rPr>
+              <w:t>local</w:t>
+            </w:r>
+            <w:r>
+              <w:rPr>
+                <w:b w:val="0"/>
+                <w:bCs w:val="0"/>
+                <w:color w:val="A02B93" w:themeColor="accent5"/>
+              </w:rPr>
+              <w:t xml:space="preserve"> and </w:t>
+            </w:r>
+            <w:r>
+              <w:rPr>
+                <w:color w:val="A02B93" w:themeColor="accent5"/>
+              </w:rPr>
+              <w:t>context</w:t>
+            </w:r>
+            <w:r>
+              <w:rPr>
+                <w:b w:val="0"/>
+                <w:bCs w:val="0"/>
+                <w:color w:val="A02B93" w:themeColor="accent5"/>
+              </w:rPr>
+              <w:t>-</w:t>
+            </w:r>
+            <w:r>
+              <w:rPr>
+                <w:color w:val="A02B93" w:themeColor="accent5"/>
+              </w:rPr>
+              <w:t>specific</w:t>
+            </w:r>
+          </w:p>
+          <w:p>
+            <w:pPr>
+              <w:pStyle w:val="ListParagraph"/>
+              <w:numPr>
+                <w:ilvl w:val="0"/>
+                <w:numId w:val="3"/>
+              </w:numPr>
+              <w:spacing w:before="240" w:after="160" w:line="360" w:lineRule="auto"/>
+              <w:rPr>
+                <w:b w:val="0"/>
+                <w:bCs w:val="0"/>
+              </w:rPr>
+            </w:pPr>
+            <w:r>
+              <w:rPr>
+                <w:b w:val="0"/>
+                <w:bCs w:val="0"/>
+              </w:rPr>
+              <w:t>a</w:t>
+            </w:r>
+            <w:r>
+              <w:rPr>
+                <w:b w:val="0"/>
+                <w:bCs w:val="0"/>
+              </w:rPr>
+              <w:t xml:space="preserve"> </w:t>
+            </w:r>
+            <w:r>
+              <w:t>tool</w:t>
+            </w:r>
+            <w:r>
+              <w:rPr>
+                <w:b w:val="0"/>
+                <w:bCs w:val="0"/>
+              </w:rPr>
+              <w:t xml:space="preserve"> that </w:t>
+            </w:r>
+            <w:r>
+              <w:t>helps</w:t>
+            </w:r>
+            <w:r>
+              <w:rPr>
+                <w:b w:val="0"/>
+                <w:bCs w:val="0"/>
+              </w:rPr>
+              <w:t xml:space="preserve"> one </w:t>
+            </w:r>
+            <w:r>
+              <w:t>hospital</w:t>
+            </w:r>
+            <w:r>
+              <w:rPr>
+                <w:b w:val="0"/>
+                <w:bCs w:val="0"/>
+              </w:rPr>
+              <w:t xml:space="preserve"> may </w:t>
+            </w:r>
+            <w:r>
+              <w:t>not</w:t>
+            </w:r>
+            <w:r>
+              <w:rPr>
+                <w:b w:val="0"/>
+                <w:bCs w:val="0"/>
+              </w:rPr>
+              <w:t xml:space="preserve"> help </w:t>
+            </w:r>
+            <w:r>
+              <w:t>another</w:t>
+            </w:r>
+          </w:p>
+          <w:p>
+            <w:pPr>
+              <w:pStyle w:val="ListParagraph"/>
+              <w:numPr>
+                <w:ilvl w:val="0"/>
+                <w:numId w:val="3"/>
+              </w:numPr>
+              <w:spacing w:before="240" w:line="360" w:lineRule="auto"/>
+              <w:rPr>
+                <w:b w:val="0"/>
+                <w:bCs w:val="0"/>
+                <w:color w:val="A02B93" w:themeColor="accent5"/>
+              </w:rPr>
+            </w:pPr>
+            <w:r>
+              <w:rPr>
+                <w:color w:val="A02B93" w:themeColor="accent5"/>
+              </w:rPr>
+              <w:t>AI</w:t>
+            </w:r>
+            <w:r>
+              <w:rPr>
+                <w:b w:val="0"/>
+                <w:bCs w:val="0"/>
+                <w:color w:val="A02B93" w:themeColor="accent5"/>
+              </w:rPr>
+              <w:t xml:space="preserve"> is </w:t>
+            </w:r>
+            <w:r>
+              <w:rPr>
+                <w:color w:val="A02B93" w:themeColor="accent5"/>
+              </w:rPr>
+              <w:t>not</w:t>
+            </w:r>
+            <w:r>
+              <w:rPr>
+                <w:b w:val="0"/>
+                <w:bCs w:val="0"/>
+                <w:color w:val="A02B93" w:themeColor="accent5"/>
+              </w:rPr>
+              <w:t xml:space="preserve"> always the </w:t>
+            </w:r>
+            <w:r>
+              <w:rPr>
+                <w:color w:val="A02B93" w:themeColor="accent5"/>
+              </w:rPr>
+              <w:t>best</w:t>
+            </w:r>
+            <w:r>
+              <w:rPr>
+                <w:b w:val="0"/>
+                <w:bCs w:val="0"/>
+                <w:color w:val="A02B93" w:themeColor="accent5"/>
+              </w:rPr>
+              <w:t xml:space="preserve"> answer</w:t>
+            </w:r>
+          </w:p>
+          <w:p>
+            <w:pPr>
+              <w:pStyle w:val="ListParagraph"/>
+              <w:numPr>
+                <w:ilvl w:val="0"/>
+                <w:numId w:val="3"/>
+              </w:numPr>
+              <w:spacing w:before="240" w:after="160" w:line="360" w:lineRule="auto"/>
+              <w:rPr>
+                <w:b w:val="0"/>
+                <w:bCs w:val="0"/>
+              </w:rPr>
+            </w:pPr>
+            <w:r>
+              <w:t>i</w:t>
+            </w:r>
+            <w:r>
+              <w:rPr>
+                <w:b w:val="0"/>
+                <w:bCs w:val="0"/>
+              </w:rPr>
+              <w:t xml:space="preserve">n some places, </w:t>
+            </w:r>
+            <w:r>
+              <w:t>simpler</w:t>
+            </w:r>
+            <w:r>
+              <w:rPr>
+                <w:b w:val="0"/>
+                <w:bCs w:val="0"/>
+              </w:rPr>
+              <w:t xml:space="preserve"> </w:t>
+            </w:r>
+            <w:r>
+              <w:t>tools</w:t>
+            </w:r>
+            <w:r>
+              <w:rPr>
+                <w:b w:val="0"/>
+                <w:bCs w:val="0"/>
+              </w:rPr>
+              <w:t xml:space="preserve"> like </w:t>
+            </w:r>
+            <w:r>
+              <w:t>scheduling</w:t>
+            </w:r>
+            <w:r>
+              <w:rPr>
+                <w:b w:val="0"/>
+                <w:bCs w:val="0"/>
+              </w:rPr>
+              <w:t xml:space="preserve"> or </w:t>
+            </w:r>
+            <w:r>
+              <w:t>follow</w:t>
+            </w:r>
+            <w:r>
+              <w:rPr>
+                <w:b w:val="0"/>
+                <w:bCs w:val="0"/>
+              </w:rPr>
+              <w:t>-</w:t>
+            </w:r>
+            <w:r>
+              <w:t>up</w:t>
+            </w:r>
+            <w:r>
+              <w:rPr>
+                <w:b w:val="0"/>
+                <w:bCs w:val="0"/>
+              </w:rPr>
+              <w:t xml:space="preserve"> systems may </w:t>
+            </w:r>
+            <w:r>
+              <w:t>create</w:t>
+            </w:r>
+            <w:r>
+              <w:rPr>
+                <w:b w:val="0"/>
+                <w:bCs w:val="0"/>
+              </w:rPr>
+              <w:t xml:space="preserve"> more </w:t>
+            </w:r>
+            <w:r>
+              <w:t>value</w:t>
+            </w:r>
+          </w:p>
+          <w:p>
+            <w:pPr>
+              <w:pStyle w:val="ListParagraph"/>
+              <w:numPr>
+                <w:ilvl w:val="0"/>
+                <w:numId w:val="3"/>
+              </w:numPr>
+              <w:spacing w:before="240" w:after="160" w:line="360" w:lineRule="auto"/>
+              <w:rPr>
+                <w:b w:val="0"/>
+                <w:bCs w:val="0"/>
+                <w:color w:val="A02B93" w:themeColor="accent5"/>
+              </w:rPr>
+            </w:pPr>
+            <w:r>
+              <w:rPr>
+                <w:color w:val="A02B93" w:themeColor="accent5"/>
+              </w:rPr>
+              <w:t>l</w:t>
+            </w:r>
+            <w:r>
+              <w:rPr>
+                <w:color w:val="A02B93" w:themeColor="accent5"/>
+              </w:rPr>
+              <w:t>eaders</w:t>
+            </w:r>
+            <w:r>
+              <w:rPr>
+                <w:b w:val="0"/>
+                <w:bCs w:val="0"/>
+                <w:color w:val="A02B93" w:themeColor="accent5"/>
+              </w:rPr>
+              <w:t xml:space="preserve"> should account for hidden </w:t>
+            </w:r>
+            <w:r>
+              <w:rPr>
+                <w:color w:val="A02B93" w:themeColor="accent5"/>
+              </w:rPr>
+              <w:t>costs</w:t>
+            </w:r>
+            <w:r>
+              <w:rPr>
+                <w:b w:val="0"/>
+                <w:bCs w:val="0"/>
+                <w:color w:val="A02B93" w:themeColor="accent5"/>
+              </w:rPr>
+              <w:t xml:space="preserve">, including </w:t>
+            </w:r>
+            <w:r>
+              <w:rPr>
+                <w:color w:val="A02B93" w:themeColor="accent5"/>
+              </w:rPr>
+              <w:t>staff</w:t>
+            </w:r>
+            <w:r>
+              <w:rPr>
+                <w:b w:val="0"/>
+                <w:bCs w:val="0"/>
+                <w:color w:val="A02B93" w:themeColor="accent5"/>
+              </w:rPr>
+              <w:t xml:space="preserve"> time, technical </w:t>
+            </w:r>
+            <w:r>
+              <w:rPr>
+                <w:color w:val="A02B93" w:themeColor="accent5"/>
+              </w:rPr>
+              <w:t>support</w:t>
+            </w:r>
+            <w:r>
+              <w:rPr>
+                <w:b w:val="0"/>
+                <w:bCs w:val="0"/>
+                <w:color w:val="A02B93" w:themeColor="accent5"/>
+              </w:rPr>
+              <w:t xml:space="preserve">, </w:t>
+            </w:r>
+            <w:r>
+              <w:rPr>
+                <w:color w:val="A02B93" w:themeColor="accent5"/>
+              </w:rPr>
+              <w:t>workflow</w:t>
+            </w:r>
+            <w:r>
+              <w:rPr>
+                <w:b w:val="0"/>
+                <w:bCs w:val="0"/>
+                <w:color w:val="A02B93" w:themeColor="accent5"/>
+              </w:rPr>
+              <w:t xml:space="preserve"> redesign, </w:t>
+            </w:r>
+            <w:r>
+              <w:rPr>
+                <w:color w:val="A02B93" w:themeColor="accent5"/>
+              </w:rPr>
+              <w:t>auditing</w:t>
+            </w:r>
+            <w:r>
+              <w:rPr>
+                <w:b w:val="0"/>
+                <w:bCs w:val="0"/>
+                <w:color w:val="A02B93" w:themeColor="accent5"/>
+              </w:rPr>
+              <w:t xml:space="preserve">, and </w:t>
+            </w:r>
+            <w:r>
+              <w:rPr>
+                <w:color w:val="A02B93" w:themeColor="accent5"/>
+              </w:rPr>
+              <w:t>training</w:t>
+            </w:r>
+          </w:p>
+          <w:p>
+            <w:pPr>
+              <w:pStyle w:val="ListParagraph"/>
+              <w:numPr>
+                <w:ilvl w:val="0"/>
+                <w:numId w:val="3"/>
+              </w:numPr>
+              <w:spacing w:before="240" w:after="160" w:line="360" w:lineRule="auto"/>
+              <w:rPr>
+                <w:b w:val="0"/>
+                <w:bCs w:val="0"/>
+              </w:rPr>
+            </w:pPr>
+            <w:r>
+              <w:rPr>
+                <w:b w:val="0"/>
+                <w:bCs w:val="0"/>
+              </w:rPr>
+              <w:t>n</w:t>
+            </w:r>
+            <w:r>
+              <w:rPr>
+                <w:b w:val="0"/>
+                <w:bCs w:val="0"/>
+              </w:rPr>
+              <w:t xml:space="preserve">ew </w:t>
+            </w:r>
+            <w:r>
+              <w:t>tools</w:t>
+            </w:r>
+            <w:r>
+              <w:rPr>
+                <w:b w:val="0"/>
+                <w:bCs w:val="0"/>
+              </w:rPr>
+              <w:t xml:space="preserve"> can also </w:t>
+            </w:r>
+            <w:r>
+              <w:t>create</w:t>
+            </w:r>
+            <w:r>
+              <w:rPr>
+                <w:b w:val="0"/>
+                <w:bCs w:val="0"/>
+              </w:rPr>
+              <w:t xml:space="preserve"> new </w:t>
+            </w:r>
+            <w:r>
+              <w:t>burdens</w:t>
+            </w:r>
+            <w:r>
+              <w:rPr>
+                <w:b w:val="0"/>
+                <w:bCs w:val="0"/>
+              </w:rPr>
+              <w:t xml:space="preserve">, such as </w:t>
+            </w:r>
+            <w:r>
+              <w:t>alert</w:t>
+            </w:r>
+            <w:r>
+              <w:rPr>
+                <w:b w:val="0"/>
+                <w:bCs w:val="0"/>
+              </w:rPr>
+              <w:t xml:space="preserve"> </w:t>
+            </w:r>
+            <w:r>
+              <w:t>fatigue</w:t>
+            </w:r>
+            <w:r>
+              <w:rPr>
+                <w:b w:val="0"/>
+                <w:bCs w:val="0"/>
+              </w:rPr>
+              <w:t xml:space="preserve"> and </w:t>
+            </w:r>
+            <w:r>
+              <w:t>extra</w:t>
+            </w:r>
+            <w:r>
+              <w:rPr>
+                <w:b w:val="0"/>
+                <w:bCs w:val="0"/>
+              </w:rPr>
+              <w:t xml:space="preserve"> data </w:t>
+            </w:r>
+            <w:r>
+              <w:t>review</w:t>
+            </w:r>
+          </w:p>
+          <w:p>
+            <w:pPr>
+              <w:pStyle w:val="ListParagraph"/>
+              <w:numPr>
+                <w:ilvl w:val="0"/>
+                <w:numId w:val="3"/>
+              </w:numPr>
+              <w:spacing w:before="240" w:after="160" w:line="360" w:lineRule="auto"/>
+              <w:rPr>
+                <w:b w:val="0"/>
+                <w:bCs w:val="0"/>
+                <w:color w:val="A02B93" w:themeColor="accent5"/>
+              </w:rPr>
+            </w:pPr>
+            <w:r>
+              <w:rPr>
+                <w:b w:val="0"/>
+                <w:bCs w:val="0"/>
+                <w:color w:val="A02B93" w:themeColor="accent5"/>
+              </w:rPr>
+              <w:t>t</w:t>
+            </w:r>
+            <w:r>
+              <w:rPr>
+                <w:b w:val="0"/>
+                <w:bCs w:val="0"/>
+                <w:color w:val="A02B93" w:themeColor="accent5"/>
+              </w:rPr>
+              <w:t xml:space="preserve">he article </w:t>
+            </w:r>
+            <w:r>
+              <w:rPr>
+                <w:color w:val="A02B93" w:themeColor="accent5"/>
+              </w:rPr>
+              <w:t>recommends</w:t>
+            </w:r>
+            <w:r>
+              <w:rPr>
+                <w:b w:val="0"/>
+                <w:bCs w:val="0"/>
+                <w:color w:val="A02B93" w:themeColor="accent5"/>
+              </w:rPr>
+              <w:t xml:space="preserve"> longer </w:t>
+            </w:r>
+            <w:r>
+              <w:rPr>
+                <w:color w:val="A02B93" w:themeColor="accent5"/>
+              </w:rPr>
+              <w:t>pilots</w:t>
+            </w:r>
+            <w:r>
+              <w:rPr>
+                <w:b w:val="0"/>
+                <w:bCs w:val="0"/>
+                <w:color w:val="A02B93" w:themeColor="accent5"/>
+              </w:rPr>
+              <w:t xml:space="preserve">, often </w:t>
+            </w:r>
+            <w:r>
+              <w:rPr>
+                <w:color w:val="A02B93" w:themeColor="accent5"/>
+              </w:rPr>
+              <w:t>6</w:t>
+            </w:r>
+            <w:r>
+              <w:rPr>
+                <w:b w:val="0"/>
+                <w:bCs w:val="0"/>
+                <w:color w:val="A02B93" w:themeColor="accent5"/>
+              </w:rPr>
+              <w:t xml:space="preserve"> to </w:t>
+            </w:r>
+            <w:r>
+              <w:rPr>
+                <w:color w:val="A02B93" w:themeColor="accent5"/>
+              </w:rPr>
+              <w:t>12</w:t>
+            </w:r>
+            <w:r>
+              <w:rPr>
+                <w:b w:val="0"/>
+                <w:bCs w:val="0"/>
+                <w:color w:val="A02B93" w:themeColor="accent5"/>
+              </w:rPr>
+              <w:t xml:space="preserve"> </w:t>
+            </w:r>
+            <w:r>
+              <w:rPr>
+                <w:color w:val="A02B93" w:themeColor="accent5"/>
+              </w:rPr>
+              <w:t>months</w:t>
+            </w:r>
+            <w:r>
+              <w:rPr>
+                <w:b w:val="0"/>
+                <w:bCs w:val="0"/>
+                <w:color w:val="A02B93" w:themeColor="accent5"/>
+              </w:rPr>
+              <w:t xml:space="preserve">, because </w:t>
+            </w:r>
+            <w:r>
+              <w:rPr>
+                <w:color w:val="A02B93" w:themeColor="accent5"/>
+              </w:rPr>
+              <w:t>short</w:t>
+            </w:r>
+            <w:r>
+              <w:rPr>
+                <w:b w:val="0"/>
+                <w:bCs w:val="0"/>
+                <w:color w:val="A02B93" w:themeColor="accent5"/>
+              </w:rPr>
+              <w:t xml:space="preserve"> </w:t>
+            </w:r>
+            <w:r>
+              <w:rPr>
+                <w:color w:val="A02B93" w:themeColor="accent5"/>
+              </w:rPr>
+              <w:t>trials</w:t>
+            </w:r>
+            <w:r>
+              <w:rPr>
+                <w:b w:val="0"/>
+                <w:bCs w:val="0"/>
+                <w:color w:val="A02B93" w:themeColor="accent5"/>
+              </w:rPr>
+              <w:t xml:space="preserve"> may </w:t>
+            </w:r>
+            <w:r>
+              <w:rPr>
+                <w:color w:val="A02B93" w:themeColor="accent5"/>
+              </w:rPr>
+              <w:t>miss</w:t>
+            </w:r>
+            <w:r>
+              <w:rPr>
+                <w:b w:val="0"/>
+                <w:bCs w:val="0"/>
+                <w:color w:val="A02B93" w:themeColor="accent5"/>
+              </w:rPr>
+              <w:t xml:space="preserve"> the real long-term </w:t>
+            </w:r>
+            <w:r>
+              <w:rPr>
+                <w:color w:val="A02B93" w:themeColor="accent5"/>
+              </w:rPr>
+              <w:t>impact</w:t>
+            </w:r>
+          </w:p>
+          <w:p>
+            <w:pPr>
+              <w:pStyle w:val="ListParagraph"/>
+              <w:numPr>
+                <w:ilvl w:val="0"/>
+                <w:numId w:val="3"/>
+              </w:numPr>
+              <w:spacing w:before="240" w:line="360" w:lineRule="auto"/>
+              <w:rPr>
+                <w:b w:val="0"/>
+                <w:bCs w:val="0"/>
+                <w:color w:val="A02B93" w:themeColor="accent5"/>
+              </w:rPr>
+            </w:pPr>
+            <w:r>
+              <w:rPr>
+                <w:b w:val="0"/>
+                <w:bCs w:val="0"/>
+                <w:color w:val="A02B93" w:themeColor="accent5"/>
+              </w:rPr>
+              <w:lastRenderedPageBreak/>
+              <w:t>a</w:t>
+            </w:r>
+            <w:r>
+              <w:rPr>
+                <w:b w:val="0"/>
+                <w:bCs w:val="0"/>
+                <w:color w:val="A02B93" w:themeColor="accent5"/>
+              </w:rPr>
+              <w:t xml:space="preserve"> key </w:t>
+            </w:r>
+            <w:r>
+              <w:rPr>
+                <w:color w:val="A02B93" w:themeColor="accent5"/>
+              </w:rPr>
+              <w:t>theme</w:t>
+            </w:r>
+            <w:r>
+              <w:rPr>
+                <w:b w:val="0"/>
+                <w:bCs w:val="0"/>
+                <w:color w:val="A02B93" w:themeColor="accent5"/>
+              </w:rPr>
+              <w:t xml:space="preserve"> is that </w:t>
+            </w:r>
+            <w:r>
+              <w:rPr>
+                <w:color w:val="A02B93" w:themeColor="accent5"/>
+              </w:rPr>
+              <w:t>organizations</w:t>
+            </w:r>
+            <w:r>
+              <w:rPr>
+                <w:b w:val="0"/>
+                <w:bCs w:val="0"/>
+                <w:color w:val="A02B93" w:themeColor="accent5"/>
+              </w:rPr>
+              <w:t xml:space="preserve"> must </w:t>
+            </w:r>
+            <w:r>
+              <w:rPr>
+                <w:color w:val="A02B93" w:themeColor="accent5"/>
+              </w:rPr>
+              <w:t>measure</w:t>
+            </w:r>
+            <w:r>
+              <w:rPr>
+                <w:b w:val="0"/>
+                <w:bCs w:val="0"/>
+                <w:color w:val="A02B93" w:themeColor="accent5"/>
+              </w:rPr>
+              <w:t xml:space="preserve"> whether the promised </w:t>
+            </w:r>
+            <w:r>
+              <w:rPr>
+                <w:color w:val="A02B93" w:themeColor="accent5"/>
+              </w:rPr>
+              <w:t>value</w:t>
+            </w:r>
+            <w:r>
+              <w:rPr>
+                <w:b w:val="0"/>
+                <w:bCs w:val="0"/>
+                <w:color w:val="A02B93" w:themeColor="accent5"/>
+              </w:rPr>
+              <w:t xml:space="preserve"> actually appears </w:t>
+            </w:r>
+            <w:r>
+              <w:rPr>
+                <w:color w:val="A02B93" w:themeColor="accent5"/>
+              </w:rPr>
+              <w:t>after</w:t>
+            </w:r>
+            <w:r>
+              <w:rPr>
+                <w:b w:val="0"/>
+                <w:bCs w:val="0"/>
+                <w:color w:val="A02B93" w:themeColor="accent5"/>
+              </w:rPr>
+              <w:t xml:space="preserve"> </w:t>
+            </w:r>
+            <w:r>
+              <w:rPr>
+                <w:color w:val="A02B93" w:themeColor="accent5"/>
+              </w:rPr>
+              <w:t>deployment</w:t>
+            </w:r>
+            <w:r>
+              <w:rPr>
+                <w:b w:val="0"/>
+                <w:bCs w:val="0"/>
+                <w:color w:val="A02B93" w:themeColor="accent5"/>
+              </w:rPr>
+              <w:t xml:space="preserve">, </w:t>
+            </w:r>
+            <w:r>
+              <w:rPr>
+                <w:color w:val="A02B93" w:themeColor="accent5"/>
+              </w:rPr>
+              <w:t>not</w:t>
+            </w:r>
+            <w:r>
+              <w:rPr>
+                <w:b w:val="0"/>
+                <w:bCs w:val="0"/>
+                <w:color w:val="A02B93" w:themeColor="accent5"/>
+              </w:rPr>
+              <w:t xml:space="preserve"> just </w:t>
+            </w:r>
+            <w:r>
+              <w:rPr>
+                <w:color w:val="A02B93" w:themeColor="accent5"/>
+              </w:rPr>
+              <w:t>assume</w:t>
+            </w:r>
+            <w:r>
+              <w:rPr>
+                <w:b w:val="0"/>
+                <w:bCs w:val="0"/>
+                <w:color w:val="A02B93" w:themeColor="accent5"/>
+              </w:rPr>
+              <w:t xml:space="preserve"> it will</w:t>
+            </w:r>
+          </w:p>
+          <w:p>
+            <w:pPr>
+              <w:spacing w:line="360" w:lineRule="auto"/>
+              <w:rPr>
+                <w:color w:val="A02B93" w:themeColor="accent5"/>
+              </w:rPr>
+            </w:pPr>
+          </w:p>
+        </w:tc>
+      </w:tr>
+      <w:tr>
+        <w:trPr>
+          <w:trHeight w:val="368"/>
+        </w:trPr>
+        <w:tc>
+          <w:tcPr>
+            <w:cnfStyle w:val="001000000000" w:firstRow="0" w:lastRow="0" w:firstColumn="1" w:lastColumn="0" w:oddVBand="0" w:evenVBand="0" w:oddHBand="0" w:evenHBand="0" w:firstRowFirstColumn="0" w:firstRowLastColumn="0" w:lastRowFirstColumn="0" w:lastRowLastColumn="0"/>
+            <w:tcW w:w="9825" w:type="dxa"/>
+            <w:shd w:val="clear" w:color="auto" w:fill="83CAEB" w:themeFill="accent1" w:themeFillTint="66"/>
+          </w:tcPr>
+          <w:p>
+            <w:pPr>
+              <w:spacing w:line="276" w:lineRule="auto"/>
+              <w:rPr>
+                <w:color w:val="A02B93" w:themeColor="accent5"/>
+              </w:rPr>
+            </w:pPr>
+          </w:p>
+        </w:tc>
+      </w:tr>
+    </w:tbl>
+    <w:p>
+      <w:pPr>
+        <w:spacing w:line="276" w:lineRule="auto"/>
+      </w:pPr>
+    </w:p>
     <w:sectPr>
-      <w:headerReference w:type="default" r:id="rId14"/>
+      <w:headerReference w:type="default" r:id="rId19"/>
       <w:pgSz w:w="12240" w:h="15840"/>
       <w:pgMar w:top="1440" w:right="1440" w:bottom="1440" w:left="1440" w:header="720" w:footer="720" w:gutter="0"/>
       <w:cols w:space="720"/>
@@ -11035,6 +16264,119 @@
     </w:lvl>
   </w:abstractNum>
   <w:abstractNum w:abstractNumId="19" w15:restartNumberingAfterBreak="0">
+    <w:nsid w:val="48C147AE"/>
+    <w:multiLevelType w:val="hybridMultilevel"/>
+    <w:tmpl w:val="5634672E"/>
+    <w:lvl w:ilvl="0" w:tplc="04090001">
+      <w:start w:val="1"/>
+      <w:numFmt w:val="bullet"/>
+      <w:lvlText w:val=""/>
+      <w:lvlJc w:val="left"/>
+      <w:pPr>
+        <w:ind w:left="360" w:hanging="360"/>
+      </w:pPr>
+      <w:rPr>
+        <w:rFonts w:ascii="Symbol" w:hAnsi="Symbol" w:hint="default"/>
+      </w:rPr>
+    </w:lvl>
+    <w:lvl w:ilvl="1" w:tplc="04090003">
+      <w:start w:val="1"/>
+      <w:numFmt w:val="bullet"/>
+      <w:lvlText w:val="o"/>
+      <w:lvlJc w:val="left"/>
+      <w:pPr>
+        <w:ind w:left="1080" w:hanging="360"/>
+      </w:pPr>
+      <w:rPr>
+        <w:rFonts w:ascii="Courier New" w:hAnsi="Courier New" w:cs="Courier New" w:hint="default"/>
+      </w:rPr>
+    </w:lvl>
+    <w:lvl w:ilvl="2" w:tplc="04090005" w:tentative="1">
+      <w:start w:val="1"/>
+      <w:numFmt w:val="bullet"/>
+      <w:lvlText w:val=""/>
+      <w:lvlJc w:val="left"/>
+      <w:pPr>
+        <w:ind w:left="1800" w:hanging="360"/>
+      </w:pPr>
+      <w:rPr>
+        <w:rFonts w:ascii="Wingdings" w:hAnsi="Wingdings" w:hint="default"/>
+      </w:rPr>
+    </w:lvl>
+    <w:lvl w:ilvl="3" w:tplc="04090001" w:tentative="1">
+      <w:start w:val="1"/>
+      <w:numFmt w:val="bullet"/>
+      <w:lvlText w:val=""/>
+      <w:lvlJc w:val="left"/>
+      <w:pPr>
+        <w:ind w:left="2520" w:hanging="360"/>
+      </w:pPr>
+      <w:rPr>
+        <w:rFonts w:ascii="Symbol" w:hAnsi="Symbol" w:hint="default"/>
+      </w:rPr>
+    </w:lvl>
+    <w:lvl w:ilvl="4" w:tplc="04090003" w:tentative="1">
+      <w:start w:val="1"/>
+      <w:numFmt w:val="bullet"/>
+      <w:lvlText w:val="o"/>
+      <w:lvlJc w:val="left"/>
+      <w:pPr>
+        <w:ind w:left="3240" w:hanging="360"/>
+      </w:pPr>
+      <w:rPr>
+        <w:rFonts w:ascii="Courier New" w:hAnsi="Courier New" w:cs="Courier New" w:hint="default"/>
+      </w:rPr>
+    </w:lvl>
+    <w:lvl w:ilvl="5" w:tplc="04090005" w:tentative="1">
+      <w:start w:val="1"/>
+      <w:numFmt w:val="bullet"/>
+      <w:lvlText w:val=""/>
+      <w:lvlJc w:val="left"/>
+      <w:pPr>
+        <w:ind w:left="3960" w:hanging="360"/>
+      </w:pPr>
+      <w:rPr>
+        <w:rFonts w:ascii="Wingdings" w:hAnsi="Wingdings" w:hint="default"/>
+      </w:rPr>
+    </w:lvl>
+    <w:lvl w:ilvl="6" w:tplc="04090001" w:tentative="1">
+      <w:start w:val="1"/>
+      <w:numFmt w:val="bullet"/>
+      <w:lvlText w:val=""/>
+      <w:lvlJc w:val="left"/>
+      <w:pPr>
+        <w:ind w:left="4680" w:hanging="360"/>
+      </w:pPr>
+      <w:rPr>
+        <w:rFonts w:ascii="Symbol" w:hAnsi="Symbol" w:hint="default"/>
+      </w:rPr>
+    </w:lvl>
+    <w:lvl w:ilvl="7" w:tplc="04090003" w:tentative="1">
+      <w:start w:val="1"/>
+      <w:numFmt w:val="bullet"/>
+      <w:lvlText w:val="o"/>
+      <w:lvlJc w:val="left"/>
+      <w:pPr>
+        <w:ind w:left="5400" w:hanging="360"/>
+      </w:pPr>
+      <w:rPr>
+        <w:rFonts w:ascii="Courier New" w:hAnsi="Courier New" w:cs="Courier New" w:hint="default"/>
+      </w:rPr>
+    </w:lvl>
+    <w:lvl w:ilvl="8" w:tplc="04090005" w:tentative="1">
+      <w:start w:val="1"/>
+      <w:numFmt w:val="bullet"/>
+      <w:lvlText w:val=""/>
+      <w:lvlJc w:val="left"/>
+      <w:pPr>
+        <w:ind w:left="6120" w:hanging="360"/>
+      </w:pPr>
+      <w:rPr>
+        <w:rFonts w:ascii="Wingdings" w:hAnsi="Wingdings" w:hint="default"/>
+      </w:rPr>
+    </w:lvl>
+  </w:abstractNum>
+  <w:abstractNum w:abstractNumId="20" w15:restartNumberingAfterBreak="0">
     <w:nsid w:val="4E2C3EA1"/>
     <w:multiLevelType w:val="multilevel"/>
     <w:tmpl w:val="DFCAF148"/>
@@ -11183,7 +16525,7 @@
       </w:rPr>
     </w:lvl>
   </w:abstractNum>
-  <w:abstractNum w:abstractNumId="20" w15:restartNumberingAfterBreak="0">
+  <w:abstractNum w:abstractNumId="21" w15:restartNumberingAfterBreak="0">
     <w:nsid w:val="5C0D3284"/>
     <w:multiLevelType w:val="multilevel"/>
     <w:tmpl w:val="76700146"/>
@@ -11332,7 +16674,7 @@
       </w:rPr>
     </w:lvl>
   </w:abstractNum>
-  <w:abstractNum w:abstractNumId="21" w15:restartNumberingAfterBreak="0">
+  <w:abstractNum w:abstractNumId="22" w15:restartNumberingAfterBreak="0">
     <w:nsid w:val="5C2549CE"/>
     <w:multiLevelType w:val="multilevel"/>
     <w:tmpl w:val="49941420"/>
@@ -11481,7 +16823,7 @@
       </w:rPr>
     </w:lvl>
   </w:abstractNum>
-  <w:abstractNum w:abstractNumId="22" w15:restartNumberingAfterBreak="0">
+  <w:abstractNum w:abstractNumId="23" w15:restartNumberingAfterBreak="0">
     <w:nsid w:val="65F81622"/>
     <w:multiLevelType w:val="multilevel"/>
     <w:tmpl w:val="7FC667A6"/>
@@ -11630,7 +16972,7 @@
       </w:rPr>
     </w:lvl>
   </w:abstractNum>
-  <w:abstractNum w:abstractNumId="23" w15:restartNumberingAfterBreak="0">
+  <w:abstractNum w:abstractNumId="24" w15:restartNumberingAfterBreak="0">
     <w:nsid w:val="668A7BFC"/>
     <w:multiLevelType w:val="multilevel"/>
     <w:tmpl w:val="980A66C0"/>
@@ -11779,7 +17121,7 @@
       </w:rPr>
     </w:lvl>
   </w:abstractNum>
-  <w:abstractNum w:abstractNumId="24" w15:restartNumberingAfterBreak="0">
+  <w:abstractNum w:abstractNumId="25" w15:restartNumberingAfterBreak="0">
     <w:nsid w:val="6B5A173A"/>
     <w:multiLevelType w:val="multilevel"/>
     <w:tmpl w:val="A0267A88"/>
@@ -11928,7 +17270,7 @@
       </w:rPr>
     </w:lvl>
   </w:abstractNum>
-  <w:abstractNum w:abstractNumId="25" w15:restartNumberingAfterBreak="0">
+  <w:abstractNum w:abstractNumId="26" w15:restartNumberingAfterBreak="0">
     <w:nsid w:val="6C637256"/>
     <w:multiLevelType w:val="multilevel"/>
     <w:tmpl w:val="60D8996C"/>
@@ -12077,7 +17419,156 @@
       </w:rPr>
     </w:lvl>
   </w:abstractNum>
-  <w:abstractNum w:abstractNumId="26" w15:restartNumberingAfterBreak="0">
+  <w:abstractNum w:abstractNumId="27" w15:restartNumberingAfterBreak="0">
+    <w:nsid w:val="6E8F2957"/>
+    <w:multiLevelType w:val="multilevel"/>
+    <w:tmpl w:val="6E10F272"/>
+    <w:lvl w:ilvl="0">
+      <w:start w:val="1"/>
+      <w:numFmt w:val="bullet"/>
+      <w:lvlText w:val=""/>
+      <w:lvlJc w:val="left"/>
+      <w:pPr>
+        <w:tabs>
+          <w:tab w:val="num" w:pos="720"/>
+        </w:tabs>
+        <w:ind w:left="720" w:hanging="360"/>
+      </w:pPr>
+      <w:rPr>
+        <w:rFonts w:ascii="Symbol" w:hAnsi="Symbol" w:hint="default"/>
+        <w:sz w:val="20"/>
+      </w:rPr>
+    </w:lvl>
+    <w:lvl w:ilvl="1" w:tentative="1">
+      <w:start w:val="1"/>
+      <w:numFmt w:val="bullet"/>
+      <w:lvlText w:val="o"/>
+      <w:lvlJc w:val="left"/>
+      <w:pPr>
+        <w:tabs>
+          <w:tab w:val="num" w:pos="1440"/>
+        </w:tabs>
+        <w:ind w:left="1440" w:hanging="360"/>
+      </w:pPr>
+      <w:rPr>
+        <w:rFonts w:ascii="Courier New" w:hAnsi="Courier New" w:hint="default"/>
+        <w:sz w:val="20"/>
+      </w:rPr>
+    </w:lvl>
+    <w:lvl w:ilvl="2" w:tentative="1">
+      <w:start w:val="1"/>
+      <w:numFmt w:val="bullet"/>
+      <w:lvlText w:val=""/>
+      <w:lvlJc w:val="left"/>
+      <w:pPr>
+        <w:tabs>
+          <w:tab w:val="num" w:pos="2160"/>
+        </w:tabs>
+        <w:ind w:left="2160" w:hanging="360"/>
+      </w:pPr>
+      <w:rPr>
+        <w:rFonts w:ascii="Wingdings" w:hAnsi="Wingdings" w:hint="default"/>
+        <w:sz w:val="20"/>
+      </w:rPr>
+    </w:lvl>
+    <w:lvl w:ilvl="3" w:tentative="1">
+      <w:start w:val="1"/>
+      <w:numFmt w:val="bullet"/>
+      <w:lvlText w:val=""/>
+      <w:lvlJc w:val="left"/>
+      <w:pPr>
+        <w:tabs>
+          <w:tab w:val="num" w:pos="2880"/>
+        </w:tabs>
+        <w:ind w:left="2880" w:hanging="360"/>
+      </w:pPr>
+      <w:rPr>
+        <w:rFonts w:ascii="Wingdings" w:hAnsi="Wingdings" w:hint="default"/>
+        <w:sz w:val="20"/>
+      </w:rPr>
+    </w:lvl>
+    <w:lvl w:ilvl="4" w:tentative="1">
+      <w:start w:val="1"/>
+      <w:numFmt w:val="bullet"/>
+      <w:lvlText w:val=""/>
+      <w:lvlJc w:val="left"/>
+      <w:pPr>
+        <w:tabs>
+          <w:tab w:val="num" w:pos="3600"/>
+        </w:tabs>
+        <w:ind w:left="3600" w:hanging="360"/>
+      </w:pPr>
+      <w:rPr>
+        <w:rFonts w:ascii="Wingdings" w:hAnsi="Wingdings" w:hint="default"/>
+        <w:sz w:val="20"/>
+      </w:rPr>
+    </w:lvl>
+    <w:lvl w:ilvl="5" w:tentative="1">
+      <w:start w:val="1"/>
+      <w:numFmt w:val="bullet"/>
+      <w:lvlText w:val=""/>
+      <w:lvlJc w:val="left"/>
+      <w:pPr>
+        <w:tabs>
+          <w:tab w:val="num" w:pos="4320"/>
+        </w:tabs>
+        <w:ind w:left="4320" w:hanging="360"/>
+      </w:pPr>
+      <w:rPr>
+        <w:rFonts w:ascii="Wingdings" w:hAnsi="Wingdings" w:hint="default"/>
+        <w:sz w:val="20"/>
+      </w:rPr>
+    </w:lvl>
+    <w:lvl w:ilvl="6" w:tentative="1">
+      <w:start w:val="1"/>
+      <w:numFmt w:val="bullet"/>
+      <w:lvlText w:val=""/>
+      <w:lvlJc w:val="left"/>
+      <w:pPr>
+        <w:tabs>
+          <w:tab w:val="num" w:pos="5040"/>
+        </w:tabs>
+        <w:ind w:left="5040" w:hanging="360"/>
+      </w:pPr>
+      <w:rPr>
+        <w:rFonts w:ascii="Wingdings" w:hAnsi="Wingdings" w:hint="default"/>
+        <w:sz w:val="20"/>
+      </w:rPr>
+    </w:lvl>
+    <w:lvl w:ilvl="7" w:tentative="1">
+      <w:start w:val="1"/>
+      <w:numFmt w:val="bullet"/>
+      <w:lvlText w:val=""/>
+      <w:lvlJc w:val="left"/>
+      <w:pPr>
+        <w:tabs>
+          <w:tab w:val="num" w:pos="5760"/>
+        </w:tabs>
+        <w:ind w:left="5760" w:hanging="360"/>
+      </w:pPr>
+      <w:rPr>
+        <w:rFonts w:ascii="Wingdings" w:hAnsi="Wingdings" w:hint="default"/>
+        <w:sz w:val="20"/>
+      </w:rPr>
+    </w:lvl>
+    <w:lvl w:ilvl="8" w:tentative="1">
+      <w:start w:val="1"/>
+      <w:numFmt w:val="bullet"/>
+      <w:lvlText w:val=""/>
+      <w:lvlJc w:val="left"/>
+      <w:pPr>
+        <w:tabs>
+          <w:tab w:val="num" w:pos="6480"/>
+        </w:tabs>
+        <w:ind w:left="6480" w:hanging="360"/>
+      </w:pPr>
+      <w:rPr>
+        <w:rFonts w:ascii="Wingdings" w:hAnsi="Wingdings" w:hint="default"/>
+        <w:sz w:val="20"/>
+      </w:rPr>
+    </w:lvl>
+  </w:abstractNum>
+  <w:abstractNum w:abstractNumId="28" w15:restartNumberingAfterBreak="0">
     <w:nsid w:val="72795126"/>
     <w:multiLevelType w:val="multilevel"/>
     <w:tmpl w:val="E34A45B4"/>
@@ -12226,7 +17717,7 @@
       </w:rPr>
     </w:lvl>
   </w:abstractNum>
-  <w:abstractNum w:abstractNumId="27" w15:restartNumberingAfterBreak="0">
+  <w:abstractNum w:abstractNumId="29" w15:restartNumberingAfterBreak="0">
     <w:nsid w:val="75E409FF"/>
     <w:multiLevelType w:val="multilevel"/>
     <w:tmpl w:val="38185294"/>
@@ -12375,7 +17866,7 @@
       </w:rPr>
     </w:lvl>
   </w:abstractNum>
-  <w:abstractNum w:abstractNumId="28" w15:restartNumberingAfterBreak="0">
+  <w:abstractNum w:abstractNumId="30" w15:restartNumberingAfterBreak="0">
     <w:nsid w:val="79563282"/>
     <w:multiLevelType w:val="multilevel"/>
     <w:tmpl w:val="BEA450E2"/>
@@ -12524,7 +18015,7 @@
       </w:rPr>
     </w:lvl>
   </w:abstractNum>
-  <w:abstractNum w:abstractNumId="29" w15:restartNumberingAfterBreak="0">
+  <w:abstractNum w:abstractNumId="31" w15:restartNumberingAfterBreak="0">
     <w:nsid w:val="7C203807"/>
     <w:multiLevelType w:val="multilevel"/>
     <w:tmpl w:val="6AB41ADE"/>
@@ -12683,7 +18174,7 @@
     <w:abstractNumId w:val="10"/>
   </w:num>
   <w:num w:numId="4" w16cid:durableId="928926441">
-    <w:abstractNumId w:val="28"/>
+    <w:abstractNumId w:val="30"/>
   </w:num>
   <w:num w:numId="5" w16cid:durableId="1595556909">
     <w:abstractNumId w:val="0"/>
@@ -12692,7 +18183,7 @@
     <w:abstractNumId w:val="7"/>
   </w:num>
   <w:num w:numId="7" w16cid:durableId="583149747">
-    <w:abstractNumId w:val="24"/>
+    <w:abstractNumId w:val="25"/>
   </w:num>
   <w:num w:numId="8" w16cid:durableId="920218842">
     <w:abstractNumId w:val="16"/>
@@ -12701,7 +18192,7 @@
     <w:abstractNumId w:val="4"/>
   </w:num>
   <w:num w:numId="10" w16cid:durableId="881795746">
-    <w:abstractNumId w:val="26"/>
+    <w:abstractNumId w:val="28"/>
   </w:num>
   <w:num w:numId="11" w16cid:durableId="386153553">
     <w:abstractNumId w:val="14"/>
@@ -12710,22 +18201,22 @@
     <w:abstractNumId w:val="8"/>
   </w:num>
   <w:num w:numId="13" w16cid:durableId="1229614462">
-    <w:abstractNumId w:val="27"/>
+    <w:abstractNumId w:val="29"/>
   </w:num>
   <w:num w:numId="14" w16cid:durableId="454834388">
-    <w:abstractNumId w:val="25"/>
+    <w:abstractNumId w:val="26"/>
   </w:num>
   <w:num w:numId="15" w16cid:durableId="1425833442">
-    <w:abstractNumId w:val="22"/>
+    <w:abstractNumId w:val="23"/>
   </w:num>
   <w:num w:numId="16" w16cid:durableId="2081948951">
-    <w:abstractNumId w:val="19"/>
+    <w:abstractNumId w:val="20"/>
   </w:num>
   <w:num w:numId="17" w16cid:durableId="515582380">
     <w:abstractNumId w:val="9"/>
   </w:num>
   <w:num w:numId="18" w16cid:durableId="716903096">
-    <w:abstractNumId w:val="23"/>
+    <w:abstractNumId w:val="24"/>
   </w:num>
   <w:num w:numId="19" w16cid:durableId="1017197782">
     <w:abstractNumId w:val="18"/>
@@ -12740,7 +18231,7 @@
     <w:abstractNumId w:val="17"/>
   </w:num>
   <w:num w:numId="23" w16cid:durableId="1023900357">
-    <w:abstractNumId w:val="21"/>
+    <w:abstractNumId w:val="22"/>
   </w:num>
   <w:num w:numId="24" w16cid:durableId="1588270012">
     <w:abstractNumId w:val="13"/>
@@ -12749,10 +18240,10 @@
     <w:abstractNumId w:val="1"/>
   </w:num>
   <w:num w:numId="26" w16cid:durableId="728460898">
-    <w:abstractNumId w:val="20"/>
+    <w:abstractNumId w:val="21"/>
   </w:num>
   <w:num w:numId="27" w16cid:durableId="543063117">
-    <w:abstractNumId w:val="29"/>
+    <w:abstractNumId w:val="31"/>
   </w:num>
   <w:num w:numId="28" w16cid:durableId="1453211916">
     <w:abstractNumId w:val="11"/>
@@ -12762,6 +18253,12 @@
   </w:num>
   <w:num w:numId="30" w16cid:durableId="1692993073">
     <w:abstractNumId w:val="12"/>
+  </w:num>
+  <w:num w:numId="31" w16cid:durableId="1433284513">
+    <w:abstractNumId w:val="27"/>
+  </w:num>
+  <w:num w:numId="32" w16cid:durableId="1877573141">
+    <w:abstractNumId w:val="19"/>
   </w:num>
 </w:numbering>
 </file>
@@ -13166,7 +18663,7 @@
   <w:style w:type="paragraph" w:default="1" w:styleId="Normal">
     <w:name w:val="Normal"/>
     <w:qFormat/>
-    <w:rsid w:val="00342A67"/>
+    <w:rsid w:val="0030158A"/>
   </w:style>
   <w:style w:type="paragraph" w:styleId="Heading1">
     <w:name w:val="heading 1"/>
